--- a/Моделювання систем/лаб14/Horetskyi_lab14.docx
+++ b/Моделювання систем/лаб14/Horetskyi_lab14.docx
@@ -285,7 +285,48 @@
         <w:t>Умова завдання</w:t>
       </w:r>
     </w:p>
-    <w:p/>
+    <w:p>
+      <w:r>
+        <w:rPr>
+          <w:noProof/>
+        </w:rPr>
+        <w:drawing>
+          <wp:inline distT="0" distB="0" distL="0" distR="0" wp14:anchorId="710426F6" wp14:editId="47579DC8">
+            <wp:extent cx="5238750" cy="3067050"/>
+            <wp:effectExtent l="0" t="0" r="0" b="0"/>
+            <wp:docPr id="3" name="Рисунок 3"/>
+            <wp:cNvGraphicFramePr>
+              <a:graphicFrameLocks xmlns:a="http://schemas.openxmlformats.org/drawingml/2006/main" noChangeAspect="1"/>
+            </wp:cNvGraphicFramePr>
+            <a:graphic xmlns:a="http://schemas.openxmlformats.org/drawingml/2006/main">
+              <a:graphicData uri="http://schemas.openxmlformats.org/drawingml/2006/picture">
+                <pic:pic xmlns:pic="http://schemas.openxmlformats.org/drawingml/2006/picture">
+                  <pic:nvPicPr>
+                    <pic:cNvPr id="1" name=""/>
+                    <pic:cNvPicPr/>
+                  </pic:nvPicPr>
+                  <pic:blipFill>
+                    <a:blip r:embed="rId4"/>
+                    <a:stretch>
+                      <a:fillRect/>
+                    </a:stretch>
+                  </pic:blipFill>
+                  <pic:spPr>
+                    <a:xfrm>
+                      <a:off x="0" y="0"/>
+                      <a:ext cx="5238750" cy="3067050"/>
+                    </a:xfrm>
+                    <a:prstGeom prst="rect">
+                      <a:avLst/>
+                    </a:prstGeom>
+                  </pic:spPr>
+                </pic:pic>
+              </a:graphicData>
+            </a:graphic>
+          </wp:inline>
+        </w:drawing>
+      </w:r>
+    </w:p>
     <w:p>
       <w:pPr>
         <w:pStyle w:val="4"/>
@@ -309,8 +350,1424 @@
     </w:p>
     <w:p>
       <w:pPr>
-        <w:rPr>
-          <w:lang w:val="ru-RU"/>
+        <w:spacing w:line="240" w:lineRule="auto"/>
+        <w:rPr>
+          <w:rFonts w:ascii="Consolas" w:eastAsia="Times New Roman" w:hAnsi="Consolas" w:cs="Times New Roman"/>
+          <w:sz w:val="20"/>
+          <w:szCs w:val="20"/>
+          <w:lang w:val="uk-UA"/>
+        </w:rPr>
+      </w:pPr>
+      <w:r>
+        <w:rPr>
+          <w:rFonts w:ascii="Consolas" w:eastAsia="Times New Roman" w:hAnsi="Consolas" w:cs="Times New Roman"/>
+          <w:color w:val="008013"/>
+          <w:sz w:val="20"/>
+          <w:szCs w:val="20"/>
+          <w:lang w:val="uk-UA"/>
+        </w:rPr>
+        <w:t>%-коефіцієнти цільової функції (прибуток, *</w:t>
+      </w:r>
+      <w:proofErr w:type="spellStart"/>
+      <w:r>
+        <w:rPr>
+          <w:rFonts w:ascii="Consolas" w:eastAsia="Times New Roman" w:hAnsi="Consolas" w:cs="Times New Roman"/>
+          <w:color w:val="008013"/>
+          <w:sz w:val="20"/>
+          <w:szCs w:val="20"/>
+          <w:lang w:val="uk-UA"/>
+        </w:rPr>
+        <w:t>min</w:t>
+      </w:r>
+      <w:proofErr w:type="spellEnd"/>
+      <w:r>
+        <w:rPr>
+          <w:rFonts w:ascii="Consolas" w:eastAsia="Times New Roman" w:hAnsi="Consolas" w:cs="Times New Roman"/>
+          <w:color w:val="008013"/>
+          <w:sz w:val="20"/>
+          <w:szCs w:val="20"/>
+          <w:lang w:val="uk-UA"/>
+        </w:rPr>
+        <w:t>*</w:t>
+      </w:r>
+      <w:proofErr w:type="spellStart"/>
+      <w:r>
+        <w:rPr>
+          <w:rFonts w:ascii="Consolas" w:eastAsia="Times New Roman" w:hAnsi="Consolas" w:cs="Times New Roman"/>
+          <w:color w:val="008013"/>
+          <w:sz w:val="20"/>
+          <w:szCs w:val="20"/>
+          <w:lang w:val="uk-UA"/>
+        </w:rPr>
+        <w:t>імізація</w:t>
+      </w:r>
+      <w:proofErr w:type="spellEnd"/>
+      <w:r>
+        <w:rPr>
+          <w:rFonts w:ascii="Consolas" w:eastAsia="Times New Roman" w:hAnsi="Consolas" w:cs="Times New Roman"/>
+          <w:color w:val="008013"/>
+          <w:sz w:val="20"/>
+          <w:szCs w:val="20"/>
+          <w:lang w:val="uk-UA"/>
+        </w:rPr>
+        <w:t xml:space="preserve"> → беремо «-»)</w:t>
+      </w:r>
+    </w:p>
+    <w:p>
+      <w:pPr>
+        <w:spacing w:line="240" w:lineRule="auto"/>
+        <w:rPr>
+          <w:rFonts w:ascii="Consolas" w:eastAsia="Times New Roman" w:hAnsi="Consolas" w:cs="Times New Roman"/>
+          <w:sz w:val="20"/>
+          <w:szCs w:val="20"/>
+          <w:lang w:val="uk-UA"/>
+        </w:rPr>
+      </w:pPr>
+      <w:r>
+        <w:rPr>
+          <w:rFonts w:ascii="Consolas" w:eastAsia="Times New Roman" w:hAnsi="Consolas" w:cs="Times New Roman"/>
+          <w:sz w:val="20"/>
+          <w:szCs w:val="20"/>
+          <w:lang w:val="uk-UA"/>
+        </w:rPr>
+        <w:t xml:space="preserve">f  = -[3 6 4];            </w:t>
+      </w:r>
+      <w:r>
+        <w:rPr>
+          <w:rFonts w:ascii="Consolas" w:eastAsia="Times New Roman" w:hAnsi="Consolas" w:cs="Times New Roman"/>
+          <w:color w:val="008013"/>
+          <w:sz w:val="20"/>
+          <w:szCs w:val="20"/>
+          <w:lang w:val="uk-UA"/>
+        </w:rPr>
+        <w:t>%  -</w:t>
+      </w:r>
+      <w:proofErr w:type="spellStart"/>
+      <w:r>
+        <w:rPr>
+          <w:rFonts w:ascii="Consolas" w:eastAsia="Times New Roman" w:hAnsi="Consolas" w:cs="Times New Roman"/>
+          <w:color w:val="008013"/>
+          <w:sz w:val="20"/>
+          <w:szCs w:val="20"/>
+          <w:lang w:val="uk-UA"/>
+        </w:rPr>
+        <w:t>pA</w:t>
+      </w:r>
+      <w:proofErr w:type="spellEnd"/>
+      <w:r>
+        <w:rPr>
+          <w:rFonts w:ascii="Consolas" w:eastAsia="Times New Roman" w:hAnsi="Consolas" w:cs="Times New Roman"/>
+          <w:color w:val="008013"/>
+          <w:sz w:val="20"/>
+          <w:szCs w:val="20"/>
+          <w:lang w:val="uk-UA"/>
+        </w:rPr>
+        <w:t xml:space="preserve">  -</w:t>
+      </w:r>
+      <w:proofErr w:type="spellStart"/>
+      <w:r>
+        <w:rPr>
+          <w:rFonts w:ascii="Consolas" w:eastAsia="Times New Roman" w:hAnsi="Consolas" w:cs="Times New Roman"/>
+          <w:color w:val="008013"/>
+          <w:sz w:val="20"/>
+          <w:szCs w:val="20"/>
+          <w:lang w:val="uk-UA"/>
+        </w:rPr>
+        <w:t>pB</w:t>
+      </w:r>
+      <w:proofErr w:type="spellEnd"/>
+      <w:r>
+        <w:rPr>
+          <w:rFonts w:ascii="Consolas" w:eastAsia="Times New Roman" w:hAnsi="Consolas" w:cs="Times New Roman"/>
+          <w:color w:val="008013"/>
+          <w:sz w:val="20"/>
+          <w:szCs w:val="20"/>
+          <w:lang w:val="uk-UA"/>
+        </w:rPr>
+        <w:t xml:space="preserve">  -</w:t>
+      </w:r>
+      <w:proofErr w:type="spellStart"/>
+      <w:r>
+        <w:rPr>
+          <w:rFonts w:ascii="Consolas" w:eastAsia="Times New Roman" w:hAnsi="Consolas" w:cs="Times New Roman"/>
+          <w:color w:val="008013"/>
+          <w:sz w:val="20"/>
+          <w:szCs w:val="20"/>
+          <w:lang w:val="uk-UA"/>
+        </w:rPr>
+        <w:t>pC</w:t>
+      </w:r>
+      <w:proofErr w:type="spellEnd"/>
+    </w:p>
+    <w:p>
+      <w:pPr>
+        <w:spacing w:line="240" w:lineRule="auto"/>
+        <w:rPr>
+          <w:rFonts w:ascii="Consolas" w:eastAsia="Times New Roman" w:hAnsi="Consolas" w:cs="Times New Roman"/>
+          <w:sz w:val="20"/>
+          <w:szCs w:val="20"/>
+          <w:lang w:val="uk-UA"/>
+        </w:rPr>
+      </w:pPr>
+    </w:p>
+    <w:p>
+      <w:pPr>
+        <w:spacing w:line="240" w:lineRule="auto"/>
+        <w:rPr>
+          <w:rFonts w:ascii="Consolas" w:eastAsia="Times New Roman" w:hAnsi="Consolas" w:cs="Times New Roman"/>
+          <w:sz w:val="20"/>
+          <w:szCs w:val="20"/>
+          <w:lang w:val="uk-UA"/>
+        </w:rPr>
+      </w:pPr>
+      <w:r>
+        <w:rPr>
+          <w:rFonts w:ascii="Consolas" w:eastAsia="Times New Roman" w:hAnsi="Consolas" w:cs="Times New Roman"/>
+          <w:color w:val="008013"/>
+          <w:sz w:val="20"/>
+          <w:szCs w:val="20"/>
+          <w:lang w:val="uk-UA"/>
+        </w:rPr>
+        <w:t xml:space="preserve">%-матриця обмежень </w:t>
+      </w:r>
+      <w:proofErr w:type="spellStart"/>
+      <w:r>
+        <w:rPr>
+          <w:rFonts w:ascii="Consolas" w:eastAsia="Times New Roman" w:hAnsi="Consolas" w:cs="Times New Roman"/>
+          <w:color w:val="008013"/>
+          <w:sz w:val="20"/>
+          <w:szCs w:val="20"/>
+          <w:lang w:val="uk-UA"/>
+        </w:rPr>
+        <w:t>A·x</w:t>
+      </w:r>
+      <w:proofErr w:type="spellEnd"/>
+      <w:r>
+        <w:rPr>
+          <w:rFonts w:ascii="Consolas" w:eastAsia="Times New Roman" w:hAnsi="Consolas" w:cs="Times New Roman"/>
+          <w:color w:val="008013"/>
+          <w:sz w:val="20"/>
+          <w:szCs w:val="20"/>
+          <w:lang w:val="uk-UA"/>
+        </w:rPr>
+        <w:t xml:space="preserve"> ≤ b</w:t>
+      </w:r>
+    </w:p>
+    <w:p>
+      <w:pPr>
+        <w:spacing w:line="240" w:lineRule="auto"/>
+        <w:rPr>
+          <w:rFonts w:ascii="Consolas" w:eastAsia="Times New Roman" w:hAnsi="Consolas" w:cs="Times New Roman"/>
+          <w:sz w:val="20"/>
+          <w:szCs w:val="20"/>
+          <w:lang w:val="uk-UA"/>
+        </w:rPr>
+      </w:pPr>
+      <w:r>
+        <w:rPr>
+          <w:rFonts w:ascii="Consolas" w:eastAsia="Times New Roman" w:hAnsi="Consolas" w:cs="Times New Roman"/>
+          <w:sz w:val="20"/>
+          <w:szCs w:val="20"/>
+          <w:lang w:val="uk-UA"/>
+        </w:rPr>
+        <w:t xml:space="preserve">A  = [ 1 6 3 ;            </w:t>
+      </w:r>
+      <w:r>
+        <w:rPr>
+          <w:rFonts w:ascii="Consolas" w:eastAsia="Times New Roman" w:hAnsi="Consolas" w:cs="Times New Roman"/>
+          <w:color w:val="008013"/>
+          <w:sz w:val="20"/>
+          <w:szCs w:val="20"/>
+          <w:lang w:val="uk-UA"/>
+        </w:rPr>
+        <w:t>% I</w:t>
+      </w:r>
+    </w:p>
+    <w:p>
+      <w:pPr>
+        <w:spacing w:line="240" w:lineRule="auto"/>
+        <w:rPr>
+          <w:rFonts w:ascii="Consolas" w:eastAsia="Times New Roman" w:hAnsi="Consolas" w:cs="Times New Roman"/>
+          <w:sz w:val="20"/>
+          <w:szCs w:val="20"/>
+          <w:lang w:val="uk-UA"/>
+        </w:rPr>
+      </w:pPr>
+      <w:r>
+        <w:rPr>
+          <w:rFonts w:ascii="Consolas" w:eastAsia="Times New Roman" w:hAnsi="Consolas" w:cs="Times New Roman"/>
+          <w:sz w:val="20"/>
+          <w:szCs w:val="20"/>
+          <w:lang w:val="uk-UA"/>
+        </w:rPr>
+        <w:t xml:space="preserve">       3 1 3 ;            </w:t>
+      </w:r>
+      <w:r>
+        <w:rPr>
+          <w:rFonts w:ascii="Consolas" w:eastAsia="Times New Roman" w:hAnsi="Consolas" w:cs="Times New Roman"/>
+          <w:color w:val="008013"/>
+          <w:sz w:val="20"/>
+          <w:szCs w:val="20"/>
+          <w:lang w:val="uk-UA"/>
+        </w:rPr>
+        <w:t>% II</w:t>
+      </w:r>
+    </w:p>
+    <w:p>
+      <w:pPr>
+        <w:spacing w:line="240" w:lineRule="auto"/>
+        <w:rPr>
+          <w:rFonts w:ascii="Consolas" w:eastAsia="Times New Roman" w:hAnsi="Consolas" w:cs="Times New Roman"/>
+          <w:sz w:val="20"/>
+          <w:szCs w:val="20"/>
+          <w:lang w:val="uk-UA"/>
+        </w:rPr>
+      </w:pPr>
+      <w:r>
+        <w:rPr>
+          <w:rFonts w:ascii="Consolas" w:eastAsia="Times New Roman" w:hAnsi="Consolas" w:cs="Times New Roman"/>
+          <w:sz w:val="20"/>
+          <w:szCs w:val="20"/>
+          <w:lang w:val="uk-UA"/>
+        </w:rPr>
+        <w:t xml:space="preserve">       1 3 2 ;            </w:t>
+      </w:r>
+      <w:r>
+        <w:rPr>
+          <w:rFonts w:ascii="Consolas" w:eastAsia="Times New Roman" w:hAnsi="Consolas" w:cs="Times New Roman"/>
+          <w:color w:val="008013"/>
+          <w:sz w:val="20"/>
+          <w:szCs w:val="20"/>
+          <w:lang w:val="uk-UA"/>
+        </w:rPr>
+        <w:t>% III</w:t>
+      </w:r>
+    </w:p>
+    <w:p>
+      <w:pPr>
+        <w:spacing w:line="240" w:lineRule="auto"/>
+        <w:rPr>
+          <w:rFonts w:ascii="Consolas" w:eastAsia="Times New Roman" w:hAnsi="Consolas" w:cs="Times New Roman"/>
+          <w:sz w:val="20"/>
+          <w:szCs w:val="20"/>
+          <w:lang w:val="uk-UA"/>
+        </w:rPr>
+      </w:pPr>
+      <w:r>
+        <w:rPr>
+          <w:rFonts w:ascii="Consolas" w:eastAsia="Times New Roman" w:hAnsi="Consolas" w:cs="Times New Roman"/>
+          <w:sz w:val="20"/>
+          <w:szCs w:val="20"/>
+          <w:lang w:val="uk-UA"/>
+        </w:rPr>
+        <w:t xml:space="preserve">       2 3 4 ];           </w:t>
+      </w:r>
+      <w:r>
+        <w:rPr>
+          <w:rFonts w:ascii="Consolas" w:eastAsia="Times New Roman" w:hAnsi="Consolas" w:cs="Times New Roman"/>
+          <w:color w:val="008013"/>
+          <w:sz w:val="20"/>
+          <w:szCs w:val="20"/>
+          <w:lang w:val="uk-UA"/>
+        </w:rPr>
+        <w:t>% IV</w:t>
+      </w:r>
+    </w:p>
+    <w:p>
+      <w:pPr>
+        <w:spacing w:line="240" w:lineRule="auto"/>
+        <w:rPr>
+          <w:rFonts w:ascii="Consolas" w:eastAsia="Times New Roman" w:hAnsi="Consolas" w:cs="Times New Roman"/>
+          <w:sz w:val="20"/>
+          <w:szCs w:val="20"/>
+          <w:lang w:val="uk-UA"/>
+        </w:rPr>
+      </w:pPr>
+      <w:r>
+        <w:rPr>
+          <w:rFonts w:ascii="Consolas" w:eastAsia="Times New Roman" w:hAnsi="Consolas" w:cs="Times New Roman"/>
+          <w:sz w:val="20"/>
+          <w:szCs w:val="20"/>
+          <w:lang w:val="uk-UA"/>
+        </w:rPr>
+        <w:t xml:space="preserve">b  = [84; 42; 21; 42];    </w:t>
+      </w:r>
+      <w:r>
+        <w:rPr>
+          <w:rFonts w:ascii="Consolas" w:eastAsia="Times New Roman" w:hAnsi="Consolas" w:cs="Times New Roman"/>
+          <w:color w:val="008013"/>
+          <w:sz w:val="20"/>
+          <w:szCs w:val="20"/>
+          <w:lang w:val="uk-UA"/>
+        </w:rPr>
+        <w:t>% доступні години</w:t>
+      </w:r>
+    </w:p>
+    <w:p>
+      <w:pPr>
+        <w:spacing w:line="240" w:lineRule="auto"/>
+        <w:rPr>
+          <w:rFonts w:ascii="Consolas" w:eastAsia="Times New Roman" w:hAnsi="Consolas" w:cs="Times New Roman"/>
+          <w:sz w:val="20"/>
+          <w:szCs w:val="20"/>
+          <w:lang w:val="uk-UA"/>
+        </w:rPr>
+      </w:pPr>
+    </w:p>
+    <w:p>
+      <w:pPr>
+        <w:spacing w:line="240" w:lineRule="auto"/>
+        <w:rPr>
+          <w:rFonts w:ascii="Consolas" w:eastAsia="Times New Roman" w:hAnsi="Consolas" w:cs="Times New Roman"/>
+          <w:sz w:val="20"/>
+          <w:szCs w:val="20"/>
+          <w:lang w:val="uk-UA"/>
+        </w:rPr>
+      </w:pPr>
+      <w:r>
+        <w:rPr>
+          <w:rFonts w:ascii="Consolas" w:eastAsia="Times New Roman" w:hAnsi="Consolas" w:cs="Times New Roman"/>
+          <w:color w:val="008013"/>
+          <w:sz w:val="20"/>
+          <w:szCs w:val="20"/>
+          <w:lang w:val="uk-UA"/>
+        </w:rPr>
+        <w:t>%-нижні межі (x ≥ 0)</w:t>
+      </w:r>
+    </w:p>
+    <w:p>
+      <w:pPr>
+        <w:spacing w:line="240" w:lineRule="auto"/>
+        <w:rPr>
+          <w:rFonts w:ascii="Consolas" w:eastAsia="Times New Roman" w:hAnsi="Consolas" w:cs="Times New Roman"/>
+          <w:sz w:val="20"/>
+          <w:szCs w:val="20"/>
+          <w:lang w:val="uk-UA"/>
+        </w:rPr>
+      </w:pPr>
+      <w:proofErr w:type="spellStart"/>
+      <w:r>
+        <w:rPr>
+          <w:rFonts w:ascii="Consolas" w:eastAsia="Times New Roman" w:hAnsi="Consolas" w:cs="Times New Roman"/>
+          <w:sz w:val="20"/>
+          <w:szCs w:val="20"/>
+          <w:lang w:val="uk-UA"/>
+        </w:rPr>
+        <w:t>lb</w:t>
+      </w:r>
+      <w:proofErr w:type="spellEnd"/>
+      <w:r>
+        <w:rPr>
+          <w:rFonts w:ascii="Consolas" w:eastAsia="Times New Roman" w:hAnsi="Consolas" w:cs="Times New Roman"/>
+          <w:sz w:val="20"/>
+          <w:szCs w:val="20"/>
+          <w:lang w:val="uk-UA"/>
+        </w:rPr>
+        <w:t xml:space="preserve"> = </w:t>
+      </w:r>
+      <w:proofErr w:type="spellStart"/>
+      <w:r>
+        <w:rPr>
+          <w:rFonts w:ascii="Consolas" w:eastAsia="Times New Roman" w:hAnsi="Consolas" w:cs="Times New Roman"/>
+          <w:sz w:val="20"/>
+          <w:szCs w:val="20"/>
+          <w:lang w:val="uk-UA"/>
+        </w:rPr>
+        <w:t>zeros</w:t>
+      </w:r>
+      <w:proofErr w:type="spellEnd"/>
+      <w:r>
+        <w:rPr>
+          <w:rFonts w:ascii="Consolas" w:eastAsia="Times New Roman" w:hAnsi="Consolas" w:cs="Times New Roman"/>
+          <w:sz w:val="20"/>
+          <w:szCs w:val="20"/>
+          <w:lang w:val="uk-UA"/>
+        </w:rPr>
+        <w:t>(3,1);</w:t>
+      </w:r>
+    </w:p>
+    <w:p>
+      <w:pPr>
+        <w:spacing w:line="240" w:lineRule="auto"/>
+        <w:rPr>
+          <w:rFonts w:ascii="Consolas" w:eastAsia="Times New Roman" w:hAnsi="Consolas" w:cs="Times New Roman"/>
+          <w:sz w:val="20"/>
+          <w:szCs w:val="20"/>
+          <w:lang w:val="uk-UA"/>
+        </w:rPr>
+      </w:pPr>
+    </w:p>
+    <w:p>
+      <w:pPr>
+        <w:spacing w:line="240" w:lineRule="auto"/>
+        <w:rPr>
+          <w:rFonts w:ascii="Consolas" w:eastAsia="Times New Roman" w:hAnsi="Consolas" w:cs="Times New Roman"/>
+          <w:sz w:val="20"/>
+          <w:szCs w:val="20"/>
+          <w:lang w:val="uk-UA"/>
+        </w:rPr>
+      </w:pPr>
+      <w:r>
+        <w:rPr>
+          <w:rFonts w:ascii="Consolas" w:eastAsia="Times New Roman" w:hAnsi="Consolas" w:cs="Times New Roman"/>
+          <w:color w:val="008013"/>
+          <w:sz w:val="20"/>
+          <w:szCs w:val="20"/>
+          <w:lang w:val="uk-UA"/>
+        </w:rPr>
+        <w:lastRenderedPageBreak/>
+        <w:t>%–––––––––––––––––––––––––––––––––––––––––––––––––––––––––––––––––––––––––––</w:t>
+      </w:r>
+    </w:p>
+    <w:p>
+      <w:pPr>
+        <w:spacing w:line="240" w:lineRule="auto"/>
+        <w:rPr>
+          <w:rFonts w:ascii="Consolas" w:eastAsia="Times New Roman" w:hAnsi="Consolas" w:cs="Times New Roman"/>
+          <w:sz w:val="20"/>
+          <w:szCs w:val="20"/>
+          <w:lang w:val="uk-UA"/>
+        </w:rPr>
+      </w:pPr>
+      <w:r>
+        <w:rPr>
+          <w:rFonts w:ascii="Consolas" w:eastAsia="Times New Roman" w:hAnsi="Consolas" w:cs="Times New Roman"/>
+          <w:color w:val="008013"/>
+          <w:sz w:val="20"/>
+          <w:szCs w:val="20"/>
+          <w:lang w:val="uk-UA"/>
+        </w:rPr>
+        <w:t>% 1) Розв’язок у неперервних змінних (</w:t>
+      </w:r>
+      <w:proofErr w:type="spellStart"/>
+      <w:r>
+        <w:rPr>
+          <w:rFonts w:ascii="Consolas" w:eastAsia="Times New Roman" w:hAnsi="Consolas" w:cs="Times New Roman"/>
+          <w:color w:val="008013"/>
+          <w:sz w:val="20"/>
+          <w:szCs w:val="20"/>
+          <w:lang w:val="uk-UA"/>
+        </w:rPr>
+        <w:t>linprog</w:t>
+      </w:r>
+      <w:proofErr w:type="spellEnd"/>
+      <w:r>
+        <w:rPr>
+          <w:rFonts w:ascii="Consolas" w:eastAsia="Times New Roman" w:hAnsi="Consolas" w:cs="Times New Roman"/>
+          <w:color w:val="008013"/>
+          <w:sz w:val="20"/>
+          <w:szCs w:val="20"/>
+          <w:lang w:val="uk-UA"/>
+        </w:rPr>
+        <w:t>)</w:t>
+      </w:r>
+    </w:p>
+    <w:p>
+      <w:pPr>
+        <w:spacing w:line="240" w:lineRule="auto"/>
+        <w:rPr>
+          <w:rFonts w:ascii="Consolas" w:eastAsia="Times New Roman" w:hAnsi="Consolas" w:cs="Times New Roman"/>
+          <w:sz w:val="20"/>
+          <w:szCs w:val="20"/>
+          <w:lang w:val="uk-UA"/>
+        </w:rPr>
+      </w:pPr>
+    </w:p>
+    <w:p>
+      <w:pPr>
+        <w:spacing w:line="240" w:lineRule="auto"/>
+        <w:rPr>
+          <w:rFonts w:ascii="Consolas" w:eastAsia="Times New Roman" w:hAnsi="Consolas" w:cs="Times New Roman"/>
+          <w:sz w:val="20"/>
+          <w:szCs w:val="20"/>
+          <w:lang w:val="uk-UA"/>
+        </w:rPr>
+      </w:pPr>
+      <w:r>
+        <w:rPr>
+          <w:rFonts w:ascii="Consolas" w:eastAsia="Times New Roman" w:hAnsi="Consolas" w:cs="Times New Roman"/>
+          <w:sz w:val="20"/>
+          <w:szCs w:val="20"/>
+          <w:lang w:val="uk-UA"/>
+        </w:rPr>
+        <w:t>[</w:t>
+      </w:r>
+      <w:proofErr w:type="spellStart"/>
+      <w:r>
+        <w:rPr>
+          <w:rFonts w:ascii="Consolas" w:eastAsia="Times New Roman" w:hAnsi="Consolas" w:cs="Times New Roman"/>
+          <w:sz w:val="20"/>
+          <w:szCs w:val="20"/>
+          <w:lang w:val="uk-UA"/>
+        </w:rPr>
+        <w:t>x_lp</w:t>
+      </w:r>
+      <w:proofErr w:type="spellEnd"/>
+      <w:r>
+        <w:rPr>
+          <w:rFonts w:ascii="Consolas" w:eastAsia="Times New Roman" w:hAnsi="Consolas" w:cs="Times New Roman"/>
+          <w:sz w:val="20"/>
+          <w:szCs w:val="20"/>
+          <w:lang w:val="uk-UA"/>
+        </w:rPr>
+        <w:t xml:space="preserve">, </w:t>
+      </w:r>
+      <w:proofErr w:type="spellStart"/>
+      <w:r>
+        <w:rPr>
+          <w:rFonts w:ascii="Consolas" w:eastAsia="Times New Roman" w:hAnsi="Consolas" w:cs="Times New Roman"/>
+          <w:sz w:val="20"/>
+          <w:szCs w:val="20"/>
+          <w:lang w:val="uk-UA"/>
+        </w:rPr>
+        <w:t>fval_lp</w:t>
+      </w:r>
+      <w:proofErr w:type="spellEnd"/>
+      <w:r>
+        <w:rPr>
+          <w:rFonts w:ascii="Consolas" w:eastAsia="Times New Roman" w:hAnsi="Consolas" w:cs="Times New Roman"/>
+          <w:sz w:val="20"/>
+          <w:szCs w:val="20"/>
+          <w:lang w:val="uk-UA"/>
+        </w:rPr>
+        <w:t xml:space="preserve">] = </w:t>
+      </w:r>
+      <w:proofErr w:type="spellStart"/>
+      <w:r>
+        <w:rPr>
+          <w:rFonts w:ascii="Consolas" w:eastAsia="Times New Roman" w:hAnsi="Consolas" w:cs="Times New Roman"/>
+          <w:sz w:val="20"/>
+          <w:szCs w:val="20"/>
+          <w:lang w:val="uk-UA"/>
+        </w:rPr>
+        <w:t>linprog</w:t>
+      </w:r>
+      <w:proofErr w:type="spellEnd"/>
+      <w:r>
+        <w:rPr>
+          <w:rFonts w:ascii="Consolas" w:eastAsia="Times New Roman" w:hAnsi="Consolas" w:cs="Times New Roman"/>
+          <w:sz w:val="20"/>
+          <w:szCs w:val="20"/>
+          <w:lang w:val="uk-UA"/>
+        </w:rPr>
+        <w:t xml:space="preserve">(f, A, b, [], [], </w:t>
+      </w:r>
+      <w:proofErr w:type="spellStart"/>
+      <w:r>
+        <w:rPr>
+          <w:rFonts w:ascii="Consolas" w:eastAsia="Times New Roman" w:hAnsi="Consolas" w:cs="Times New Roman"/>
+          <w:sz w:val="20"/>
+          <w:szCs w:val="20"/>
+          <w:lang w:val="uk-UA"/>
+        </w:rPr>
+        <w:t>lb</w:t>
+      </w:r>
+      <w:proofErr w:type="spellEnd"/>
+      <w:r>
+        <w:rPr>
+          <w:rFonts w:ascii="Consolas" w:eastAsia="Times New Roman" w:hAnsi="Consolas" w:cs="Times New Roman"/>
+          <w:sz w:val="20"/>
+          <w:szCs w:val="20"/>
+          <w:lang w:val="uk-UA"/>
+        </w:rPr>
+        <w:t>);</w:t>
+      </w:r>
+    </w:p>
+    <w:p>
+      <w:pPr>
+        <w:spacing w:line="240" w:lineRule="auto"/>
+        <w:rPr>
+          <w:rFonts w:ascii="Consolas" w:eastAsia="Times New Roman" w:hAnsi="Consolas" w:cs="Times New Roman"/>
+          <w:sz w:val="20"/>
+          <w:szCs w:val="20"/>
+          <w:lang w:val="uk-UA"/>
+        </w:rPr>
+      </w:pPr>
+    </w:p>
+    <w:p>
+      <w:pPr>
+        <w:spacing w:line="240" w:lineRule="auto"/>
+        <w:rPr>
+          <w:rFonts w:ascii="Consolas" w:eastAsia="Times New Roman" w:hAnsi="Consolas" w:cs="Times New Roman"/>
+          <w:sz w:val="20"/>
+          <w:szCs w:val="20"/>
+          <w:lang w:val="uk-UA"/>
+        </w:rPr>
+      </w:pPr>
+      <w:proofErr w:type="spellStart"/>
+      <w:r>
+        <w:rPr>
+          <w:rFonts w:ascii="Consolas" w:eastAsia="Times New Roman" w:hAnsi="Consolas" w:cs="Times New Roman"/>
+          <w:sz w:val="20"/>
+          <w:szCs w:val="20"/>
+          <w:lang w:val="uk-UA"/>
+        </w:rPr>
+        <w:t>fprintf</w:t>
+      </w:r>
+      <w:proofErr w:type="spellEnd"/>
+      <w:r>
+        <w:rPr>
+          <w:rFonts w:ascii="Consolas" w:eastAsia="Times New Roman" w:hAnsi="Consolas" w:cs="Times New Roman"/>
+          <w:sz w:val="20"/>
+          <w:szCs w:val="20"/>
+          <w:lang w:val="uk-UA"/>
+        </w:rPr>
+        <w:t>(</w:t>
+      </w:r>
+      <w:r>
+        <w:rPr>
+          <w:rFonts w:ascii="Consolas" w:eastAsia="Times New Roman" w:hAnsi="Consolas" w:cs="Times New Roman"/>
+          <w:color w:val="A709F5"/>
+          <w:sz w:val="20"/>
+          <w:szCs w:val="20"/>
+          <w:lang w:val="uk-UA"/>
+        </w:rPr>
+        <w:t>'\n*** Неперервний розв’язок (</w:t>
+      </w:r>
+      <w:proofErr w:type="spellStart"/>
+      <w:r>
+        <w:rPr>
+          <w:rFonts w:ascii="Consolas" w:eastAsia="Times New Roman" w:hAnsi="Consolas" w:cs="Times New Roman"/>
+          <w:color w:val="A709F5"/>
+          <w:sz w:val="20"/>
+          <w:szCs w:val="20"/>
+          <w:lang w:val="uk-UA"/>
+        </w:rPr>
+        <w:t>linprog</w:t>
+      </w:r>
+      <w:proofErr w:type="spellEnd"/>
+      <w:r>
+        <w:rPr>
+          <w:rFonts w:ascii="Consolas" w:eastAsia="Times New Roman" w:hAnsi="Consolas" w:cs="Times New Roman"/>
+          <w:color w:val="A709F5"/>
+          <w:sz w:val="20"/>
+          <w:szCs w:val="20"/>
+          <w:lang w:val="uk-UA"/>
+        </w:rPr>
+        <w:t>) ***\n'</w:t>
+      </w:r>
+      <w:r>
+        <w:rPr>
+          <w:rFonts w:ascii="Consolas" w:eastAsia="Times New Roman" w:hAnsi="Consolas" w:cs="Times New Roman"/>
+          <w:sz w:val="20"/>
+          <w:szCs w:val="20"/>
+          <w:lang w:val="uk-UA"/>
+        </w:rPr>
+        <w:t>);</w:t>
+      </w:r>
+    </w:p>
+    <w:p>
+      <w:pPr>
+        <w:spacing w:line="240" w:lineRule="auto"/>
+        <w:rPr>
+          <w:rFonts w:ascii="Consolas" w:eastAsia="Times New Roman" w:hAnsi="Consolas" w:cs="Times New Roman"/>
+          <w:sz w:val="20"/>
+          <w:szCs w:val="20"/>
+          <w:lang w:val="uk-UA"/>
+        </w:rPr>
+      </w:pPr>
+      <w:proofErr w:type="spellStart"/>
+      <w:r>
+        <w:rPr>
+          <w:rFonts w:ascii="Consolas" w:eastAsia="Times New Roman" w:hAnsi="Consolas" w:cs="Times New Roman"/>
+          <w:sz w:val="20"/>
+          <w:szCs w:val="20"/>
+          <w:lang w:val="uk-UA"/>
+        </w:rPr>
+        <w:t>fprintf</w:t>
+      </w:r>
+      <w:proofErr w:type="spellEnd"/>
+      <w:r>
+        <w:rPr>
+          <w:rFonts w:ascii="Consolas" w:eastAsia="Times New Roman" w:hAnsi="Consolas" w:cs="Times New Roman"/>
+          <w:sz w:val="20"/>
+          <w:szCs w:val="20"/>
+          <w:lang w:val="uk-UA"/>
+        </w:rPr>
+        <w:t>(</w:t>
+      </w:r>
+      <w:r>
+        <w:rPr>
+          <w:rFonts w:ascii="Consolas" w:eastAsia="Times New Roman" w:hAnsi="Consolas" w:cs="Times New Roman"/>
+          <w:color w:val="A709F5"/>
+          <w:sz w:val="20"/>
+          <w:szCs w:val="20"/>
+          <w:lang w:val="uk-UA"/>
+        </w:rPr>
+        <w:t>' A = %.2f\n B = %.2f\n C = %.2f\n'</w:t>
+      </w:r>
+      <w:r>
+        <w:rPr>
+          <w:rFonts w:ascii="Consolas" w:eastAsia="Times New Roman" w:hAnsi="Consolas" w:cs="Times New Roman"/>
+          <w:sz w:val="20"/>
+          <w:szCs w:val="20"/>
+          <w:lang w:val="uk-UA"/>
+        </w:rPr>
+        <w:t xml:space="preserve">, </w:t>
+      </w:r>
+      <w:proofErr w:type="spellStart"/>
+      <w:r>
+        <w:rPr>
+          <w:rFonts w:ascii="Consolas" w:eastAsia="Times New Roman" w:hAnsi="Consolas" w:cs="Times New Roman"/>
+          <w:sz w:val="20"/>
+          <w:szCs w:val="20"/>
+          <w:lang w:val="uk-UA"/>
+        </w:rPr>
+        <w:t>x_lp</w:t>
+      </w:r>
+      <w:proofErr w:type="spellEnd"/>
+      <w:r>
+        <w:rPr>
+          <w:rFonts w:ascii="Consolas" w:eastAsia="Times New Roman" w:hAnsi="Consolas" w:cs="Times New Roman"/>
+          <w:sz w:val="20"/>
+          <w:szCs w:val="20"/>
+          <w:lang w:val="uk-UA"/>
+        </w:rPr>
+        <w:t>);</w:t>
+      </w:r>
+    </w:p>
+    <w:p>
+      <w:pPr>
+        <w:spacing w:line="240" w:lineRule="auto"/>
+        <w:rPr>
+          <w:rFonts w:ascii="Consolas" w:eastAsia="Times New Roman" w:hAnsi="Consolas" w:cs="Times New Roman"/>
+          <w:sz w:val="20"/>
+          <w:szCs w:val="20"/>
+          <w:lang w:val="uk-UA"/>
+        </w:rPr>
+      </w:pPr>
+      <w:proofErr w:type="spellStart"/>
+      <w:r>
+        <w:rPr>
+          <w:rFonts w:ascii="Consolas" w:eastAsia="Times New Roman" w:hAnsi="Consolas" w:cs="Times New Roman"/>
+          <w:sz w:val="20"/>
+          <w:szCs w:val="20"/>
+          <w:lang w:val="uk-UA"/>
+        </w:rPr>
+        <w:t>fprintf</w:t>
+      </w:r>
+      <w:proofErr w:type="spellEnd"/>
+      <w:r>
+        <w:rPr>
+          <w:rFonts w:ascii="Consolas" w:eastAsia="Times New Roman" w:hAnsi="Consolas" w:cs="Times New Roman"/>
+          <w:sz w:val="20"/>
+          <w:szCs w:val="20"/>
+          <w:lang w:val="uk-UA"/>
+        </w:rPr>
+        <w:t>(</w:t>
+      </w:r>
+      <w:r>
+        <w:rPr>
+          <w:rFonts w:ascii="Consolas" w:eastAsia="Times New Roman" w:hAnsi="Consolas" w:cs="Times New Roman"/>
+          <w:color w:val="A709F5"/>
+          <w:sz w:val="20"/>
+          <w:szCs w:val="20"/>
+          <w:lang w:val="uk-UA"/>
+        </w:rPr>
+        <w:t xml:space="preserve">' Максимальний прибуток = %.2f </w:t>
+      </w:r>
+      <w:proofErr w:type="spellStart"/>
+      <w:r>
+        <w:rPr>
+          <w:rFonts w:ascii="Consolas" w:eastAsia="Times New Roman" w:hAnsi="Consolas" w:cs="Times New Roman"/>
+          <w:color w:val="A709F5"/>
+          <w:sz w:val="20"/>
+          <w:szCs w:val="20"/>
+          <w:lang w:val="uk-UA"/>
+        </w:rPr>
+        <w:t>у.о</w:t>
+      </w:r>
+      <w:proofErr w:type="spellEnd"/>
+      <w:r>
+        <w:rPr>
+          <w:rFonts w:ascii="Consolas" w:eastAsia="Times New Roman" w:hAnsi="Consolas" w:cs="Times New Roman"/>
+          <w:color w:val="A709F5"/>
+          <w:sz w:val="20"/>
+          <w:szCs w:val="20"/>
+          <w:lang w:val="uk-UA"/>
+        </w:rPr>
+        <w:t>.\n'</w:t>
+      </w:r>
+      <w:r>
+        <w:rPr>
+          <w:rFonts w:ascii="Consolas" w:eastAsia="Times New Roman" w:hAnsi="Consolas" w:cs="Times New Roman"/>
+          <w:sz w:val="20"/>
+          <w:szCs w:val="20"/>
+          <w:lang w:val="uk-UA"/>
+        </w:rPr>
+        <w:t>, -</w:t>
+      </w:r>
+      <w:proofErr w:type="spellStart"/>
+      <w:r>
+        <w:rPr>
+          <w:rFonts w:ascii="Consolas" w:eastAsia="Times New Roman" w:hAnsi="Consolas" w:cs="Times New Roman"/>
+          <w:sz w:val="20"/>
+          <w:szCs w:val="20"/>
+          <w:lang w:val="uk-UA"/>
+        </w:rPr>
+        <w:t>fval_lp</w:t>
+      </w:r>
+      <w:proofErr w:type="spellEnd"/>
+      <w:r>
+        <w:rPr>
+          <w:rFonts w:ascii="Consolas" w:eastAsia="Times New Roman" w:hAnsi="Consolas" w:cs="Times New Roman"/>
+          <w:sz w:val="20"/>
+          <w:szCs w:val="20"/>
+          <w:lang w:val="uk-UA"/>
+        </w:rPr>
+        <w:t>);</w:t>
+      </w:r>
+    </w:p>
+    <w:p>
+      <w:pPr>
+        <w:spacing w:line="240" w:lineRule="auto"/>
+        <w:rPr>
+          <w:rFonts w:ascii="Consolas" w:eastAsia="Times New Roman" w:hAnsi="Consolas" w:cs="Times New Roman"/>
+          <w:sz w:val="20"/>
+          <w:szCs w:val="20"/>
+          <w:lang w:val="uk-UA"/>
+        </w:rPr>
+      </w:pPr>
+    </w:p>
+    <w:p>
+      <w:pPr>
+        <w:spacing w:line="240" w:lineRule="auto"/>
+        <w:rPr>
+          <w:rFonts w:ascii="Consolas" w:eastAsia="Times New Roman" w:hAnsi="Consolas" w:cs="Times New Roman"/>
+          <w:sz w:val="20"/>
+          <w:szCs w:val="20"/>
+          <w:lang w:val="uk-UA"/>
+        </w:rPr>
+      </w:pPr>
+      <w:r>
+        <w:rPr>
+          <w:rFonts w:ascii="Consolas" w:eastAsia="Times New Roman" w:hAnsi="Consolas" w:cs="Times New Roman"/>
+          <w:color w:val="008013"/>
+          <w:sz w:val="20"/>
+          <w:szCs w:val="20"/>
+          <w:lang w:val="uk-UA"/>
+        </w:rPr>
+        <w:t>%–––––––––––––––––––––––––––––––––––––––––––––––––––––––––––––––––––––––––––</w:t>
+      </w:r>
+    </w:p>
+    <w:p>
+      <w:pPr>
+        <w:spacing w:line="240" w:lineRule="auto"/>
+        <w:rPr>
+          <w:rFonts w:ascii="Consolas" w:eastAsia="Times New Roman" w:hAnsi="Consolas" w:cs="Times New Roman"/>
+          <w:sz w:val="20"/>
+          <w:szCs w:val="20"/>
+          <w:lang w:val="uk-UA"/>
+        </w:rPr>
+      </w:pPr>
+      <w:r>
+        <w:rPr>
+          <w:rFonts w:ascii="Consolas" w:eastAsia="Times New Roman" w:hAnsi="Consolas" w:cs="Times New Roman"/>
+          <w:color w:val="008013"/>
+          <w:sz w:val="20"/>
+          <w:szCs w:val="20"/>
+          <w:lang w:val="uk-UA"/>
+        </w:rPr>
+        <w:t xml:space="preserve">% 2) </w:t>
+      </w:r>
+      <w:proofErr w:type="spellStart"/>
+      <w:r>
+        <w:rPr>
+          <w:rFonts w:ascii="Consolas" w:eastAsia="Times New Roman" w:hAnsi="Consolas" w:cs="Times New Roman"/>
+          <w:color w:val="008013"/>
+          <w:sz w:val="20"/>
+          <w:szCs w:val="20"/>
+          <w:lang w:val="uk-UA"/>
+        </w:rPr>
+        <w:t>Цілочисельний</w:t>
+      </w:r>
+      <w:proofErr w:type="spellEnd"/>
+      <w:r>
+        <w:rPr>
+          <w:rFonts w:ascii="Consolas" w:eastAsia="Times New Roman" w:hAnsi="Consolas" w:cs="Times New Roman"/>
+          <w:color w:val="008013"/>
+          <w:sz w:val="20"/>
+          <w:szCs w:val="20"/>
+          <w:lang w:val="uk-UA"/>
+        </w:rPr>
+        <w:t xml:space="preserve"> розв’язок (якщо потрібні цілі штуки) – </w:t>
+      </w:r>
+      <w:proofErr w:type="spellStart"/>
+      <w:r>
+        <w:rPr>
+          <w:rFonts w:ascii="Consolas" w:eastAsia="Times New Roman" w:hAnsi="Consolas" w:cs="Times New Roman"/>
+          <w:color w:val="008013"/>
+          <w:sz w:val="20"/>
+          <w:szCs w:val="20"/>
+          <w:lang w:val="uk-UA"/>
+        </w:rPr>
+        <w:t>intlinprog</w:t>
+      </w:r>
+      <w:proofErr w:type="spellEnd"/>
+    </w:p>
+    <w:p>
+      <w:pPr>
+        <w:spacing w:line="240" w:lineRule="auto"/>
+        <w:rPr>
+          <w:rFonts w:ascii="Consolas" w:eastAsia="Times New Roman" w:hAnsi="Consolas" w:cs="Times New Roman"/>
+          <w:sz w:val="20"/>
+          <w:szCs w:val="20"/>
+          <w:lang w:val="uk-UA"/>
+        </w:rPr>
+      </w:pPr>
+    </w:p>
+    <w:p>
+      <w:pPr>
+        <w:spacing w:line="240" w:lineRule="auto"/>
+        <w:rPr>
+          <w:rFonts w:ascii="Consolas" w:eastAsia="Times New Roman" w:hAnsi="Consolas" w:cs="Times New Roman"/>
+          <w:sz w:val="20"/>
+          <w:szCs w:val="20"/>
+          <w:lang w:val="uk-UA"/>
+        </w:rPr>
+      </w:pPr>
+      <w:proofErr w:type="spellStart"/>
+      <w:r>
+        <w:rPr>
+          <w:rFonts w:ascii="Consolas" w:eastAsia="Times New Roman" w:hAnsi="Consolas" w:cs="Times New Roman"/>
+          <w:sz w:val="20"/>
+          <w:szCs w:val="20"/>
+          <w:lang w:val="uk-UA"/>
+        </w:rPr>
+        <w:t>intcon</w:t>
+      </w:r>
+      <w:proofErr w:type="spellEnd"/>
+      <w:r>
+        <w:rPr>
+          <w:rFonts w:ascii="Consolas" w:eastAsia="Times New Roman" w:hAnsi="Consolas" w:cs="Times New Roman"/>
+          <w:sz w:val="20"/>
+          <w:szCs w:val="20"/>
+          <w:lang w:val="uk-UA"/>
+        </w:rPr>
+        <w:t xml:space="preserve"> = 1:3;                       </w:t>
+      </w:r>
+      <w:r>
+        <w:rPr>
+          <w:rFonts w:ascii="Consolas" w:eastAsia="Times New Roman" w:hAnsi="Consolas" w:cs="Times New Roman"/>
+          <w:color w:val="008013"/>
+          <w:sz w:val="20"/>
+          <w:szCs w:val="20"/>
+          <w:lang w:val="uk-UA"/>
+        </w:rPr>
+        <w:t>% усі змінні мають бути цілими</w:t>
+      </w:r>
+    </w:p>
+    <w:p>
+      <w:pPr>
+        <w:spacing w:line="240" w:lineRule="auto"/>
+        <w:rPr>
+          <w:rFonts w:ascii="Consolas" w:eastAsia="Times New Roman" w:hAnsi="Consolas" w:cs="Times New Roman"/>
+          <w:sz w:val="20"/>
+          <w:szCs w:val="20"/>
+          <w:lang w:val="uk-UA"/>
+        </w:rPr>
+      </w:pPr>
+      <w:r>
+        <w:rPr>
+          <w:rFonts w:ascii="Consolas" w:eastAsia="Times New Roman" w:hAnsi="Consolas" w:cs="Times New Roman"/>
+          <w:sz w:val="20"/>
+          <w:szCs w:val="20"/>
+          <w:lang w:val="uk-UA"/>
+        </w:rPr>
+        <w:t>[</w:t>
+      </w:r>
+      <w:proofErr w:type="spellStart"/>
+      <w:r>
+        <w:rPr>
+          <w:rFonts w:ascii="Consolas" w:eastAsia="Times New Roman" w:hAnsi="Consolas" w:cs="Times New Roman"/>
+          <w:sz w:val="20"/>
+          <w:szCs w:val="20"/>
+          <w:lang w:val="uk-UA"/>
+        </w:rPr>
+        <w:t>x_int</w:t>
+      </w:r>
+      <w:proofErr w:type="spellEnd"/>
+      <w:r>
+        <w:rPr>
+          <w:rFonts w:ascii="Consolas" w:eastAsia="Times New Roman" w:hAnsi="Consolas" w:cs="Times New Roman"/>
+          <w:sz w:val="20"/>
+          <w:szCs w:val="20"/>
+          <w:lang w:val="uk-UA"/>
+        </w:rPr>
+        <w:t xml:space="preserve">, </w:t>
+      </w:r>
+      <w:proofErr w:type="spellStart"/>
+      <w:r>
+        <w:rPr>
+          <w:rFonts w:ascii="Consolas" w:eastAsia="Times New Roman" w:hAnsi="Consolas" w:cs="Times New Roman"/>
+          <w:sz w:val="20"/>
+          <w:szCs w:val="20"/>
+          <w:lang w:val="uk-UA"/>
+        </w:rPr>
+        <w:t>fval_int</w:t>
+      </w:r>
+      <w:proofErr w:type="spellEnd"/>
+      <w:r>
+        <w:rPr>
+          <w:rFonts w:ascii="Consolas" w:eastAsia="Times New Roman" w:hAnsi="Consolas" w:cs="Times New Roman"/>
+          <w:sz w:val="20"/>
+          <w:szCs w:val="20"/>
+          <w:lang w:val="uk-UA"/>
+        </w:rPr>
+        <w:t xml:space="preserve">] = </w:t>
+      </w:r>
+      <w:proofErr w:type="spellStart"/>
+      <w:r>
+        <w:rPr>
+          <w:rFonts w:ascii="Consolas" w:eastAsia="Times New Roman" w:hAnsi="Consolas" w:cs="Times New Roman"/>
+          <w:sz w:val="20"/>
+          <w:szCs w:val="20"/>
+          <w:lang w:val="uk-UA"/>
+        </w:rPr>
+        <w:t>intlinprog</w:t>
+      </w:r>
+      <w:proofErr w:type="spellEnd"/>
+      <w:r>
+        <w:rPr>
+          <w:rFonts w:ascii="Consolas" w:eastAsia="Times New Roman" w:hAnsi="Consolas" w:cs="Times New Roman"/>
+          <w:sz w:val="20"/>
+          <w:szCs w:val="20"/>
+          <w:lang w:val="uk-UA"/>
+        </w:rPr>
+        <w:t xml:space="preserve">(f, </w:t>
+      </w:r>
+      <w:proofErr w:type="spellStart"/>
+      <w:r>
+        <w:rPr>
+          <w:rFonts w:ascii="Consolas" w:eastAsia="Times New Roman" w:hAnsi="Consolas" w:cs="Times New Roman"/>
+          <w:sz w:val="20"/>
+          <w:szCs w:val="20"/>
+          <w:lang w:val="uk-UA"/>
+        </w:rPr>
+        <w:t>intcon</w:t>
+      </w:r>
+      <w:proofErr w:type="spellEnd"/>
+      <w:r>
+        <w:rPr>
+          <w:rFonts w:ascii="Consolas" w:eastAsia="Times New Roman" w:hAnsi="Consolas" w:cs="Times New Roman"/>
+          <w:sz w:val="20"/>
+          <w:szCs w:val="20"/>
+          <w:lang w:val="uk-UA"/>
+        </w:rPr>
+        <w:t xml:space="preserve">, A, b, [], [], </w:t>
+      </w:r>
+      <w:proofErr w:type="spellStart"/>
+      <w:r>
+        <w:rPr>
+          <w:rFonts w:ascii="Consolas" w:eastAsia="Times New Roman" w:hAnsi="Consolas" w:cs="Times New Roman"/>
+          <w:sz w:val="20"/>
+          <w:szCs w:val="20"/>
+          <w:lang w:val="uk-UA"/>
+        </w:rPr>
+        <w:t>lb</w:t>
+      </w:r>
+      <w:proofErr w:type="spellEnd"/>
+      <w:r>
+        <w:rPr>
+          <w:rFonts w:ascii="Consolas" w:eastAsia="Times New Roman" w:hAnsi="Consolas" w:cs="Times New Roman"/>
+          <w:sz w:val="20"/>
+          <w:szCs w:val="20"/>
+          <w:lang w:val="uk-UA"/>
+        </w:rPr>
+        <w:t>);</w:t>
+      </w:r>
+    </w:p>
+    <w:p>
+      <w:pPr>
+        <w:spacing w:line="240" w:lineRule="auto"/>
+        <w:rPr>
+          <w:rFonts w:ascii="Consolas" w:eastAsia="Times New Roman" w:hAnsi="Consolas" w:cs="Times New Roman"/>
+          <w:sz w:val="20"/>
+          <w:szCs w:val="20"/>
+          <w:lang w:val="uk-UA"/>
+        </w:rPr>
+      </w:pPr>
+    </w:p>
+    <w:p>
+      <w:pPr>
+        <w:spacing w:line="240" w:lineRule="auto"/>
+        <w:rPr>
+          <w:rFonts w:ascii="Consolas" w:eastAsia="Times New Roman" w:hAnsi="Consolas" w:cs="Times New Roman"/>
+          <w:sz w:val="20"/>
+          <w:szCs w:val="20"/>
+          <w:lang w:val="uk-UA"/>
+        </w:rPr>
+      </w:pPr>
+      <w:proofErr w:type="spellStart"/>
+      <w:r>
+        <w:rPr>
+          <w:rFonts w:ascii="Consolas" w:eastAsia="Times New Roman" w:hAnsi="Consolas" w:cs="Times New Roman"/>
+          <w:sz w:val="20"/>
+          <w:szCs w:val="20"/>
+          <w:lang w:val="uk-UA"/>
+        </w:rPr>
+        <w:t>fprintf</w:t>
+      </w:r>
+      <w:proofErr w:type="spellEnd"/>
+      <w:r>
+        <w:rPr>
+          <w:rFonts w:ascii="Consolas" w:eastAsia="Times New Roman" w:hAnsi="Consolas" w:cs="Times New Roman"/>
+          <w:sz w:val="20"/>
+          <w:szCs w:val="20"/>
+          <w:lang w:val="uk-UA"/>
+        </w:rPr>
+        <w:t>(</w:t>
+      </w:r>
+      <w:r>
+        <w:rPr>
+          <w:rFonts w:ascii="Consolas" w:eastAsia="Times New Roman" w:hAnsi="Consolas" w:cs="Times New Roman"/>
+          <w:color w:val="A709F5"/>
+          <w:sz w:val="20"/>
+          <w:szCs w:val="20"/>
+          <w:lang w:val="uk-UA"/>
+        </w:rPr>
+        <w:t xml:space="preserve">'\n*** </w:t>
+      </w:r>
+      <w:proofErr w:type="spellStart"/>
+      <w:r>
+        <w:rPr>
+          <w:rFonts w:ascii="Consolas" w:eastAsia="Times New Roman" w:hAnsi="Consolas" w:cs="Times New Roman"/>
+          <w:color w:val="A709F5"/>
+          <w:sz w:val="20"/>
+          <w:szCs w:val="20"/>
+          <w:lang w:val="uk-UA"/>
+        </w:rPr>
+        <w:t>Цілочисельний</w:t>
+      </w:r>
+      <w:proofErr w:type="spellEnd"/>
+      <w:r>
+        <w:rPr>
+          <w:rFonts w:ascii="Consolas" w:eastAsia="Times New Roman" w:hAnsi="Consolas" w:cs="Times New Roman"/>
+          <w:color w:val="A709F5"/>
+          <w:sz w:val="20"/>
+          <w:szCs w:val="20"/>
+          <w:lang w:val="uk-UA"/>
+        </w:rPr>
+        <w:t xml:space="preserve"> розв’язок (</w:t>
+      </w:r>
+      <w:proofErr w:type="spellStart"/>
+      <w:r>
+        <w:rPr>
+          <w:rFonts w:ascii="Consolas" w:eastAsia="Times New Roman" w:hAnsi="Consolas" w:cs="Times New Roman"/>
+          <w:color w:val="A709F5"/>
+          <w:sz w:val="20"/>
+          <w:szCs w:val="20"/>
+          <w:lang w:val="uk-UA"/>
+        </w:rPr>
+        <w:t>intlinprog</w:t>
+      </w:r>
+      <w:proofErr w:type="spellEnd"/>
+      <w:r>
+        <w:rPr>
+          <w:rFonts w:ascii="Consolas" w:eastAsia="Times New Roman" w:hAnsi="Consolas" w:cs="Times New Roman"/>
+          <w:color w:val="A709F5"/>
+          <w:sz w:val="20"/>
+          <w:szCs w:val="20"/>
+          <w:lang w:val="uk-UA"/>
+        </w:rPr>
+        <w:t>) ***\n'</w:t>
+      </w:r>
+      <w:r>
+        <w:rPr>
+          <w:rFonts w:ascii="Consolas" w:eastAsia="Times New Roman" w:hAnsi="Consolas" w:cs="Times New Roman"/>
+          <w:sz w:val="20"/>
+          <w:szCs w:val="20"/>
+          <w:lang w:val="uk-UA"/>
+        </w:rPr>
+        <w:t>);</w:t>
+      </w:r>
+    </w:p>
+    <w:p>
+      <w:pPr>
+        <w:spacing w:line="240" w:lineRule="auto"/>
+        <w:rPr>
+          <w:rFonts w:ascii="Consolas" w:eastAsia="Times New Roman" w:hAnsi="Consolas" w:cs="Times New Roman"/>
+          <w:sz w:val="20"/>
+          <w:szCs w:val="20"/>
+          <w:lang w:val="uk-UA"/>
+        </w:rPr>
+      </w:pPr>
+      <w:proofErr w:type="spellStart"/>
+      <w:r>
+        <w:rPr>
+          <w:rFonts w:ascii="Consolas" w:eastAsia="Times New Roman" w:hAnsi="Consolas" w:cs="Times New Roman"/>
+          <w:sz w:val="20"/>
+          <w:szCs w:val="20"/>
+          <w:lang w:val="uk-UA"/>
+        </w:rPr>
+        <w:t>fprintf</w:t>
+      </w:r>
+      <w:proofErr w:type="spellEnd"/>
+      <w:r>
+        <w:rPr>
+          <w:rFonts w:ascii="Consolas" w:eastAsia="Times New Roman" w:hAnsi="Consolas" w:cs="Times New Roman"/>
+          <w:sz w:val="20"/>
+          <w:szCs w:val="20"/>
+          <w:lang w:val="uk-UA"/>
+        </w:rPr>
+        <w:t>(</w:t>
+      </w:r>
+      <w:r>
+        <w:rPr>
+          <w:rFonts w:ascii="Consolas" w:eastAsia="Times New Roman" w:hAnsi="Consolas" w:cs="Times New Roman"/>
+          <w:color w:val="A709F5"/>
+          <w:sz w:val="20"/>
+          <w:szCs w:val="20"/>
+          <w:lang w:val="uk-UA"/>
+        </w:rPr>
+        <w:t>' A = %d\n B = %d\n C = %d\n'</w:t>
+      </w:r>
+      <w:r>
+        <w:rPr>
+          <w:rFonts w:ascii="Consolas" w:eastAsia="Times New Roman" w:hAnsi="Consolas" w:cs="Times New Roman"/>
+          <w:sz w:val="20"/>
+          <w:szCs w:val="20"/>
+          <w:lang w:val="uk-UA"/>
+        </w:rPr>
+        <w:t xml:space="preserve">, </w:t>
+      </w:r>
+      <w:proofErr w:type="spellStart"/>
+      <w:r>
+        <w:rPr>
+          <w:rFonts w:ascii="Consolas" w:eastAsia="Times New Roman" w:hAnsi="Consolas" w:cs="Times New Roman"/>
+          <w:sz w:val="20"/>
+          <w:szCs w:val="20"/>
+          <w:lang w:val="uk-UA"/>
+        </w:rPr>
+        <w:t>round</w:t>
+      </w:r>
+      <w:proofErr w:type="spellEnd"/>
+      <w:r>
+        <w:rPr>
+          <w:rFonts w:ascii="Consolas" w:eastAsia="Times New Roman" w:hAnsi="Consolas" w:cs="Times New Roman"/>
+          <w:sz w:val="20"/>
+          <w:szCs w:val="20"/>
+          <w:lang w:val="uk-UA"/>
+        </w:rPr>
+        <w:t>(</w:t>
+      </w:r>
+      <w:proofErr w:type="spellStart"/>
+      <w:r>
+        <w:rPr>
+          <w:rFonts w:ascii="Consolas" w:eastAsia="Times New Roman" w:hAnsi="Consolas" w:cs="Times New Roman"/>
+          <w:sz w:val="20"/>
+          <w:szCs w:val="20"/>
+          <w:lang w:val="uk-UA"/>
+        </w:rPr>
+        <w:t>x_int</w:t>
+      </w:r>
+      <w:proofErr w:type="spellEnd"/>
+      <w:r>
+        <w:rPr>
+          <w:rFonts w:ascii="Consolas" w:eastAsia="Times New Roman" w:hAnsi="Consolas" w:cs="Times New Roman"/>
+          <w:sz w:val="20"/>
+          <w:szCs w:val="20"/>
+          <w:lang w:val="uk-UA"/>
+        </w:rPr>
+        <w:t>));</w:t>
+      </w:r>
+    </w:p>
+    <w:p>
+      <w:pPr>
+        <w:spacing w:line="240" w:lineRule="auto"/>
+        <w:rPr>
+          <w:rFonts w:ascii="Consolas" w:eastAsia="Times New Roman" w:hAnsi="Consolas" w:cs="Times New Roman"/>
+          <w:sz w:val="20"/>
+          <w:szCs w:val="20"/>
+          <w:lang w:val="uk-UA"/>
+        </w:rPr>
+      </w:pPr>
+      <w:proofErr w:type="spellStart"/>
+      <w:r>
+        <w:rPr>
+          <w:rFonts w:ascii="Consolas" w:eastAsia="Times New Roman" w:hAnsi="Consolas" w:cs="Times New Roman"/>
+          <w:sz w:val="20"/>
+          <w:szCs w:val="20"/>
+          <w:lang w:val="uk-UA"/>
+        </w:rPr>
+        <w:t>fprintf</w:t>
+      </w:r>
+      <w:proofErr w:type="spellEnd"/>
+      <w:r>
+        <w:rPr>
+          <w:rFonts w:ascii="Consolas" w:eastAsia="Times New Roman" w:hAnsi="Consolas" w:cs="Times New Roman"/>
+          <w:sz w:val="20"/>
+          <w:szCs w:val="20"/>
+          <w:lang w:val="uk-UA"/>
+        </w:rPr>
+        <w:t>(</w:t>
+      </w:r>
+      <w:r>
+        <w:rPr>
+          <w:rFonts w:ascii="Consolas" w:eastAsia="Times New Roman" w:hAnsi="Consolas" w:cs="Times New Roman"/>
+          <w:color w:val="A709F5"/>
+          <w:sz w:val="20"/>
+          <w:szCs w:val="20"/>
+          <w:lang w:val="uk-UA"/>
+        </w:rPr>
+        <w:t xml:space="preserve">' Максимальний прибуток = %.2f </w:t>
+      </w:r>
+      <w:proofErr w:type="spellStart"/>
+      <w:r>
+        <w:rPr>
+          <w:rFonts w:ascii="Consolas" w:eastAsia="Times New Roman" w:hAnsi="Consolas" w:cs="Times New Roman"/>
+          <w:color w:val="A709F5"/>
+          <w:sz w:val="20"/>
+          <w:szCs w:val="20"/>
+          <w:lang w:val="uk-UA"/>
+        </w:rPr>
+        <w:t>у.о</w:t>
+      </w:r>
+      <w:proofErr w:type="spellEnd"/>
+      <w:r>
+        <w:rPr>
+          <w:rFonts w:ascii="Consolas" w:eastAsia="Times New Roman" w:hAnsi="Consolas" w:cs="Times New Roman"/>
+          <w:color w:val="A709F5"/>
+          <w:sz w:val="20"/>
+          <w:szCs w:val="20"/>
+          <w:lang w:val="uk-UA"/>
+        </w:rPr>
+        <w:t>.\n'</w:t>
+      </w:r>
+      <w:r>
+        <w:rPr>
+          <w:rFonts w:ascii="Consolas" w:eastAsia="Times New Roman" w:hAnsi="Consolas" w:cs="Times New Roman"/>
+          <w:sz w:val="20"/>
+          <w:szCs w:val="20"/>
+          <w:lang w:val="uk-UA"/>
+        </w:rPr>
+        <w:t>, -</w:t>
+      </w:r>
+      <w:proofErr w:type="spellStart"/>
+      <w:r>
+        <w:rPr>
+          <w:rFonts w:ascii="Consolas" w:eastAsia="Times New Roman" w:hAnsi="Consolas" w:cs="Times New Roman"/>
+          <w:sz w:val="20"/>
+          <w:szCs w:val="20"/>
+          <w:lang w:val="uk-UA"/>
+        </w:rPr>
+        <w:t>fval_int</w:t>
+      </w:r>
+      <w:proofErr w:type="spellEnd"/>
+      <w:r>
+        <w:rPr>
+          <w:rFonts w:ascii="Consolas" w:eastAsia="Times New Roman" w:hAnsi="Consolas" w:cs="Times New Roman"/>
+          <w:sz w:val="20"/>
+          <w:szCs w:val="20"/>
+          <w:lang w:val="uk-UA"/>
+        </w:rPr>
+        <w:t>);</w:t>
+      </w:r>
+    </w:p>
+    <w:p>
+      <w:pPr>
+        <w:rPr>
+          <w:lang w:val="uk-UA"/>
         </w:rPr>
       </w:pPr>
     </w:p>
@@ -323,7 +1780,173 @@
       </w:r>
     </w:p>
     <w:p/>
-    <w:p/>
+    <w:p>
+      <w:pPr>
+        <w:spacing w:line="257" w:lineRule="atLeast"/>
+        <w:rPr>
+          <w:rFonts w:ascii="Consolas" w:eastAsia="Times New Roman" w:hAnsi="Consolas" w:cs="Times New Roman"/>
+          <w:sz w:val="20"/>
+          <w:szCs w:val="20"/>
+          <w:lang w:val="uk-UA"/>
+        </w:rPr>
+      </w:pPr>
+      <w:r>
+        <w:rPr>
+          <w:rFonts w:ascii="Consolas" w:eastAsia="Times New Roman" w:hAnsi="Consolas" w:cs="Times New Roman"/>
+          <w:sz w:val="20"/>
+          <w:szCs w:val="20"/>
+          <w:lang w:val="uk-UA"/>
+        </w:rPr>
+        <w:t xml:space="preserve">*** </w:t>
+      </w:r>
+      <w:proofErr w:type="spellStart"/>
+      <w:r>
+        <w:rPr>
+          <w:rFonts w:ascii="Consolas" w:eastAsia="Times New Roman" w:hAnsi="Consolas" w:cs="Times New Roman"/>
+          <w:sz w:val="20"/>
+          <w:szCs w:val="20"/>
+          <w:lang w:val="uk-UA"/>
+        </w:rPr>
+        <w:t>Цілочисельний</w:t>
+      </w:r>
+      <w:proofErr w:type="spellEnd"/>
+      <w:r>
+        <w:rPr>
+          <w:rFonts w:ascii="Consolas" w:eastAsia="Times New Roman" w:hAnsi="Consolas" w:cs="Times New Roman"/>
+          <w:sz w:val="20"/>
+          <w:szCs w:val="20"/>
+          <w:lang w:val="uk-UA"/>
+        </w:rPr>
+        <w:t xml:space="preserve"> розв’язок (</w:t>
+      </w:r>
+      <w:proofErr w:type="spellStart"/>
+      <w:r>
+        <w:rPr>
+          <w:rFonts w:ascii="Consolas" w:eastAsia="Times New Roman" w:hAnsi="Consolas" w:cs="Times New Roman"/>
+          <w:sz w:val="20"/>
+          <w:szCs w:val="20"/>
+          <w:lang w:val="uk-UA"/>
+        </w:rPr>
+        <w:t>intlinprog</w:t>
+      </w:r>
+      <w:proofErr w:type="spellEnd"/>
+      <w:r>
+        <w:rPr>
+          <w:rFonts w:ascii="Consolas" w:eastAsia="Times New Roman" w:hAnsi="Consolas" w:cs="Times New Roman"/>
+          <w:sz w:val="20"/>
+          <w:szCs w:val="20"/>
+          <w:lang w:val="uk-UA"/>
+        </w:rPr>
+        <w:t>) ***</w:t>
+      </w:r>
+    </w:p>
+    <w:p>
+      <w:pPr>
+        <w:spacing w:line="257" w:lineRule="atLeast"/>
+        <w:rPr>
+          <w:rFonts w:ascii="Consolas" w:eastAsia="Times New Roman" w:hAnsi="Consolas" w:cs="Times New Roman"/>
+          <w:sz w:val="20"/>
+          <w:szCs w:val="20"/>
+          <w:lang w:val="uk-UA"/>
+        </w:rPr>
+      </w:pPr>
+      <w:r>
+        <w:rPr>
+          <w:rFonts w:ascii="Consolas" w:eastAsia="Times New Roman" w:hAnsi="Consolas" w:cs="Times New Roman"/>
+          <w:sz w:val="20"/>
+          <w:szCs w:val="20"/>
+          <w:lang w:val="uk-UA"/>
+        </w:rPr>
+        <w:t xml:space="preserve"> A = 12</w:t>
+      </w:r>
+    </w:p>
+    <w:p>
+      <w:pPr>
+        <w:spacing w:line="257" w:lineRule="atLeast"/>
+        <w:rPr>
+          <w:rFonts w:ascii="Consolas" w:eastAsia="Times New Roman" w:hAnsi="Consolas" w:cs="Times New Roman"/>
+          <w:sz w:val="20"/>
+          <w:szCs w:val="20"/>
+          <w:lang w:val="uk-UA"/>
+        </w:rPr>
+      </w:pPr>
+      <w:r>
+        <w:rPr>
+          <w:rFonts w:ascii="Consolas" w:eastAsia="Times New Roman" w:hAnsi="Consolas" w:cs="Times New Roman"/>
+          <w:sz w:val="20"/>
+          <w:szCs w:val="20"/>
+          <w:lang w:val="uk-UA"/>
+        </w:rPr>
+        <w:t xml:space="preserve"> B = 3</w:t>
+      </w:r>
+    </w:p>
+    <w:p>
+      <w:pPr>
+        <w:spacing w:line="257" w:lineRule="atLeast"/>
+        <w:rPr>
+          <w:rFonts w:ascii="Consolas" w:eastAsia="Times New Roman" w:hAnsi="Consolas" w:cs="Times New Roman"/>
+          <w:sz w:val="20"/>
+          <w:szCs w:val="20"/>
+          <w:lang w:val="uk-UA"/>
+        </w:rPr>
+      </w:pPr>
+      <w:r>
+        <w:rPr>
+          <w:rFonts w:ascii="Consolas" w:eastAsia="Times New Roman" w:hAnsi="Consolas" w:cs="Times New Roman"/>
+          <w:sz w:val="20"/>
+          <w:szCs w:val="20"/>
+          <w:lang w:val="uk-UA"/>
+        </w:rPr>
+        <w:t xml:space="preserve"> C = 0</w:t>
+      </w:r>
+    </w:p>
+    <w:p>
+      <w:pPr>
+        <w:spacing w:line="257" w:lineRule="atLeast"/>
+        <w:rPr>
+          <w:rFonts w:ascii="Consolas" w:eastAsia="Times New Roman" w:hAnsi="Consolas" w:cs="Times New Roman"/>
+          <w:sz w:val="20"/>
+          <w:szCs w:val="20"/>
+          <w:lang w:val="uk-UA"/>
+        </w:rPr>
+      </w:pPr>
+      <w:r>
+        <w:rPr>
+          <w:rFonts w:ascii="Consolas" w:eastAsia="Times New Roman" w:hAnsi="Consolas" w:cs="Times New Roman"/>
+          <w:sz w:val="20"/>
+          <w:szCs w:val="20"/>
+          <w:lang w:val="uk-UA"/>
+        </w:rPr>
+        <w:t xml:space="preserve"> Максимальний прибуток = 54.00 </w:t>
+      </w:r>
+      <w:proofErr w:type="spellStart"/>
+      <w:r>
+        <w:rPr>
+          <w:rFonts w:ascii="Consolas" w:eastAsia="Times New Roman" w:hAnsi="Consolas" w:cs="Times New Roman"/>
+          <w:sz w:val="20"/>
+          <w:szCs w:val="20"/>
+          <w:lang w:val="uk-UA"/>
+        </w:rPr>
+        <w:t>у.о</w:t>
+      </w:r>
+      <w:proofErr w:type="spellEnd"/>
+      <w:r>
+        <w:rPr>
+          <w:rFonts w:ascii="Consolas" w:eastAsia="Times New Roman" w:hAnsi="Consolas" w:cs="Times New Roman"/>
+          <w:sz w:val="20"/>
+          <w:szCs w:val="20"/>
+          <w:lang w:val="uk-UA"/>
+        </w:rPr>
+        <w:t>.</w:t>
+      </w:r>
+    </w:p>
+    <w:p>
+      <w:pPr>
+        <w:rPr>
+          <w:lang w:val="uk-UA"/>
+        </w:rPr>
+      </w:pPr>
+    </w:p>
     <w:p>
       <w:pPr>
         <w:pStyle w:val="3"/>
@@ -350,7 +1973,112 @@
         <w:t>Умова завдання</w:t>
       </w:r>
     </w:p>
-    <w:p/>
+    <w:p>
+      <w:pPr>
+        <w:spacing w:line="360" w:lineRule="auto"/>
+        <w:jc w:val="both"/>
+        <w:rPr>
+          <w:rFonts w:ascii="Times New Roman" w:hAnsi="Times New Roman" w:cs="Times New Roman"/>
+          <w:sz w:val="28"/>
+          <w:szCs w:val="28"/>
+        </w:rPr>
+      </w:pPr>
+      <w:r>
+        <w:rPr>
+          <w:rFonts w:ascii="Times New Roman" w:hAnsi="Times New Roman" w:cs="Times New Roman"/>
+          <w:sz w:val="28"/>
+          <w:szCs w:val="28"/>
+        </w:rPr>
+        <w:t>Маються n пунктів виробництва і m пунктів розподілу продукції.</w:t>
+      </w:r>
+    </w:p>
+    <w:p>
+      <w:pPr>
+        <w:spacing w:line="360" w:lineRule="auto"/>
+        <w:jc w:val="both"/>
+        <w:rPr>
+          <w:rFonts w:ascii="Times New Roman" w:hAnsi="Times New Roman" w:cs="Times New Roman"/>
+          <w:sz w:val="28"/>
+          <w:szCs w:val="28"/>
+        </w:rPr>
+      </w:pPr>
+      <w:r>
+        <w:rPr>
+          <w:rFonts w:ascii="Times New Roman" w:hAnsi="Times New Roman" w:cs="Times New Roman"/>
+          <w:sz w:val="28"/>
+          <w:szCs w:val="28"/>
+        </w:rPr>
+        <w:t xml:space="preserve">Вартість перевезення одиниці продукції з і- го пункту виробництва в j-й центр розподілу </w:t>
+      </w:r>
+      <w:proofErr w:type="spellStart"/>
+      <w:r>
+        <w:rPr>
+          <w:rFonts w:ascii="Times New Roman" w:hAnsi="Times New Roman" w:cs="Times New Roman"/>
+          <w:sz w:val="28"/>
+          <w:szCs w:val="28"/>
+        </w:rPr>
+        <w:t>Cij</w:t>
+      </w:r>
+      <w:proofErr w:type="spellEnd"/>
+      <w:r>
+        <w:rPr>
+          <w:rFonts w:ascii="Times New Roman" w:hAnsi="Times New Roman" w:cs="Times New Roman"/>
+          <w:sz w:val="28"/>
+          <w:szCs w:val="28"/>
+        </w:rPr>
+        <w:t xml:space="preserve"> приведена в таблиці, де під рядком розуміється пункт виробництва, а під стовпцем - пункт розподілу. Крім того, у цій таблиці в і-й рядку зазначений обсяг виробництва в і- м пункті 3 виробництва, а в j-м стовпці зазначений попит у j-м центрі розподілу. Необхідно скласти план перевезень по доставці необхідної продукції в пункти розподілу, що мінімізує сумарні транспортні витрати.</w:t>
+      </w:r>
+    </w:p>
+    <w:p>
+      <w:pPr>
+        <w:rPr>
+          <w:lang w:val="uk-UA"/>
+        </w:rPr>
+      </w:pPr>
+    </w:p>
+    <w:p>
+      <w:r>
+        <w:rPr>
+          <w:noProof/>
+        </w:rPr>
+        <w:lastRenderedPageBreak/>
+        <w:drawing>
+          <wp:inline distT="0" distB="0" distL="0" distR="0" wp14:anchorId="69422298" wp14:editId="10C5AF64">
+            <wp:extent cx="4876800" cy="2141601"/>
+            <wp:effectExtent l="0" t="0" r="0" b="0"/>
+            <wp:docPr id="2" name="Рисунок 2"/>
+            <wp:cNvGraphicFramePr>
+              <a:graphicFrameLocks xmlns:a="http://schemas.openxmlformats.org/drawingml/2006/main" noChangeAspect="1"/>
+            </wp:cNvGraphicFramePr>
+            <a:graphic xmlns:a="http://schemas.openxmlformats.org/drawingml/2006/main">
+              <a:graphicData uri="http://schemas.openxmlformats.org/drawingml/2006/picture">
+                <pic:pic xmlns:pic="http://schemas.openxmlformats.org/drawingml/2006/picture">
+                  <pic:nvPicPr>
+                    <pic:cNvPr id="1" name=""/>
+                    <pic:cNvPicPr/>
+                  </pic:nvPicPr>
+                  <pic:blipFill>
+                    <a:blip r:embed="rId5"/>
+                    <a:stretch>
+                      <a:fillRect/>
+                    </a:stretch>
+                  </pic:blipFill>
+                  <pic:spPr>
+                    <a:xfrm>
+                      <a:off x="0" y="0"/>
+                      <a:ext cx="4888798" cy="2146870"/>
+                    </a:xfrm>
+                    <a:prstGeom prst="rect">
+                      <a:avLst/>
+                    </a:prstGeom>
+                  </pic:spPr>
+                </pic:pic>
+              </a:graphicData>
+            </a:graphic>
+          </wp:inline>
+        </w:drawing>
+      </w:r>
+    </w:p>
     <w:p>
       <w:pPr>
         <w:pStyle w:val="4"/>
@@ -358,6 +2086,4216 @@
       <w:r>
         <w:t>Програмна реалізація</w:t>
       </w:r>
+    </w:p>
+    <w:p>
+      <w:pPr>
+        <w:spacing w:line="240" w:lineRule="auto"/>
+        <w:rPr>
+          <w:rFonts w:ascii="Consolas" w:eastAsia="Times New Roman" w:hAnsi="Consolas" w:cs="Times New Roman"/>
+          <w:sz w:val="20"/>
+          <w:szCs w:val="20"/>
+          <w:lang w:val="uk-UA"/>
+        </w:rPr>
+      </w:pPr>
+      <w:proofErr w:type="spellStart"/>
+      <w:r>
+        <w:rPr>
+          <w:rFonts w:ascii="Consolas" w:eastAsia="Times New Roman" w:hAnsi="Consolas" w:cs="Times New Roman"/>
+          <w:sz w:val="20"/>
+          <w:szCs w:val="20"/>
+          <w:lang w:val="uk-UA"/>
+        </w:rPr>
+        <w:t>costs</w:t>
+      </w:r>
+      <w:proofErr w:type="spellEnd"/>
+      <w:r>
+        <w:rPr>
+          <w:rFonts w:ascii="Consolas" w:eastAsia="Times New Roman" w:hAnsi="Consolas" w:cs="Times New Roman"/>
+          <w:sz w:val="20"/>
+          <w:szCs w:val="20"/>
+          <w:lang w:val="uk-UA"/>
+        </w:rPr>
+        <w:t xml:space="preserve"> = [</w:t>
+      </w:r>
+    </w:p>
+    <w:p>
+      <w:pPr>
+        <w:spacing w:line="240" w:lineRule="auto"/>
+        <w:rPr>
+          <w:rFonts w:ascii="Consolas" w:eastAsia="Times New Roman" w:hAnsi="Consolas" w:cs="Times New Roman"/>
+          <w:sz w:val="20"/>
+          <w:szCs w:val="20"/>
+          <w:lang w:val="uk-UA"/>
+        </w:rPr>
+      </w:pPr>
+      <w:r>
+        <w:rPr>
+          <w:rFonts w:ascii="Consolas" w:eastAsia="Times New Roman" w:hAnsi="Consolas" w:cs="Times New Roman"/>
+          <w:sz w:val="20"/>
+          <w:szCs w:val="20"/>
+          <w:lang w:val="uk-UA"/>
+        </w:rPr>
+        <w:t xml:space="preserve">    1  3  4  5;</w:t>
+      </w:r>
+    </w:p>
+    <w:p>
+      <w:pPr>
+        <w:spacing w:line="240" w:lineRule="auto"/>
+        <w:rPr>
+          <w:rFonts w:ascii="Consolas" w:eastAsia="Times New Roman" w:hAnsi="Consolas" w:cs="Times New Roman"/>
+          <w:sz w:val="20"/>
+          <w:szCs w:val="20"/>
+          <w:lang w:val="uk-UA"/>
+        </w:rPr>
+      </w:pPr>
+      <w:r>
+        <w:rPr>
+          <w:rFonts w:ascii="Consolas" w:eastAsia="Times New Roman" w:hAnsi="Consolas" w:cs="Times New Roman"/>
+          <w:sz w:val="20"/>
+          <w:szCs w:val="20"/>
+          <w:lang w:val="uk-UA"/>
+        </w:rPr>
+        <w:t xml:space="preserve">    5  2 10  3;</w:t>
+      </w:r>
+    </w:p>
+    <w:p>
+      <w:pPr>
+        <w:spacing w:line="240" w:lineRule="auto"/>
+        <w:rPr>
+          <w:rFonts w:ascii="Consolas" w:eastAsia="Times New Roman" w:hAnsi="Consolas" w:cs="Times New Roman"/>
+          <w:sz w:val="20"/>
+          <w:szCs w:val="20"/>
+          <w:lang w:val="uk-UA"/>
+        </w:rPr>
+      </w:pPr>
+      <w:r>
+        <w:rPr>
+          <w:rFonts w:ascii="Consolas" w:eastAsia="Times New Roman" w:hAnsi="Consolas" w:cs="Times New Roman"/>
+          <w:sz w:val="20"/>
+          <w:szCs w:val="20"/>
+          <w:lang w:val="uk-UA"/>
+        </w:rPr>
+        <w:t xml:space="preserve">    3  2  1  4;</w:t>
+      </w:r>
+    </w:p>
+    <w:p>
+      <w:pPr>
+        <w:spacing w:line="240" w:lineRule="auto"/>
+        <w:rPr>
+          <w:rFonts w:ascii="Consolas" w:eastAsia="Times New Roman" w:hAnsi="Consolas" w:cs="Times New Roman"/>
+          <w:sz w:val="20"/>
+          <w:szCs w:val="20"/>
+          <w:lang w:val="uk-UA"/>
+        </w:rPr>
+      </w:pPr>
+      <w:r>
+        <w:rPr>
+          <w:rFonts w:ascii="Consolas" w:eastAsia="Times New Roman" w:hAnsi="Consolas" w:cs="Times New Roman"/>
+          <w:sz w:val="20"/>
+          <w:szCs w:val="20"/>
+          <w:lang w:val="uk-UA"/>
+        </w:rPr>
+        <w:t xml:space="preserve">    6  4  2  6</w:t>
+      </w:r>
+    </w:p>
+    <w:p>
+      <w:pPr>
+        <w:spacing w:line="240" w:lineRule="auto"/>
+        <w:rPr>
+          <w:rFonts w:ascii="Consolas" w:eastAsia="Times New Roman" w:hAnsi="Consolas" w:cs="Times New Roman"/>
+          <w:sz w:val="20"/>
+          <w:szCs w:val="20"/>
+          <w:lang w:val="uk-UA"/>
+        </w:rPr>
+      </w:pPr>
+      <w:r>
+        <w:rPr>
+          <w:rFonts w:ascii="Consolas" w:eastAsia="Times New Roman" w:hAnsi="Consolas" w:cs="Times New Roman"/>
+          <w:sz w:val="20"/>
+          <w:szCs w:val="20"/>
+          <w:lang w:val="uk-UA"/>
+        </w:rPr>
+        <w:t>];</w:t>
+      </w:r>
+    </w:p>
+    <w:p>
+      <w:pPr>
+        <w:spacing w:line="240" w:lineRule="auto"/>
+        <w:rPr>
+          <w:rFonts w:ascii="Consolas" w:eastAsia="Times New Roman" w:hAnsi="Consolas" w:cs="Times New Roman"/>
+          <w:sz w:val="20"/>
+          <w:szCs w:val="20"/>
+          <w:lang w:val="uk-UA"/>
+        </w:rPr>
+      </w:pPr>
+    </w:p>
+    <w:p>
+      <w:pPr>
+        <w:spacing w:line="240" w:lineRule="auto"/>
+        <w:rPr>
+          <w:rFonts w:ascii="Consolas" w:eastAsia="Times New Roman" w:hAnsi="Consolas" w:cs="Times New Roman"/>
+          <w:sz w:val="20"/>
+          <w:szCs w:val="20"/>
+          <w:lang w:val="uk-UA"/>
+        </w:rPr>
+      </w:pPr>
+      <w:proofErr w:type="spellStart"/>
+      <w:r>
+        <w:rPr>
+          <w:rFonts w:ascii="Consolas" w:eastAsia="Times New Roman" w:hAnsi="Consolas" w:cs="Times New Roman"/>
+          <w:sz w:val="20"/>
+          <w:szCs w:val="20"/>
+          <w:lang w:val="uk-UA"/>
+        </w:rPr>
+        <w:t>supply</w:t>
+      </w:r>
+      <w:proofErr w:type="spellEnd"/>
+      <w:r>
+        <w:rPr>
+          <w:rFonts w:ascii="Consolas" w:eastAsia="Times New Roman" w:hAnsi="Consolas" w:cs="Times New Roman"/>
+          <w:sz w:val="20"/>
+          <w:szCs w:val="20"/>
+          <w:lang w:val="uk-UA"/>
+        </w:rPr>
+        <w:t xml:space="preserve"> = [20; 30; 50; 20];</w:t>
+      </w:r>
+    </w:p>
+    <w:p>
+      <w:pPr>
+        <w:spacing w:line="240" w:lineRule="auto"/>
+        <w:rPr>
+          <w:rFonts w:ascii="Consolas" w:eastAsia="Times New Roman" w:hAnsi="Consolas" w:cs="Times New Roman"/>
+          <w:sz w:val="20"/>
+          <w:szCs w:val="20"/>
+          <w:lang w:val="uk-UA"/>
+        </w:rPr>
+      </w:pPr>
+    </w:p>
+    <w:p>
+      <w:pPr>
+        <w:spacing w:line="240" w:lineRule="auto"/>
+        <w:rPr>
+          <w:rFonts w:ascii="Consolas" w:eastAsia="Times New Roman" w:hAnsi="Consolas" w:cs="Times New Roman"/>
+          <w:sz w:val="20"/>
+          <w:szCs w:val="20"/>
+          <w:lang w:val="uk-UA"/>
+        </w:rPr>
+      </w:pPr>
+      <w:proofErr w:type="spellStart"/>
+      <w:r>
+        <w:rPr>
+          <w:rFonts w:ascii="Consolas" w:eastAsia="Times New Roman" w:hAnsi="Consolas" w:cs="Times New Roman"/>
+          <w:sz w:val="20"/>
+          <w:szCs w:val="20"/>
+          <w:lang w:val="uk-UA"/>
+        </w:rPr>
+        <w:t>demand</w:t>
+      </w:r>
+      <w:proofErr w:type="spellEnd"/>
+      <w:r>
+        <w:rPr>
+          <w:rFonts w:ascii="Consolas" w:eastAsia="Times New Roman" w:hAnsi="Consolas" w:cs="Times New Roman"/>
+          <w:sz w:val="20"/>
+          <w:szCs w:val="20"/>
+          <w:lang w:val="uk-UA"/>
+        </w:rPr>
+        <w:t xml:space="preserve"> = [30; 20; 60; 15];</w:t>
+      </w:r>
+    </w:p>
+    <w:p>
+      <w:pPr>
+        <w:spacing w:line="240" w:lineRule="auto"/>
+        <w:rPr>
+          <w:rFonts w:ascii="Consolas" w:eastAsia="Times New Roman" w:hAnsi="Consolas" w:cs="Times New Roman"/>
+          <w:sz w:val="20"/>
+          <w:szCs w:val="20"/>
+          <w:lang w:val="uk-UA"/>
+        </w:rPr>
+      </w:pPr>
+    </w:p>
+    <w:p>
+      <w:pPr>
+        <w:spacing w:line="240" w:lineRule="auto"/>
+        <w:rPr>
+          <w:rFonts w:ascii="Consolas" w:eastAsia="Times New Roman" w:hAnsi="Consolas" w:cs="Times New Roman"/>
+          <w:sz w:val="20"/>
+          <w:szCs w:val="20"/>
+          <w:lang w:val="uk-UA"/>
+        </w:rPr>
+      </w:pPr>
+      <w:proofErr w:type="spellStart"/>
+      <w:r>
+        <w:rPr>
+          <w:rFonts w:ascii="Consolas" w:eastAsia="Times New Roman" w:hAnsi="Consolas" w:cs="Times New Roman"/>
+          <w:sz w:val="20"/>
+          <w:szCs w:val="20"/>
+          <w:lang w:val="uk-UA"/>
+        </w:rPr>
+        <w:t>num_suppliers</w:t>
+      </w:r>
+      <w:proofErr w:type="spellEnd"/>
+      <w:r>
+        <w:rPr>
+          <w:rFonts w:ascii="Consolas" w:eastAsia="Times New Roman" w:hAnsi="Consolas" w:cs="Times New Roman"/>
+          <w:sz w:val="20"/>
+          <w:szCs w:val="20"/>
+          <w:lang w:val="uk-UA"/>
+        </w:rPr>
+        <w:t xml:space="preserve"> = </w:t>
+      </w:r>
+      <w:proofErr w:type="spellStart"/>
+      <w:r>
+        <w:rPr>
+          <w:rFonts w:ascii="Consolas" w:eastAsia="Times New Roman" w:hAnsi="Consolas" w:cs="Times New Roman"/>
+          <w:sz w:val="20"/>
+          <w:szCs w:val="20"/>
+          <w:lang w:val="uk-UA"/>
+        </w:rPr>
+        <w:t>size</w:t>
+      </w:r>
+      <w:proofErr w:type="spellEnd"/>
+      <w:r>
+        <w:rPr>
+          <w:rFonts w:ascii="Consolas" w:eastAsia="Times New Roman" w:hAnsi="Consolas" w:cs="Times New Roman"/>
+          <w:sz w:val="20"/>
+          <w:szCs w:val="20"/>
+          <w:lang w:val="uk-UA"/>
+        </w:rPr>
+        <w:t>(</w:t>
+      </w:r>
+      <w:proofErr w:type="spellStart"/>
+      <w:r>
+        <w:rPr>
+          <w:rFonts w:ascii="Consolas" w:eastAsia="Times New Roman" w:hAnsi="Consolas" w:cs="Times New Roman"/>
+          <w:sz w:val="20"/>
+          <w:szCs w:val="20"/>
+          <w:lang w:val="uk-UA"/>
+        </w:rPr>
+        <w:t>costs</w:t>
+      </w:r>
+      <w:proofErr w:type="spellEnd"/>
+      <w:r>
+        <w:rPr>
+          <w:rFonts w:ascii="Consolas" w:eastAsia="Times New Roman" w:hAnsi="Consolas" w:cs="Times New Roman"/>
+          <w:sz w:val="20"/>
+          <w:szCs w:val="20"/>
+          <w:lang w:val="uk-UA"/>
+        </w:rPr>
+        <w:t>, 1);</w:t>
+      </w:r>
+    </w:p>
+    <w:p>
+      <w:pPr>
+        <w:spacing w:line="240" w:lineRule="auto"/>
+        <w:rPr>
+          <w:rFonts w:ascii="Consolas" w:eastAsia="Times New Roman" w:hAnsi="Consolas" w:cs="Times New Roman"/>
+          <w:sz w:val="20"/>
+          <w:szCs w:val="20"/>
+          <w:lang w:val="uk-UA"/>
+        </w:rPr>
+      </w:pPr>
+      <w:proofErr w:type="spellStart"/>
+      <w:r>
+        <w:rPr>
+          <w:rFonts w:ascii="Consolas" w:eastAsia="Times New Roman" w:hAnsi="Consolas" w:cs="Times New Roman"/>
+          <w:sz w:val="20"/>
+          <w:szCs w:val="20"/>
+          <w:lang w:val="uk-UA"/>
+        </w:rPr>
+        <w:t>num_consumers</w:t>
+      </w:r>
+      <w:proofErr w:type="spellEnd"/>
+      <w:r>
+        <w:rPr>
+          <w:rFonts w:ascii="Consolas" w:eastAsia="Times New Roman" w:hAnsi="Consolas" w:cs="Times New Roman"/>
+          <w:sz w:val="20"/>
+          <w:szCs w:val="20"/>
+          <w:lang w:val="uk-UA"/>
+        </w:rPr>
+        <w:t xml:space="preserve"> = </w:t>
+      </w:r>
+      <w:proofErr w:type="spellStart"/>
+      <w:r>
+        <w:rPr>
+          <w:rFonts w:ascii="Consolas" w:eastAsia="Times New Roman" w:hAnsi="Consolas" w:cs="Times New Roman"/>
+          <w:sz w:val="20"/>
+          <w:szCs w:val="20"/>
+          <w:lang w:val="uk-UA"/>
+        </w:rPr>
+        <w:t>size</w:t>
+      </w:r>
+      <w:proofErr w:type="spellEnd"/>
+      <w:r>
+        <w:rPr>
+          <w:rFonts w:ascii="Consolas" w:eastAsia="Times New Roman" w:hAnsi="Consolas" w:cs="Times New Roman"/>
+          <w:sz w:val="20"/>
+          <w:szCs w:val="20"/>
+          <w:lang w:val="uk-UA"/>
+        </w:rPr>
+        <w:t>(</w:t>
+      </w:r>
+      <w:proofErr w:type="spellStart"/>
+      <w:r>
+        <w:rPr>
+          <w:rFonts w:ascii="Consolas" w:eastAsia="Times New Roman" w:hAnsi="Consolas" w:cs="Times New Roman"/>
+          <w:sz w:val="20"/>
+          <w:szCs w:val="20"/>
+          <w:lang w:val="uk-UA"/>
+        </w:rPr>
+        <w:t>costs</w:t>
+      </w:r>
+      <w:proofErr w:type="spellEnd"/>
+      <w:r>
+        <w:rPr>
+          <w:rFonts w:ascii="Consolas" w:eastAsia="Times New Roman" w:hAnsi="Consolas" w:cs="Times New Roman"/>
+          <w:sz w:val="20"/>
+          <w:szCs w:val="20"/>
+          <w:lang w:val="uk-UA"/>
+        </w:rPr>
+        <w:t>, 2);</w:t>
+      </w:r>
+    </w:p>
+    <w:p>
+      <w:pPr>
+        <w:spacing w:line="240" w:lineRule="auto"/>
+        <w:rPr>
+          <w:rFonts w:ascii="Consolas" w:eastAsia="Times New Roman" w:hAnsi="Consolas" w:cs="Times New Roman"/>
+          <w:sz w:val="20"/>
+          <w:szCs w:val="20"/>
+          <w:lang w:val="uk-UA"/>
+        </w:rPr>
+      </w:pPr>
+      <w:proofErr w:type="spellStart"/>
+      <w:r>
+        <w:rPr>
+          <w:rFonts w:ascii="Consolas" w:eastAsia="Times New Roman" w:hAnsi="Consolas" w:cs="Times New Roman"/>
+          <w:sz w:val="20"/>
+          <w:szCs w:val="20"/>
+          <w:lang w:val="uk-UA"/>
+        </w:rPr>
+        <w:t>num_variables</w:t>
+      </w:r>
+      <w:proofErr w:type="spellEnd"/>
+      <w:r>
+        <w:rPr>
+          <w:rFonts w:ascii="Consolas" w:eastAsia="Times New Roman" w:hAnsi="Consolas" w:cs="Times New Roman"/>
+          <w:sz w:val="20"/>
+          <w:szCs w:val="20"/>
+          <w:lang w:val="uk-UA"/>
+        </w:rPr>
+        <w:t xml:space="preserve"> = </w:t>
+      </w:r>
+      <w:proofErr w:type="spellStart"/>
+      <w:r>
+        <w:rPr>
+          <w:rFonts w:ascii="Consolas" w:eastAsia="Times New Roman" w:hAnsi="Consolas" w:cs="Times New Roman"/>
+          <w:sz w:val="20"/>
+          <w:szCs w:val="20"/>
+          <w:lang w:val="uk-UA"/>
+        </w:rPr>
+        <w:t>num_suppliers</w:t>
+      </w:r>
+      <w:proofErr w:type="spellEnd"/>
+      <w:r>
+        <w:rPr>
+          <w:rFonts w:ascii="Consolas" w:eastAsia="Times New Roman" w:hAnsi="Consolas" w:cs="Times New Roman"/>
+          <w:sz w:val="20"/>
+          <w:szCs w:val="20"/>
+          <w:lang w:val="uk-UA"/>
+        </w:rPr>
+        <w:t xml:space="preserve"> * </w:t>
+      </w:r>
+      <w:proofErr w:type="spellStart"/>
+      <w:r>
+        <w:rPr>
+          <w:rFonts w:ascii="Consolas" w:eastAsia="Times New Roman" w:hAnsi="Consolas" w:cs="Times New Roman"/>
+          <w:sz w:val="20"/>
+          <w:szCs w:val="20"/>
+          <w:lang w:val="uk-UA"/>
+        </w:rPr>
+        <w:t>num_consumers</w:t>
+      </w:r>
+      <w:proofErr w:type="spellEnd"/>
+      <w:r>
+        <w:rPr>
+          <w:rFonts w:ascii="Consolas" w:eastAsia="Times New Roman" w:hAnsi="Consolas" w:cs="Times New Roman"/>
+          <w:sz w:val="20"/>
+          <w:szCs w:val="20"/>
+          <w:lang w:val="uk-UA"/>
+        </w:rPr>
+        <w:t>;</w:t>
+      </w:r>
+    </w:p>
+    <w:p>
+      <w:pPr>
+        <w:spacing w:line="240" w:lineRule="auto"/>
+        <w:rPr>
+          <w:rFonts w:ascii="Consolas" w:eastAsia="Times New Roman" w:hAnsi="Consolas" w:cs="Times New Roman"/>
+          <w:sz w:val="20"/>
+          <w:szCs w:val="20"/>
+          <w:lang w:val="uk-UA"/>
+        </w:rPr>
+      </w:pPr>
+    </w:p>
+    <w:p>
+      <w:pPr>
+        <w:spacing w:line="240" w:lineRule="auto"/>
+        <w:rPr>
+          <w:rFonts w:ascii="Consolas" w:eastAsia="Times New Roman" w:hAnsi="Consolas" w:cs="Times New Roman"/>
+          <w:sz w:val="20"/>
+          <w:szCs w:val="20"/>
+          <w:lang w:val="uk-UA"/>
+        </w:rPr>
+      </w:pPr>
+      <w:r>
+        <w:rPr>
+          <w:rFonts w:ascii="Consolas" w:eastAsia="Times New Roman" w:hAnsi="Consolas" w:cs="Times New Roman"/>
+          <w:sz w:val="20"/>
+          <w:szCs w:val="20"/>
+          <w:lang w:val="uk-UA"/>
+        </w:rPr>
+        <w:t xml:space="preserve">f = </w:t>
+      </w:r>
+      <w:proofErr w:type="spellStart"/>
+      <w:r>
+        <w:rPr>
+          <w:rFonts w:ascii="Consolas" w:eastAsia="Times New Roman" w:hAnsi="Consolas" w:cs="Times New Roman"/>
+          <w:sz w:val="20"/>
+          <w:szCs w:val="20"/>
+          <w:lang w:val="uk-UA"/>
+        </w:rPr>
+        <w:t>reshape</w:t>
+      </w:r>
+      <w:proofErr w:type="spellEnd"/>
+      <w:r>
+        <w:rPr>
+          <w:rFonts w:ascii="Consolas" w:eastAsia="Times New Roman" w:hAnsi="Consolas" w:cs="Times New Roman"/>
+          <w:sz w:val="20"/>
+          <w:szCs w:val="20"/>
+          <w:lang w:val="uk-UA"/>
+        </w:rPr>
+        <w:t>(</w:t>
+      </w:r>
+      <w:proofErr w:type="spellStart"/>
+      <w:r>
+        <w:rPr>
+          <w:rFonts w:ascii="Consolas" w:eastAsia="Times New Roman" w:hAnsi="Consolas" w:cs="Times New Roman"/>
+          <w:sz w:val="20"/>
+          <w:szCs w:val="20"/>
+          <w:lang w:val="uk-UA"/>
+        </w:rPr>
+        <w:t>costs</w:t>
+      </w:r>
+      <w:proofErr w:type="spellEnd"/>
+      <w:r>
+        <w:rPr>
+          <w:rFonts w:ascii="Consolas" w:eastAsia="Times New Roman" w:hAnsi="Consolas" w:cs="Times New Roman"/>
+          <w:sz w:val="20"/>
+          <w:szCs w:val="20"/>
+          <w:lang w:val="uk-UA"/>
+        </w:rPr>
+        <w:t xml:space="preserve">', </w:t>
+      </w:r>
+      <w:proofErr w:type="spellStart"/>
+      <w:r>
+        <w:rPr>
+          <w:rFonts w:ascii="Consolas" w:eastAsia="Times New Roman" w:hAnsi="Consolas" w:cs="Times New Roman"/>
+          <w:sz w:val="20"/>
+          <w:szCs w:val="20"/>
+          <w:lang w:val="uk-UA"/>
+        </w:rPr>
+        <w:t>num_variables</w:t>
+      </w:r>
+      <w:proofErr w:type="spellEnd"/>
+      <w:r>
+        <w:rPr>
+          <w:rFonts w:ascii="Consolas" w:eastAsia="Times New Roman" w:hAnsi="Consolas" w:cs="Times New Roman"/>
+          <w:sz w:val="20"/>
+          <w:szCs w:val="20"/>
+          <w:lang w:val="uk-UA"/>
+        </w:rPr>
+        <w:t>, 1);</w:t>
+      </w:r>
+    </w:p>
+    <w:p>
+      <w:pPr>
+        <w:spacing w:line="240" w:lineRule="auto"/>
+        <w:rPr>
+          <w:rFonts w:ascii="Consolas" w:eastAsia="Times New Roman" w:hAnsi="Consolas" w:cs="Times New Roman"/>
+          <w:sz w:val="20"/>
+          <w:szCs w:val="20"/>
+          <w:lang w:val="uk-UA"/>
+        </w:rPr>
+      </w:pPr>
+    </w:p>
+    <w:p>
+      <w:pPr>
+        <w:spacing w:line="240" w:lineRule="auto"/>
+        <w:rPr>
+          <w:rFonts w:ascii="Consolas" w:eastAsia="Times New Roman" w:hAnsi="Consolas" w:cs="Times New Roman"/>
+          <w:sz w:val="20"/>
+          <w:szCs w:val="20"/>
+          <w:lang w:val="uk-UA"/>
+        </w:rPr>
+      </w:pPr>
+      <w:proofErr w:type="spellStart"/>
+      <w:r>
+        <w:rPr>
+          <w:rFonts w:ascii="Consolas" w:eastAsia="Times New Roman" w:hAnsi="Consolas" w:cs="Times New Roman"/>
+          <w:sz w:val="20"/>
+          <w:szCs w:val="20"/>
+          <w:lang w:val="uk-UA"/>
+        </w:rPr>
+        <w:t>Aeq</w:t>
+      </w:r>
+      <w:proofErr w:type="spellEnd"/>
+      <w:r>
+        <w:rPr>
+          <w:rFonts w:ascii="Consolas" w:eastAsia="Times New Roman" w:hAnsi="Consolas" w:cs="Times New Roman"/>
+          <w:sz w:val="20"/>
+          <w:szCs w:val="20"/>
+          <w:lang w:val="uk-UA"/>
+        </w:rPr>
+        <w:t xml:space="preserve"> = </w:t>
+      </w:r>
+      <w:proofErr w:type="spellStart"/>
+      <w:r>
+        <w:rPr>
+          <w:rFonts w:ascii="Consolas" w:eastAsia="Times New Roman" w:hAnsi="Consolas" w:cs="Times New Roman"/>
+          <w:sz w:val="20"/>
+          <w:szCs w:val="20"/>
+          <w:lang w:val="uk-UA"/>
+        </w:rPr>
+        <w:t>zeros</w:t>
+      </w:r>
+      <w:proofErr w:type="spellEnd"/>
+      <w:r>
+        <w:rPr>
+          <w:rFonts w:ascii="Consolas" w:eastAsia="Times New Roman" w:hAnsi="Consolas" w:cs="Times New Roman"/>
+          <w:sz w:val="20"/>
+          <w:szCs w:val="20"/>
+          <w:lang w:val="uk-UA"/>
+        </w:rPr>
+        <w:t>(</w:t>
+      </w:r>
+      <w:proofErr w:type="spellStart"/>
+      <w:r>
+        <w:rPr>
+          <w:rFonts w:ascii="Consolas" w:eastAsia="Times New Roman" w:hAnsi="Consolas" w:cs="Times New Roman"/>
+          <w:sz w:val="20"/>
+          <w:szCs w:val="20"/>
+          <w:lang w:val="uk-UA"/>
+        </w:rPr>
+        <w:t>num_suppliers</w:t>
+      </w:r>
+      <w:proofErr w:type="spellEnd"/>
+      <w:r>
+        <w:rPr>
+          <w:rFonts w:ascii="Consolas" w:eastAsia="Times New Roman" w:hAnsi="Consolas" w:cs="Times New Roman"/>
+          <w:sz w:val="20"/>
+          <w:szCs w:val="20"/>
+          <w:lang w:val="uk-UA"/>
+        </w:rPr>
+        <w:t xml:space="preserve">, </w:t>
+      </w:r>
+      <w:proofErr w:type="spellStart"/>
+      <w:r>
+        <w:rPr>
+          <w:rFonts w:ascii="Consolas" w:eastAsia="Times New Roman" w:hAnsi="Consolas" w:cs="Times New Roman"/>
+          <w:sz w:val="20"/>
+          <w:szCs w:val="20"/>
+          <w:lang w:val="uk-UA"/>
+        </w:rPr>
+        <w:t>num_variables</w:t>
+      </w:r>
+      <w:proofErr w:type="spellEnd"/>
+      <w:r>
+        <w:rPr>
+          <w:rFonts w:ascii="Consolas" w:eastAsia="Times New Roman" w:hAnsi="Consolas" w:cs="Times New Roman"/>
+          <w:sz w:val="20"/>
+          <w:szCs w:val="20"/>
+          <w:lang w:val="uk-UA"/>
+        </w:rPr>
+        <w:t>);</w:t>
+      </w:r>
+    </w:p>
+    <w:p>
+      <w:pPr>
+        <w:spacing w:line="240" w:lineRule="auto"/>
+        <w:rPr>
+          <w:rFonts w:ascii="Consolas" w:eastAsia="Times New Roman" w:hAnsi="Consolas" w:cs="Times New Roman"/>
+          <w:sz w:val="20"/>
+          <w:szCs w:val="20"/>
+          <w:lang w:val="uk-UA"/>
+        </w:rPr>
+      </w:pPr>
+      <w:proofErr w:type="spellStart"/>
+      <w:r>
+        <w:rPr>
+          <w:rFonts w:ascii="Consolas" w:eastAsia="Times New Roman" w:hAnsi="Consolas" w:cs="Times New Roman"/>
+          <w:sz w:val="20"/>
+          <w:szCs w:val="20"/>
+          <w:lang w:val="uk-UA"/>
+        </w:rPr>
+        <w:t>beq</w:t>
+      </w:r>
+      <w:proofErr w:type="spellEnd"/>
+      <w:r>
+        <w:rPr>
+          <w:rFonts w:ascii="Consolas" w:eastAsia="Times New Roman" w:hAnsi="Consolas" w:cs="Times New Roman"/>
+          <w:sz w:val="20"/>
+          <w:szCs w:val="20"/>
+          <w:lang w:val="uk-UA"/>
+        </w:rPr>
+        <w:t xml:space="preserve"> = </w:t>
+      </w:r>
+      <w:proofErr w:type="spellStart"/>
+      <w:r>
+        <w:rPr>
+          <w:rFonts w:ascii="Consolas" w:eastAsia="Times New Roman" w:hAnsi="Consolas" w:cs="Times New Roman"/>
+          <w:sz w:val="20"/>
+          <w:szCs w:val="20"/>
+          <w:lang w:val="uk-UA"/>
+        </w:rPr>
+        <w:t>supply</w:t>
+      </w:r>
+      <w:proofErr w:type="spellEnd"/>
+      <w:r>
+        <w:rPr>
+          <w:rFonts w:ascii="Consolas" w:eastAsia="Times New Roman" w:hAnsi="Consolas" w:cs="Times New Roman"/>
+          <w:sz w:val="20"/>
+          <w:szCs w:val="20"/>
+          <w:lang w:val="uk-UA"/>
+        </w:rPr>
+        <w:t>;</w:t>
+      </w:r>
+    </w:p>
+    <w:p>
+      <w:pPr>
+        <w:spacing w:line="240" w:lineRule="auto"/>
+        <w:rPr>
+          <w:rFonts w:ascii="Consolas" w:eastAsia="Times New Roman" w:hAnsi="Consolas" w:cs="Times New Roman"/>
+          <w:sz w:val="20"/>
+          <w:szCs w:val="20"/>
+          <w:lang w:val="uk-UA"/>
+        </w:rPr>
+      </w:pPr>
+      <w:proofErr w:type="spellStart"/>
+      <w:r>
+        <w:rPr>
+          <w:rFonts w:ascii="Consolas" w:eastAsia="Times New Roman" w:hAnsi="Consolas" w:cs="Times New Roman"/>
+          <w:color w:val="0E00FF"/>
+          <w:sz w:val="20"/>
+          <w:szCs w:val="20"/>
+          <w:lang w:val="uk-UA"/>
+        </w:rPr>
+        <w:t>for</w:t>
+      </w:r>
+      <w:proofErr w:type="spellEnd"/>
+      <w:r>
+        <w:rPr>
+          <w:rFonts w:ascii="Consolas" w:eastAsia="Times New Roman" w:hAnsi="Consolas" w:cs="Times New Roman"/>
+          <w:color w:val="0E00FF"/>
+          <w:sz w:val="20"/>
+          <w:szCs w:val="20"/>
+          <w:lang w:val="uk-UA"/>
+        </w:rPr>
+        <w:t xml:space="preserve"> </w:t>
+      </w:r>
+      <w:r>
+        <w:rPr>
+          <w:rFonts w:ascii="Consolas" w:eastAsia="Times New Roman" w:hAnsi="Consolas" w:cs="Times New Roman"/>
+          <w:sz w:val="20"/>
+          <w:szCs w:val="20"/>
+          <w:lang w:val="uk-UA"/>
+        </w:rPr>
+        <w:t>i = 1:num_suppliers</w:t>
+      </w:r>
+    </w:p>
+    <w:p>
+      <w:pPr>
+        <w:spacing w:line="240" w:lineRule="auto"/>
+        <w:rPr>
+          <w:rFonts w:ascii="Consolas" w:eastAsia="Times New Roman" w:hAnsi="Consolas" w:cs="Times New Roman"/>
+          <w:sz w:val="20"/>
+          <w:szCs w:val="20"/>
+          <w:lang w:val="uk-UA"/>
+        </w:rPr>
+      </w:pPr>
+      <w:r>
+        <w:rPr>
+          <w:rFonts w:ascii="Consolas" w:eastAsia="Times New Roman" w:hAnsi="Consolas" w:cs="Times New Roman"/>
+          <w:sz w:val="20"/>
+          <w:szCs w:val="20"/>
+          <w:lang w:val="uk-UA"/>
+        </w:rPr>
+        <w:t xml:space="preserve">    </w:t>
+      </w:r>
+      <w:proofErr w:type="spellStart"/>
+      <w:r>
+        <w:rPr>
+          <w:rFonts w:ascii="Consolas" w:eastAsia="Times New Roman" w:hAnsi="Consolas" w:cs="Times New Roman"/>
+          <w:sz w:val="20"/>
+          <w:szCs w:val="20"/>
+          <w:lang w:val="uk-UA"/>
+        </w:rPr>
+        <w:t>Aeq</w:t>
+      </w:r>
+      <w:proofErr w:type="spellEnd"/>
+      <w:r>
+        <w:rPr>
+          <w:rFonts w:ascii="Consolas" w:eastAsia="Times New Roman" w:hAnsi="Consolas" w:cs="Times New Roman"/>
+          <w:sz w:val="20"/>
+          <w:szCs w:val="20"/>
+          <w:lang w:val="uk-UA"/>
+        </w:rPr>
+        <w:t>(i, (i-1)*</w:t>
+      </w:r>
+      <w:proofErr w:type="spellStart"/>
+      <w:r>
+        <w:rPr>
+          <w:rFonts w:ascii="Consolas" w:eastAsia="Times New Roman" w:hAnsi="Consolas" w:cs="Times New Roman"/>
+          <w:sz w:val="20"/>
+          <w:szCs w:val="20"/>
+          <w:lang w:val="uk-UA"/>
+        </w:rPr>
+        <w:t>num_consumers</w:t>
+      </w:r>
+      <w:proofErr w:type="spellEnd"/>
+      <w:r>
+        <w:rPr>
+          <w:rFonts w:ascii="Consolas" w:eastAsia="Times New Roman" w:hAnsi="Consolas" w:cs="Times New Roman"/>
+          <w:sz w:val="20"/>
+          <w:szCs w:val="20"/>
+          <w:lang w:val="uk-UA"/>
+        </w:rPr>
+        <w:t xml:space="preserve"> + 1 : i*</w:t>
+      </w:r>
+      <w:proofErr w:type="spellStart"/>
+      <w:r>
+        <w:rPr>
+          <w:rFonts w:ascii="Consolas" w:eastAsia="Times New Roman" w:hAnsi="Consolas" w:cs="Times New Roman"/>
+          <w:sz w:val="20"/>
+          <w:szCs w:val="20"/>
+          <w:lang w:val="uk-UA"/>
+        </w:rPr>
+        <w:t>num_consumers</w:t>
+      </w:r>
+      <w:proofErr w:type="spellEnd"/>
+      <w:r>
+        <w:rPr>
+          <w:rFonts w:ascii="Consolas" w:eastAsia="Times New Roman" w:hAnsi="Consolas" w:cs="Times New Roman"/>
+          <w:sz w:val="20"/>
+          <w:szCs w:val="20"/>
+          <w:lang w:val="uk-UA"/>
+        </w:rPr>
+        <w:t>) = 1;</w:t>
+      </w:r>
+    </w:p>
+    <w:p>
+      <w:pPr>
+        <w:spacing w:line="240" w:lineRule="auto"/>
+        <w:rPr>
+          <w:rFonts w:ascii="Consolas" w:eastAsia="Times New Roman" w:hAnsi="Consolas" w:cs="Times New Roman"/>
+          <w:sz w:val="20"/>
+          <w:szCs w:val="20"/>
+          <w:lang w:val="uk-UA"/>
+        </w:rPr>
+      </w:pPr>
+      <w:proofErr w:type="spellStart"/>
+      <w:r>
+        <w:rPr>
+          <w:rFonts w:ascii="Consolas" w:eastAsia="Times New Roman" w:hAnsi="Consolas" w:cs="Times New Roman"/>
+          <w:color w:val="0E00FF"/>
+          <w:sz w:val="20"/>
+          <w:szCs w:val="20"/>
+          <w:lang w:val="uk-UA"/>
+        </w:rPr>
+        <w:t>end</w:t>
+      </w:r>
+      <w:proofErr w:type="spellEnd"/>
+    </w:p>
+    <w:p>
+      <w:pPr>
+        <w:spacing w:line="240" w:lineRule="auto"/>
+        <w:rPr>
+          <w:rFonts w:ascii="Consolas" w:eastAsia="Times New Roman" w:hAnsi="Consolas" w:cs="Times New Roman"/>
+          <w:sz w:val="20"/>
+          <w:szCs w:val="20"/>
+          <w:lang w:val="uk-UA"/>
+        </w:rPr>
+      </w:pPr>
+    </w:p>
+    <w:p>
+      <w:pPr>
+        <w:spacing w:line="240" w:lineRule="auto"/>
+        <w:rPr>
+          <w:rFonts w:ascii="Consolas" w:eastAsia="Times New Roman" w:hAnsi="Consolas" w:cs="Times New Roman"/>
+          <w:sz w:val="20"/>
+          <w:szCs w:val="20"/>
+          <w:lang w:val="uk-UA"/>
+        </w:rPr>
+      </w:pPr>
+      <w:r>
+        <w:rPr>
+          <w:rFonts w:ascii="Consolas" w:eastAsia="Times New Roman" w:hAnsi="Consolas" w:cs="Times New Roman"/>
+          <w:sz w:val="20"/>
+          <w:szCs w:val="20"/>
+          <w:lang w:val="uk-UA"/>
+        </w:rPr>
+        <w:t xml:space="preserve">A = </w:t>
+      </w:r>
+      <w:proofErr w:type="spellStart"/>
+      <w:r>
+        <w:rPr>
+          <w:rFonts w:ascii="Consolas" w:eastAsia="Times New Roman" w:hAnsi="Consolas" w:cs="Times New Roman"/>
+          <w:sz w:val="20"/>
+          <w:szCs w:val="20"/>
+          <w:lang w:val="uk-UA"/>
+        </w:rPr>
+        <w:t>zeros</w:t>
+      </w:r>
+      <w:proofErr w:type="spellEnd"/>
+      <w:r>
+        <w:rPr>
+          <w:rFonts w:ascii="Consolas" w:eastAsia="Times New Roman" w:hAnsi="Consolas" w:cs="Times New Roman"/>
+          <w:sz w:val="20"/>
+          <w:szCs w:val="20"/>
+          <w:lang w:val="uk-UA"/>
+        </w:rPr>
+        <w:t>(</w:t>
+      </w:r>
+      <w:proofErr w:type="spellStart"/>
+      <w:r>
+        <w:rPr>
+          <w:rFonts w:ascii="Consolas" w:eastAsia="Times New Roman" w:hAnsi="Consolas" w:cs="Times New Roman"/>
+          <w:sz w:val="20"/>
+          <w:szCs w:val="20"/>
+          <w:lang w:val="uk-UA"/>
+        </w:rPr>
+        <w:t>num_consumers</w:t>
+      </w:r>
+      <w:proofErr w:type="spellEnd"/>
+      <w:r>
+        <w:rPr>
+          <w:rFonts w:ascii="Consolas" w:eastAsia="Times New Roman" w:hAnsi="Consolas" w:cs="Times New Roman"/>
+          <w:sz w:val="20"/>
+          <w:szCs w:val="20"/>
+          <w:lang w:val="uk-UA"/>
+        </w:rPr>
+        <w:t xml:space="preserve">, </w:t>
+      </w:r>
+      <w:proofErr w:type="spellStart"/>
+      <w:r>
+        <w:rPr>
+          <w:rFonts w:ascii="Consolas" w:eastAsia="Times New Roman" w:hAnsi="Consolas" w:cs="Times New Roman"/>
+          <w:sz w:val="20"/>
+          <w:szCs w:val="20"/>
+          <w:lang w:val="uk-UA"/>
+        </w:rPr>
+        <w:t>num_variables</w:t>
+      </w:r>
+      <w:proofErr w:type="spellEnd"/>
+      <w:r>
+        <w:rPr>
+          <w:rFonts w:ascii="Consolas" w:eastAsia="Times New Roman" w:hAnsi="Consolas" w:cs="Times New Roman"/>
+          <w:sz w:val="20"/>
+          <w:szCs w:val="20"/>
+          <w:lang w:val="uk-UA"/>
+        </w:rPr>
+        <w:t>);</w:t>
+      </w:r>
+    </w:p>
+    <w:p>
+      <w:pPr>
+        <w:spacing w:line="240" w:lineRule="auto"/>
+        <w:rPr>
+          <w:rFonts w:ascii="Consolas" w:eastAsia="Times New Roman" w:hAnsi="Consolas" w:cs="Times New Roman"/>
+          <w:sz w:val="20"/>
+          <w:szCs w:val="20"/>
+          <w:lang w:val="uk-UA"/>
+        </w:rPr>
+      </w:pPr>
+      <w:r>
+        <w:rPr>
+          <w:rFonts w:ascii="Consolas" w:eastAsia="Times New Roman" w:hAnsi="Consolas" w:cs="Times New Roman"/>
+          <w:sz w:val="20"/>
+          <w:szCs w:val="20"/>
+          <w:lang w:val="uk-UA"/>
+        </w:rPr>
+        <w:t xml:space="preserve">b = </w:t>
+      </w:r>
+      <w:proofErr w:type="spellStart"/>
+      <w:r>
+        <w:rPr>
+          <w:rFonts w:ascii="Consolas" w:eastAsia="Times New Roman" w:hAnsi="Consolas" w:cs="Times New Roman"/>
+          <w:sz w:val="20"/>
+          <w:szCs w:val="20"/>
+          <w:lang w:val="uk-UA"/>
+        </w:rPr>
+        <w:t>demand</w:t>
+      </w:r>
+      <w:proofErr w:type="spellEnd"/>
+      <w:r>
+        <w:rPr>
+          <w:rFonts w:ascii="Consolas" w:eastAsia="Times New Roman" w:hAnsi="Consolas" w:cs="Times New Roman"/>
+          <w:sz w:val="20"/>
+          <w:szCs w:val="20"/>
+          <w:lang w:val="uk-UA"/>
+        </w:rPr>
+        <w:t>;</w:t>
+      </w:r>
+    </w:p>
+    <w:p>
+      <w:pPr>
+        <w:spacing w:line="240" w:lineRule="auto"/>
+        <w:rPr>
+          <w:rFonts w:ascii="Consolas" w:eastAsia="Times New Roman" w:hAnsi="Consolas" w:cs="Times New Roman"/>
+          <w:sz w:val="20"/>
+          <w:szCs w:val="20"/>
+          <w:lang w:val="uk-UA"/>
+        </w:rPr>
+      </w:pPr>
+      <w:proofErr w:type="spellStart"/>
+      <w:r>
+        <w:rPr>
+          <w:rFonts w:ascii="Consolas" w:eastAsia="Times New Roman" w:hAnsi="Consolas" w:cs="Times New Roman"/>
+          <w:color w:val="0E00FF"/>
+          <w:sz w:val="20"/>
+          <w:szCs w:val="20"/>
+          <w:lang w:val="uk-UA"/>
+        </w:rPr>
+        <w:t>for</w:t>
+      </w:r>
+      <w:proofErr w:type="spellEnd"/>
+      <w:r>
+        <w:rPr>
+          <w:rFonts w:ascii="Consolas" w:eastAsia="Times New Roman" w:hAnsi="Consolas" w:cs="Times New Roman"/>
+          <w:color w:val="0E00FF"/>
+          <w:sz w:val="20"/>
+          <w:szCs w:val="20"/>
+          <w:lang w:val="uk-UA"/>
+        </w:rPr>
+        <w:t xml:space="preserve"> </w:t>
+      </w:r>
+      <w:r>
+        <w:rPr>
+          <w:rFonts w:ascii="Consolas" w:eastAsia="Times New Roman" w:hAnsi="Consolas" w:cs="Times New Roman"/>
+          <w:sz w:val="20"/>
+          <w:szCs w:val="20"/>
+          <w:lang w:val="uk-UA"/>
+        </w:rPr>
+        <w:t>j = 1:num_consumers</w:t>
+      </w:r>
+    </w:p>
+    <w:p>
+      <w:pPr>
+        <w:spacing w:line="240" w:lineRule="auto"/>
+        <w:rPr>
+          <w:rFonts w:ascii="Consolas" w:eastAsia="Times New Roman" w:hAnsi="Consolas" w:cs="Times New Roman"/>
+          <w:sz w:val="20"/>
+          <w:szCs w:val="20"/>
+          <w:lang w:val="uk-UA"/>
+        </w:rPr>
+      </w:pPr>
+      <w:r>
+        <w:rPr>
+          <w:rFonts w:ascii="Consolas" w:eastAsia="Times New Roman" w:hAnsi="Consolas" w:cs="Times New Roman"/>
+          <w:sz w:val="20"/>
+          <w:szCs w:val="20"/>
+          <w:lang w:val="uk-UA"/>
+        </w:rPr>
+        <w:t xml:space="preserve">    A(j, j : </w:t>
+      </w:r>
+      <w:proofErr w:type="spellStart"/>
+      <w:r>
+        <w:rPr>
+          <w:rFonts w:ascii="Consolas" w:eastAsia="Times New Roman" w:hAnsi="Consolas" w:cs="Times New Roman"/>
+          <w:sz w:val="20"/>
+          <w:szCs w:val="20"/>
+          <w:lang w:val="uk-UA"/>
+        </w:rPr>
+        <w:t>num_consumers</w:t>
+      </w:r>
+      <w:proofErr w:type="spellEnd"/>
+      <w:r>
+        <w:rPr>
+          <w:rFonts w:ascii="Consolas" w:eastAsia="Times New Roman" w:hAnsi="Consolas" w:cs="Times New Roman"/>
+          <w:sz w:val="20"/>
+          <w:szCs w:val="20"/>
+          <w:lang w:val="uk-UA"/>
+        </w:rPr>
+        <w:t xml:space="preserve"> : </w:t>
+      </w:r>
+      <w:proofErr w:type="spellStart"/>
+      <w:r>
+        <w:rPr>
+          <w:rFonts w:ascii="Consolas" w:eastAsia="Times New Roman" w:hAnsi="Consolas" w:cs="Times New Roman"/>
+          <w:sz w:val="20"/>
+          <w:szCs w:val="20"/>
+          <w:lang w:val="uk-UA"/>
+        </w:rPr>
+        <w:t>num_variables</w:t>
+      </w:r>
+      <w:proofErr w:type="spellEnd"/>
+      <w:r>
+        <w:rPr>
+          <w:rFonts w:ascii="Consolas" w:eastAsia="Times New Roman" w:hAnsi="Consolas" w:cs="Times New Roman"/>
+          <w:sz w:val="20"/>
+          <w:szCs w:val="20"/>
+          <w:lang w:val="uk-UA"/>
+        </w:rPr>
+        <w:t>) = 1;</w:t>
+      </w:r>
+    </w:p>
+    <w:p>
+      <w:pPr>
+        <w:spacing w:line="240" w:lineRule="auto"/>
+        <w:rPr>
+          <w:rFonts w:ascii="Consolas" w:eastAsia="Times New Roman" w:hAnsi="Consolas" w:cs="Times New Roman"/>
+          <w:sz w:val="20"/>
+          <w:szCs w:val="20"/>
+          <w:lang w:val="uk-UA"/>
+        </w:rPr>
+      </w:pPr>
+      <w:proofErr w:type="spellStart"/>
+      <w:r>
+        <w:rPr>
+          <w:rFonts w:ascii="Consolas" w:eastAsia="Times New Roman" w:hAnsi="Consolas" w:cs="Times New Roman"/>
+          <w:color w:val="0E00FF"/>
+          <w:sz w:val="20"/>
+          <w:szCs w:val="20"/>
+          <w:lang w:val="uk-UA"/>
+        </w:rPr>
+        <w:t>end</w:t>
+      </w:r>
+      <w:proofErr w:type="spellEnd"/>
+    </w:p>
+    <w:p>
+      <w:pPr>
+        <w:spacing w:line="240" w:lineRule="auto"/>
+        <w:rPr>
+          <w:rFonts w:ascii="Consolas" w:eastAsia="Times New Roman" w:hAnsi="Consolas" w:cs="Times New Roman"/>
+          <w:sz w:val="20"/>
+          <w:szCs w:val="20"/>
+          <w:lang w:val="uk-UA"/>
+        </w:rPr>
+      </w:pPr>
+    </w:p>
+    <w:p>
+      <w:pPr>
+        <w:spacing w:line="240" w:lineRule="auto"/>
+        <w:rPr>
+          <w:rFonts w:ascii="Consolas" w:eastAsia="Times New Roman" w:hAnsi="Consolas" w:cs="Times New Roman"/>
+          <w:sz w:val="20"/>
+          <w:szCs w:val="20"/>
+          <w:lang w:val="uk-UA"/>
+        </w:rPr>
+      </w:pPr>
+      <w:proofErr w:type="spellStart"/>
+      <w:r>
+        <w:rPr>
+          <w:rFonts w:ascii="Consolas" w:eastAsia="Times New Roman" w:hAnsi="Consolas" w:cs="Times New Roman"/>
+          <w:sz w:val="20"/>
+          <w:szCs w:val="20"/>
+          <w:lang w:val="uk-UA"/>
+        </w:rPr>
+        <w:t>lb</w:t>
+      </w:r>
+      <w:proofErr w:type="spellEnd"/>
+      <w:r>
+        <w:rPr>
+          <w:rFonts w:ascii="Consolas" w:eastAsia="Times New Roman" w:hAnsi="Consolas" w:cs="Times New Roman"/>
+          <w:sz w:val="20"/>
+          <w:szCs w:val="20"/>
+          <w:lang w:val="uk-UA"/>
+        </w:rPr>
+        <w:t xml:space="preserve"> = </w:t>
+      </w:r>
+      <w:proofErr w:type="spellStart"/>
+      <w:r>
+        <w:rPr>
+          <w:rFonts w:ascii="Consolas" w:eastAsia="Times New Roman" w:hAnsi="Consolas" w:cs="Times New Roman"/>
+          <w:sz w:val="20"/>
+          <w:szCs w:val="20"/>
+          <w:lang w:val="uk-UA"/>
+        </w:rPr>
+        <w:t>zeros</w:t>
+      </w:r>
+      <w:proofErr w:type="spellEnd"/>
+      <w:r>
+        <w:rPr>
+          <w:rFonts w:ascii="Consolas" w:eastAsia="Times New Roman" w:hAnsi="Consolas" w:cs="Times New Roman"/>
+          <w:sz w:val="20"/>
+          <w:szCs w:val="20"/>
+          <w:lang w:val="uk-UA"/>
+        </w:rPr>
+        <w:t>(</w:t>
+      </w:r>
+      <w:proofErr w:type="spellStart"/>
+      <w:r>
+        <w:rPr>
+          <w:rFonts w:ascii="Consolas" w:eastAsia="Times New Roman" w:hAnsi="Consolas" w:cs="Times New Roman"/>
+          <w:sz w:val="20"/>
+          <w:szCs w:val="20"/>
+          <w:lang w:val="uk-UA"/>
+        </w:rPr>
+        <w:t>num_variables</w:t>
+      </w:r>
+      <w:proofErr w:type="spellEnd"/>
+      <w:r>
+        <w:rPr>
+          <w:rFonts w:ascii="Consolas" w:eastAsia="Times New Roman" w:hAnsi="Consolas" w:cs="Times New Roman"/>
+          <w:sz w:val="20"/>
+          <w:szCs w:val="20"/>
+          <w:lang w:val="uk-UA"/>
+        </w:rPr>
+        <w:t>, 1);</w:t>
+      </w:r>
+    </w:p>
+    <w:p>
+      <w:pPr>
+        <w:spacing w:line="240" w:lineRule="auto"/>
+        <w:rPr>
+          <w:rFonts w:ascii="Consolas" w:eastAsia="Times New Roman" w:hAnsi="Consolas" w:cs="Times New Roman"/>
+          <w:sz w:val="20"/>
+          <w:szCs w:val="20"/>
+          <w:lang w:val="uk-UA"/>
+        </w:rPr>
+      </w:pPr>
+    </w:p>
+    <w:p>
+      <w:pPr>
+        <w:spacing w:line="240" w:lineRule="auto"/>
+        <w:rPr>
+          <w:rFonts w:ascii="Consolas" w:eastAsia="Times New Roman" w:hAnsi="Consolas" w:cs="Times New Roman"/>
+          <w:sz w:val="20"/>
+          <w:szCs w:val="20"/>
+          <w:lang w:val="uk-UA"/>
+        </w:rPr>
+      </w:pPr>
+      <w:proofErr w:type="spellStart"/>
+      <w:r>
+        <w:rPr>
+          <w:rFonts w:ascii="Consolas" w:eastAsia="Times New Roman" w:hAnsi="Consolas" w:cs="Times New Roman"/>
+          <w:sz w:val="20"/>
+          <w:szCs w:val="20"/>
+          <w:lang w:val="uk-UA"/>
+        </w:rPr>
+        <w:t>options</w:t>
+      </w:r>
+      <w:proofErr w:type="spellEnd"/>
+      <w:r>
+        <w:rPr>
+          <w:rFonts w:ascii="Consolas" w:eastAsia="Times New Roman" w:hAnsi="Consolas" w:cs="Times New Roman"/>
+          <w:sz w:val="20"/>
+          <w:szCs w:val="20"/>
+          <w:lang w:val="uk-UA"/>
+        </w:rPr>
+        <w:t xml:space="preserve"> = </w:t>
+      </w:r>
+      <w:proofErr w:type="spellStart"/>
+      <w:r>
+        <w:rPr>
+          <w:rFonts w:ascii="Consolas" w:eastAsia="Times New Roman" w:hAnsi="Consolas" w:cs="Times New Roman"/>
+          <w:sz w:val="20"/>
+          <w:szCs w:val="20"/>
+          <w:lang w:val="uk-UA"/>
+        </w:rPr>
+        <w:t>optimoptions</w:t>
+      </w:r>
+      <w:proofErr w:type="spellEnd"/>
+      <w:r>
+        <w:rPr>
+          <w:rFonts w:ascii="Consolas" w:eastAsia="Times New Roman" w:hAnsi="Consolas" w:cs="Times New Roman"/>
+          <w:sz w:val="20"/>
+          <w:szCs w:val="20"/>
+          <w:lang w:val="uk-UA"/>
+        </w:rPr>
+        <w:t>(</w:t>
+      </w:r>
+      <w:r>
+        <w:rPr>
+          <w:rFonts w:ascii="Consolas" w:eastAsia="Times New Roman" w:hAnsi="Consolas" w:cs="Times New Roman"/>
+          <w:color w:val="A709F5"/>
+          <w:sz w:val="20"/>
+          <w:szCs w:val="20"/>
+          <w:lang w:val="uk-UA"/>
+        </w:rPr>
+        <w:t>'</w:t>
+      </w:r>
+      <w:proofErr w:type="spellStart"/>
+      <w:r>
+        <w:rPr>
+          <w:rFonts w:ascii="Consolas" w:eastAsia="Times New Roman" w:hAnsi="Consolas" w:cs="Times New Roman"/>
+          <w:color w:val="A709F5"/>
+          <w:sz w:val="20"/>
+          <w:szCs w:val="20"/>
+          <w:lang w:val="uk-UA"/>
+        </w:rPr>
+        <w:t>linprog</w:t>
+      </w:r>
+      <w:proofErr w:type="spellEnd"/>
+      <w:r>
+        <w:rPr>
+          <w:rFonts w:ascii="Consolas" w:eastAsia="Times New Roman" w:hAnsi="Consolas" w:cs="Times New Roman"/>
+          <w:color w:val="A709F5"/>
+          <w:sz w:val="20"/>
+          <w:szCs w:val="20"/>
+          <w:lang w:val="uk-UA"/>
+        </w:rPr>
+        <w:t>'</w:t>
+      </w:r>
+      <w:r>
+        <w:rPr>
+          <w:rFonts w:ascii="Consolas" w:eastAsia="Times New Roman" w:hAnsi="Consolas" w:cs="Times New Roman"/>
+          <w:sz w:val="20"/>
+          <w:szCs w:val="20"/>
+          <w:lang w:val="uk-UA"/>
+        </w:rPr>
+        <w:t xml:space="preserve">, </w:t>
+      </w:r>
+      <w:r>
+        <w:rPr>
+          <w:rFonts w:ascii="Consolas" w:eastAsia="Times New Roman" w:hAnsi="Consolas" w:cs="Times New Roman"/>
+          <w:color w:val="A709F5"/>
+          <w:sz w:val="20"/>
+          <w:szCs w:val="20"/>
+          <w:lang w:val="uk-UA"/>
+        </w:rPr>
+        <w:t>'</w:t>
+      </w:r>
+      <w:proofErr w:type="spellStart"/>
+      <w:r>
+        <w:rPr>
+          <w:rFonts w:ascii="Consolas" w:eastAsia="Times New Roman" w:hAnsi="Consolas" w:cs="Times New Roman"/>
+          <w:color w:val="A709F5"/>
+          <w:sz w:val="20"/>
+          <w:szCs w:val="20"/>
+          <w:lang w:val="uk-UA"/>
+        </w:rPr>
+        <w:t>Display</w:t>
+      </w:r>
+      <w:proofErr w:type="spellEnd"/>
+      <w:r>
+        <w:rPr>
+          <w:rFonts w:ascii="Consolas" w:eastAsia="Times New Roman" w:hAnsi="Consolas" w:cs="Times New Roman"/>
+          <w:color w:val="A709F5"/>
+          <w:sz w:val="20"/>
+          <w:szCs w:val="20"/>
+          <w:lang w:val="uk-UA"/>
+        </w:rPr>
+        <w:t>'</w:t>
+      </w:r>
+      <w:r>
+        <w:rPr>
+          <w:rFonts w:ascii="Consolas" w:eastAsia="Times New Roman" w:hAnsi="Consolas" w:cs="Times New Roman"/>
+          <w:sz w:val="20"/>
+          <w:szCs w:val="20"/>
+          <w:lang w:val="uk-UA"/>
+        </w:rPr>
+        <w:t xml:space="preserve">, </w:t>
+      </w:r>
+      <w:r>
+        <w:rPr>
+          <w:rFonts w:ascii="Consolas" w:eastAsia="Times New Roman" w:hAnsi="Consolas" w:cs="Times New Roman"/>
+          <w:color w:val="A709F5"/>
+          <w:sz w:val="20"/>
+          <w:szCs w:val="20"/>
+          <w:lang w:val="uk-UA"/>
+        </w:rPr>
+        <w:t>'</w:t>
+      </w:r>
+      <w:proofErr w:type="spellStart"/>
+      <w:r>
+        <w:rPr>
+          <w:rFonts w:ascii="Consolas" w:eastAsia="Times New Roman" w:hAnsi="Consolas" w:cs="Times New Roman"/>
+          <w:color w:val="A709F5"/>
+          <w:sz w:val="20"/>
+          <w:szCs w:val="20"/>
+          <w:lang w:val="uk-UA"/>
+        </w:rPr>
+        <w:t>iter</w:t>
+      </w:r>
+      <w:proofErr w:type="spellEnd"/>
+      <w:r>
+        <w:rPr>
+          <w:rFonts w:ascii="Consolas" w:eastAsia="Times New Roman" w:hAnsi="Consolas" w:cs="Times New Roman"/>
+          <w:color w:val="A709F5"/>
+          <w:sz w:val="20"/>
+          <w:szCs w:val="20"/>
+          <w:lang w:val="uk-UA"/>
+        </w:rPr>
+        <w:t>'</w:t>
+      </w:r>
+      <w:r>
+        <w:rPr>
+          <w:rFonts w:ascii="Consolas" w:eastAsia="Times New Roman" w:hAnsi="Consolas" w:cs="Times New Roman"/>
+          <w:sz w:val="20"/>
+          <w:szCs w:val="20"/>
+          <w:lang w:val="uk-UA"/>
+        </w:rPr>
+        <w:t>);</w:t>
+      </w:r>
+    </w:p>
+    <w:p>
+      <w:pPr>
+        <w:spacing w:line="240" w:lineRule="auto"/>
+        <w:rPr>
+          <w:rFonts w:ascii="Consolas" w:eastAsia="Times New Roman" w:hAnsi="Consolas" w:cs="Times New Roman"/>
+          <w:sz w:val="20"/>
+          <w:szCs w:val="20"/>
+          <w:lang w:val="uk-UA"/>
+        </w:rPr>
+      </w:pPr>
+      <w:r>
+        <w:rPr>
+          <w:rFonts w:ascii="Consolas" w:eastAsia="Times New Roman" w:hAnsi="Consolas" w:cs="Times New Roman"/>
+          <w:sz w:val="20"/>
+          <w:szCs w:val="20"/>
+          <w:lang w:val="uk-UA"/>
+        </w:rPr>
+        <w:t>[</w:t>
+      </w:r>
+      <w:proofErr w:type="spellStart"/>
+      <w:r>
+        <w:rPr>
+          <w:rFonts w:ascii="Consolas" w:eastAsia="Times New Roman" w:hAnsi="Consolas" w:cs="Times New Roman"/>
+          <w:sz w:val="20"/>
+          <w:szCs w:val="20"/>
+          <w:lang w:val="uk-UA"/>
+        </w:rPr>
+        <w:t>x_solution_vector</w:t>
+      </w:r>
+      <w:proofErr w:type="spellEnd"/>
+      <w:r>
+        <w:rPr>
+          <w:rFonts w:ascii="Consolas" w:eastAsia="Times New Roman" w:hAnsi="Consolas" w:cs="Times New Roman"/>
+          <w:sz w:val="20"/>
+          <w:szCs w:val="20"/>
+          <w:lang w:val="uk-UA"/>
+        </w:rPr>
+        <w:t xml:space="preserve">, </w:t>
+      </w:r>
+      <w:proofErr w:type="spellStart"/>
+      <w:r>
+        <w:rPr>
+          <w:rFonts w:ascii="Consolas" w:eastAsia="Times New Roman" w:hAnsi="Consolas" w:cs="Times New Roman"/>
+          <w:sz w:val="20"/>
+          <w:szCs w:val="20"/>
+          <w:lang w:val="uk-UA"/>
+        </w:rPr>
+        <w:t>min_total_cost</w:t>
+      </w:r>
+      <w:proofErr w:type="spellEnd"/>
+      <w:r>
+        <w:rPr>
+          <w:rFonts w:ascii="Consolas" w:eastAsia="Times New Roman" w:hAnsi="Consolas" w:cs="Times New Roman"/>
+          <w:sz w:val="20"/>
+          <w:szCs w:val="20"/>
+          <w:lang w:val="uk-UA"/>
+        </w:rPr>
+        <w:t xml:space="preserve">, </w:t>
+      </w:r>
+      <w:proofErr w:type="spellStart"/>
+      <w:r>
+        <w:rPr>
+          <w:rFonts w:ascii="Consolas" w:eastAsia="Times New Roman" w:hAnsi="Consolas" w:cs="Times New Roman"/>
+          <w:sz w:val="20"/>
+          <w:szCs w:val="20"/>
+          <w:lang w:val="uk-UA"/>
+        </w:rPr>
+        <w:t>exitflag</w:t>
+      </w:r>
+      <w:proofErr w:type="spellEnd"/>
+      <w:r>
+        <w:rPr>
+          <w:rFonts w:ascii="Consolas" w:eastAsia="Times New Roman" w:hAnsi="Consolas" w:cs="Times New Roman"/>
+          <w:sz w:val="20"/>
+          <w:szCs w:val="20"/>
+          <w:lang w:val="uk-UA"/>
+        </w:rPr>
+        <w:t xml:space="preserve">, </w:t>
+      </w:r>
+      <w:proofErr w:type="spellStart"/>
+      <w:r>
+        <w:rPr>
+          <w:rFonts w:ascii="Consolas" w:eastAsia="Times New Roman" w:hAnsi="Consolas" w:cs="Times New Roman"/>
+          <w:sz w:val="20"/>
+          <w:szCs w:val="20"/>
+          <w:lang w:val="uk-UA"/>
+        </w:rPr>
+        <w:t>output</w:t>
+      </w:r>
+      <w:proofErr w:type="spellEnd"/>
+      <w:r>
+        <w:rPr>
+          <w:rFonts w:ascii="Consolas" w:eastAsia="Times New Roman" w:hAnsi="Consolas" w:cs="Times New Roman"/>
+          <w:sz w:val="20"/>
+          <w:szCs w:val="20"/>
+          <w:lang w:val="uk-UA"/>
+        </w:rPr>
+        <w:t xml:space="preserve">] = </w:t>
+      </w:r>
+      <w:proofErr w:type="spellStart"/>
+      <w:r>
+        <w:rPr>
+          <w:rFonts w:ascii="Consolas" w:eastAsia="Times New Roman" w:hAnsi="Consolas" w:cs="Times New Roman"/>
+          <w:sz w:val="20"/>
+          <w:szCs w:val="20"/>
+          <w:lang w:val="uk-UA"/>
+        </w:rPr>
+        <w:t>linprog</w:t>
+      </w:r>
+      <w:proofErr w:type="spellEnd"/>
+      <w:r>
+        <w:rPr>
+          <w:rFonts w:ascii="Consolas" w:eastAsia="Times New Roman" w:hAnsi="Consolas" w:cs="Times New Roman"/>
+          <w:sz w:val="20"/>
+          <w:szCs w:val="20"/>
+          <w:lang w:val="uk-UA"/>
+        </w:rPr>
+        <w:t xml:space="preserve">(f, A, b, </w:t>
+      </w:r>
+      <w:proofErr w:type="spellStart"/>
+      <w:r>
+        <w:rPr>
+          <w:rFonts w:ascii="Consolas" w:eastAsia="Times New Roman" w:hAnsi="Consolas" w:cs="Times New Roman"/>
+          <w:sz w:val="20"/>
+          <w:szCs w:val="20"/>
+          <w:lang w:val="uk-UA"/>
+        </w:rPr>
+        <w:t>Aeq</w:t>
+      </w:r>
+      <w:proofErr w:type="spellEnd"/>
+      <w:r>
+        <w:rPr>
+          <w:rFonts w:ascii="Consolas" w:eastAsia="Times New Roman" w:hAnsi="Consolas" w:cs="Times New Roman"/>
+          <w:sz w:val="20"/>
+          <w:szCs w:val="20"/>
+          <w:lang w:val="uk-UA"/>
+        </w:rPr>
+        <w:t xml:space="preserve">, </w:t>
+      </w:r>
+      <w:proofErr w:type="spellStart"/>
+      <w:r>
+        <w:rPr>
+          <w:rFonts w:ascii="Consolas" w:eastAsia="Times New Roman" w:hAnsi="Consolas" w:cs="Times New Roman"/>
+          <w:sz w:val="20"/>
+          <w:szCs w:val="20"/>
+          <w:lang w:val="uk-UA"/>
+        </w:rPr>
+        <w:t>beq</w:t>
+      </w:r>
+      <w:proofErr w:type="spellEnd"/>
+      <w:r>
+        <w:rPr>
+          <w:rFonts w:ascii="Consolas" w:eastAsia="Times New Roman" w:hAnsi="Consolas" w:cs="Times New Roman"/>
+          <w:sz w:val="20"/>
+          <w:szCs w:val="20"/>
+          <w:lang w:val="uk-UA"/>
+        </w:rPr>
+        <w:t xml:space="preserve">, </w:t>
+      </w:r>
+      <w:proofErr w:type="spellStart"/>
+      <w:r>
+        <w:rPr>
+          <w:rFonts w:ascii="Consolas" w:eastAsia="Times New Roman" w:hAnsi="Consolas" w:cs="Times New Roman"/>
+          <w:sz w:val="20"/>
+          <w:szCs w:val="20"/>
+          <w:lang w:val="uk-UA"/>
+        </w:rPr>
+        <w:t>lb</w:t>
+      </w:r>
+      <w:proofErr w:type="spellEnd"/>
+      <w:r>
+        <w:rPr>
+          <w:rFonts w:ascii="Consolas" w:eastAsia="Times New Roman" w:hAnsi="Consolas" w:cs="Times New Roman"/>
+          <w:sz w:val="20"/>
+          <w:szCs w:val="20"/>
+          <w:lang w:val="uk-UA"/>
+        </w:rPr>
+        <w:t xml:space="preserve">, [], </w:t>
+      </w:r>
+      <w:proofErr w:type="spellStart"/>
+      <w:r>
+        <w:rPr>
+          <w:rFonts w:ascii="Consolas" w:eastAsia="Times New Roman" w:hAnsi="Consolas" w:cs="Times New Roman"/>
+          <w:sz w:val="20"/>
+          <w:szCs w:val="20"/>
+          <w:lang w:val="uk-UA"/>
+        </w:rPr>
+        <w:t>options</w:t>
+      </w:r>
+      <w:proofErr w:type="spellEnd"/>
+      <w:r>
+        <w:rPr>
+          <w:rFonts w:ascii="Consolas" w:eastAsia="Times New Roman" w:hAnsi="Consolas" w:cs="Times New Roman"/>
+          <w:sz w:val="20"/>
+          <w:szCs w:val="20"/>
+          <w:lang w:val="uk-UA"/>
+        </w:rPr>
+        <w:t>);</w:t>
+      </w:r>
+    </w:p>
+    <w:p>
+      <w:pPr>
+        <w:spacing w:line="240" w:lineRule="auto"/>
+        <w:rPr>
+          <w:rFonts w:ascii="Consolas" w:eastAsia="Times New Roman" w:hAnsi="Consolas" w:cs="Times New Roman"/>
+          <w:sz w:val="20"/>
+          <w:szCs w:val="20"/>
+          <w:lang w:val="uk-UA"/>
+        </w:rPr>
+      </w:pPr>
+    </w:p>
+    <w:p>
+      <w:pPr>
+        <w:spacing w:line="240" w:lineRule="auto"/>
+        <w:rPr>
+          <w:rFonts w:ascii="Consolas" w:eastAsia="Times New Roman" w:hAnsi="Consolas" w:cs="Times New Roman"/>
+          <w:sz w:val="20"/>
+          <w:szCs w:val="20"/>
+          <w:lang w:val="uk-UA"/>
+        </w:rPr>
+      </w:pPr>
+      <w:proofErr w:type="spellStart"/>
+      <w:r>
+        <w:rPr>
+          <w:rFonts w:ascii="Consolas" w:eastAsia="Times New Roman" w:hAnsi="Consolas" w:cs="Times New Roman"/>
+          <w:color w:val="0E00FF"/>
+          <w:sz w:val="20"/>
+          <w:szCs w:val="20"/>
+          <w:lang w:val="uk-UA"/>
+        </w:rPr>
+        <w:t>if</w:t>
+      </w:r>
+      <w:proofErr w:type="spellEnd"/>
+      <w:r>
+        <w:rPr>
+          <w:rFonts w:ascii="Consolas" w:eastAsia="Times New Roman" w:hAnsi="Consolas" w:cs="Times New Roman"/>
+          <w:color w:val="0E00FF"/>
+          <w:sz w:val="20"/>
+          <w:szCs w:val="20"/>
+          <w:lang w:val="uk-UA"/>
+        </w:rPr>
+        <w:t xml:space="preserve"> </w:t>
+      </w:r>
+      <w:proofErr w:type="spellStart"/>
+      <w:r>
+        <w:rPr>
+          <w:rFonts w:ascii="Consolas" w:eastAsia="Times New Roman" w:hAnsi="Consolas" w:cs="Times New Roman"/>
+          <w:sz w:val="20"/>
+          <w:szCs w:val="20"/>
+          <w:lang w:val="uk-UA"/>
+        </w:rPr>
+        <w:t>exitflag</w:t>
+      </w:r>
+      <w:proofErr w:type="spellEnd"/>
+      <w:r>
+        <w:rPr>
+          <w:rFonts w:ascii="Consolas" w:eastAsia="Times New Roman" w:hAnsi="Consolas" w:cs="Times New Roman"/>
+          <w:sz w:val="20"/>
+          <w:szCs w:val="20"/>
+          <w:lang w:val="uk-UA"/>
+        </w:rPr>
+        <w:t xml:space="preserve"> == 1</w:t>
+      </w:r>
+    </w:p>
+    <w:p>
+      <w:pPr>
+        <w:spacing w:line="240" w:lineRule="auto"/>
+        <w:rPr>
+          <w:rFonts w:ascii="Consolas" w:eastAsia="Times New Roman" w:hAnsi="Consolas" w:cs="Times New Roman"/>
+          <w:sz w:val="20"/>
+          <w:szCs w:val="20"/>
+          <w:lang w:val="uk-UA"/>
+        </w:rPr>
+      </w:pPr>
+      <w:r>
+        <w:rPr>
+          <w:rFonts w:ascii="Consolas" w:eastAsia="Times New Roman" w:hAnsi="Consolas" w:cs="Times New Roman"/>
+          <w:sz w:val="20"/>
+          <w:szCs w:val="20"/>
+          <w:lang w:val="uk-UA"/>
+        </w:rPr>
+        <w:t xml:space="preserve">    </w:t>
+      </w:r>
+      <w:proofErr w:type="spellStart"/>
+      <w:r>
+        <w:rPr>
+          <w:rFonts w:ascii="Consolas" w:eastAsia="Times New Roman" w:hAnsi="Consolas" w:cs="Times New Roman"/>
+          <w:sz w:val="20"/>
+          <w:szCs w:val="20"/>
+          <w:lang w:val="uk-UA"/>
+        </w:rPr>
+        <w:t>fprintf</w:t>
+      </w:r>
+      <w:proofErr w:type="spellEnd"/>
+      <w:r>
+        <w:rPr>
+          <w:rFonts w:ascii="Consolas" w:eastAsia="Times New Roman" w:hAnsi="Consolas" w:cs="Times New Roman"/>
+          <w:sz w:val="20"/>
+          <w:szCs w:val="20"/>
+          <w:lang w:val="uk-UA"/>
+        </w:rPr>
+        <w:t>(</w:t>
+      </w:r>
+      <w:r>
+        <w:rPr>
+          <w:rFonts w:ascii="Consolas" w:eastAsia="Times New Roman" w:hAnsi="Consolas" w:cs="Times New Roman"/>
+          <w:color w:val="A709F5"/>
+          <w:sz w:val="20"/>
+          <w:szCs w:val="20"/>
+          <w:lang w:val="uk-UA"/>
+        </w:rPr>
+        <w:t>'Оптимальний план перевезень знайдено!\n'</w:t>
+      </w:r>
+      <w:r>
+        <w:rPr>
+          <w:rFonts w:ascii="Consolas" w:eastAsia="Times New Roman" w:hAnsi="Consolas" w:cs="Times New Roman"/>
+          <w:sz w:val="20"/>
+          <w:szCs w:val="20"/>
+          <w:lang w:val="uk-UA"/>
+        </w:rPr>
+        <w:t>);</w:t>
+      </w:r>
+    </w:p>
+    <w:p>
+      <w:pPr>
+        <w:spacing w:line="240" w:lineRule="auto"/>
+        <w:rPr>
+          <w:rFonts w:ascii="Consolas" w:eastAsia="Times New Roman" w:hAnsi="Consolas" w:cs="Times New Roman"/>
+          <w:sz w:val="20"/>
+          <w:szCs w:val="20"/>
+          <w:lang w:val="uk-UA"/>
+        </w:rPr>
+      </w:pPr>
+      <w:r>
+        <w:rPr>
+          <w:rFonts w:ascii="Consolas" w:eastAsia="Times New Roman" w:hAnsi="Consolas" w:cs="Times New Roman"/>
+          <w:sz w:val="20"/>
+          <w:szCs w:val="20"/>
+          <w:lang w:val="uk-UA"/>
+        </w:rPr>
+        <w:t xml:space="preserve">    </w:t>
+      </w:r>
+    </w:p>
+    <w:p>
+      <w:pPr>
+        <w:spacing w:line="240" w:lineRule="auto"/>
+        <w:rPr>
+          <w:rFonts w:ascii="Consolas" w:eastAsia="Times New Roman" w:hAnsi="Consolas" w:cs="Times New Roman"/>
+          <w:sz w:val="20"/>
+          <w:szCs w:val="20"/>
+          <w:lang w:val="uk-UA"/>
+        </w:rPr>
+      </w:pPr>
+      <w:r>
+        <w:rPr>
+          <w:rFonts w:ascii="Consolas" w:eastAsia="Times New Roman" w:hAnsi="Consolas" w:cs="Times New Roman"/>
+          <w:sz w:val="20"/>
+          <w:szCs w:val="20"/>
+          <w:lang w:val="uk-UA"/>
+        </w:rPr>
+        <w:t xml:space="preserve">    </w:t>
+      </w:r>
+      <w:proofErr w:type="spellStart"/>
+      <w:r>
+        <w:rPr>
+          <w:rFonts w:ascii="Consolas" w:eastAsia="Times New Roman" w:hAnsi="Consolas" w:cs="Times New Roman"/>
+          <w:sz w:val="20"/>
+          <w:szCs w:val="20"/>
+          <w:lang w:val="uk-UA"/>
+        </w:rPr>
+        <w:t>transportation_plan</w:t>
+      </w:r>
+      <w:proofErr w:type="spellEnd"/>
+      <w:r>
+        <w:rPr>
+          <w:rFonts w:ascii="Consolas" w:eastAsia="Times New Roman" w:hAnsi="Consolas" w:cs="Times New Roman"/>
+          <w:sz w:val="20"/>
+          <w:szCs w:val="20"/>
+          <w:lang w:val="uk-UA"/>
+        </w:rPr>
+        <w:t xml:space="preserve"> = </w:t>
+      </w:r>
+      <w:proofErr w:type="spellStart"/>
+      <w:r>
+        <w:rPr>
+          <w:rFonts w:ascii="Consolas" w:eastAsia="Times New Roman" w:hAnsi="Consolas" w:cs="Times New Roman"/>
+          <w:sz w:val="20"/>
+          <w:szCs w:val="20"/>
+          <w:lang w:val="uk-UA"/>
+        </w:rPr>
+        <w:t>reshape</w:t>
+      </w:r>
+      <w:proofErr w:type="spellEnd"/>
+      <w:r>
+        <w:rPr>
+          <w:rFonts w:ascii="Consolas" w:eastAsia="Times New Roman" w:hAnsi="Consolas" w:cs="Times New Roman"/>
+          <w:sz w:val="20"/>
+          <w:szCs w:val="20"/>
+          <w:lang w:val="uk-UA"/>
+        </w:rPr>
+        <w:t>(</w:t>
+      </w:r>
+      <w:proofErr w:type="spellStart"/>
+      <w:r>
+        <w:rPr>
+          <w:rFonts w:ascii="Consolas" w:eastAsia="Times New Roman" w:hAnsi="Consolas" w:cs="Times New Roman"/>
+          <w:sz w:val="20"/>
+          <w:szCs w:val="20"/>
+          <w:lang w:val="uk-UA"/>
+        </w:rPr>
+        <w:t>x_solution_vector</w:t>
+      </w:r>
+      <w:proofErr w:type="spellEnd"/>
+      <w:r>
+        <w:rPr>
+          <w:rFonts w:ascii="Consolas" w:eastAsia="Times New Roman" w:hAnsi="Consolas" w:cs="Times New Roman"/>
+          <w:sz w:val="20"/>
+          <w:szCs w:val="20"/>
+          <w:lang w:val="uk-UA"/>
+        </w:rPr>
+        <w:t xml:space="preserve">, </w:t>
+      </w:r>
+      <w:proofErr w:type="spellStart"/>
+      <w:r>
+        <w:rPr>
+          <w:rFonts w:ascii="Consolas" w:eastAsia="Times New Roman" w:hAnsi="Consolas" w:cs="Times New Roman"/>
+          <w:sz w:val="20"/>
+          <w:szCs w:val="20"/>
+          <w:lang w:val="uk-UA"/>
+        </w:rPr>
+        <w:t>num_consumers</w:t>
+      </w:r>
+      <w:proofErr w:type="spellEnd"/>
+      <w:r>
+        <w:rPr>
+          <w:rFonts w:ascii="Consolas" w:eastAsia="Times New Roman" w:hAnsi="Consolas" w:cs="Times New Roman"/>
+          <w:sz w:val="20"/>
+          <w:szCs w:val="20"/>
+          <w:lang w:val="uk-UA"/>
+        </w:rPr>
+        <w:t xml:space="preserve">, </w:t>
+      </w:r>
+      <w:proofErr w:type="spellStart"/>
+      <w:r>
+        <w:rPr>
+          <w:rFonts w:ascii="Consolas" w:eastAsia="Times New Roman" w:hAnsi="Consolas" w:cs="Times New Roman"/>
+          <w:sz w:val="20"/>
+          <w:szCs w:val="20"/>
+          <w:lang w:val="uk-UA"/>
+        </w:rPr>
+        <w:t>num_suppliers</w:t>
+      </w:r>
+      <w:proofErr w:type="spellEnd"/>
+      <w:r>
+        <w:rPr>
+          <w:rFonts w:ascii="Consolas" w:eastAsia="Times New Roman" w:hAnsi="Consolas" w:cs="Times New Roman"/>
+          <w:sz w:val="20"/>
+          <w:szCs w:val="20"/>
+          <w:lang w:val="uk-UA"/>
+        </w:rPr>
+        <w:t>)';</w:t>
+      </w:r>
+    </w:p>
+    <w:p>
+      <w:pPr>
+        <w:spacing w:line="240" w:lineRule="auto"/>
+        <w:rPr>
+          <w:rFonts w:ascii="Consolas" w:eastAsia="Times New Roman" w:hAnsi="Consolas" w:cs="Times New Roman"/>
+          <w:sz w:val="20"/>
+          <w:szCs w:val="20"/>
+          <w:lang w:val="uk-UA"/>
+        </w:rPr>
+      </w:pPr>
+      <w:r>
+        <w:rPr>
+          <w:rFonts w:ascii="Consolas" w:eastAsia="Times New Roman" w:hAnsi="Consolas" w:cs="Times New Roman"/>
+          <w:sz w:val="20"/>
+          <w:szCs w:val="20"/>
+          <w:lang w:val="uk-UA"/>
+        </w:rPr>
+        <w:t xml:space="preserve">    </w:t>
+      </w:r>
+    </w:p>
+    <w:p>
+      <w:pPr>
+        <w:spacing w:line="240" w:lineRule="auto"/>
+        <w:rPr>
+          <w:rFonts w:ascii="Consolas" w:eastAsia="Times New Roman" w:hAnsi="Consolas" w:cs="Times New Roman"/>
+          <w:sz w:val="20"/>
+          <w:szCs w:val="20"/>
+          <w:lang w:val="uk-UA"/>
+        </w:rPr>
+      </w:pPr>
+      <w:r>
+        <w:rPr>
+          <w:rFonts w:ascii="Consolas" w:eastAsia="Times New Roman" w:hAnsi="Consolas" w:cs="Times New Roman"/>
+          <w:sz w:val="20"/>
+          <w:szCs w:val="20"/>
+          <w:lang w:val="uk-UA"/>
+        </w:rPr>
+        <w:t xml:space="preserve">    </w:t>
+      </w:r>
+      <w:proofErr w:type="spellStart"/>
+      <w:r>
+        <w:rPr>
+          <w:rFonts w:ascii="Consolas" w:eastAsia="Times New Roman" w:hAnsi="Consolas" w:cs="Times New Roman"/>
+          <w:sz w:val="20"/>
+          <w:szCs w:val="20"/>
+          <w:lang w:val="uk-UA"/>
+        </w:rPr>
+        <w:t>disp</w:t>
+      </w:r>
+      <w:proofErr w:type="spellEnd"/>
+      <w:r>
+        <w:rPr>
+          <w:rFonts w:ascii="Consolas" w:eastAsia="Times New Roman" w:hAnsi="Consolas" w:cs="Times New Roman"/>
+          <w:sz w:val="20"/>
+          <w:szCs w:val="20"/>
+          <w:lang w:val="uk-UA"/>
+        </w:rPr>
+        <w:t>(</w:t>
+      </w:r>
+      <w:r>
+        <w:rPr>
+          <w:rFonts w:ascii="Consolas" w:eastAsia="Times New Roman" w:hAnsi="Consolas" w:cs="Times New Roman"/>
+          <w:color w:val="A709F5"/>
+          <w:sz w:val="20"/>
+          <w:szCs w:val="20"/>
+          <w:lang w:val="uk-UA"/>
+        </w:rPr>
+        <w:t xml:space="preserve">'Оптимальний план перевезень </w:t>
+      </w:r>
+      <w:proofErr w:type="spellStart"/>
+      <w:r>
+        <w:rPr>
+          <w:rFonts w:ascii="Consolas" w:eastAsia="Times New Roman" w:hAnsi="Consolas" w:cs="Times New Roman"/>
+          <w:color w:val="A709F5"/>
+          <w:sz w:val="20"/>
+          <w:szCs w:val="20"/>
+          <w:lang w:val="uk-UA"/>
+        </w:rPr>
+        <w:t>Xij</w:t>
+      </w:r>
+      <w:proofErr w:type="spellEnd"/>
+      <w:r>
+        <w:rPr>
+          <w:rFonts w:ascii="Consolas" w:eastAsia="Times New Roman" w:hAnsi="Consolas" w:cs="Times New Roman"/>
+          <w:color w:val="A709F5"/>
+          <w:sz w:val="20"/>
+          <w:szCs w:val="20"/>
+          <w:lang w:val="uk-UA"/>
+        </w:rPr>
+        <w:t xml:space="preserve"> (одиниці продукції):'</w:t>
+      </w:r>
+      <w:r>
+        <w:rPr>
+          <w:rFonts w:ascii="Consolas" w:eastAsia="Times New Roman" w:hAnsi="Consolas" w:cs="Times New Roman"/>
+          <w:sz w:val="20"/>
+          <w:szCs w:val="20"/>
+          <w:lang w:val="uk-UA"/>
+        </w:rPr>
+        <w:t>);</w:t>
+      </w:r>
+    </w:p>
+    <w:p>
+      <w:pPr>
+        <w:spacing w:line="240" w:lineRule="auto"/>
+        <w:rPr>
+          <w:rFonts w:ascii="Consolas" w:eastAsia="Times New Roman" w:hAnsi="Consolas" w:cs="Times New Roman"/>
+          <w:sz w:val="20"/>
+          <w:szCs w:val="20"/>
+          <w:lang w:val="uk-UA"/>
+        </w:rPr>
+      </w:pPr>
+      <w:r>
+        <w:rPr>
+          <w:rFonts w:ascii="Consolas" w:eastAsia="Times New Roman" w:hAnsi="Consolas" w:cs="Times New Roman"/>
+          <w:sz w:val="20"/>
+          <w:szCs w:val="20"/>
+          <w:lang w:val="uk-UA"/>
+        </w:rPr>
+        <w:lastRenderedPageBreak/>
+        <w:t xml:space="preserve">    </w:t>
+      </w:r>
+      <w:proofErr w:type="spellStart"/>
+      <w:r>
+        <w:rPr>
+          <w:rFonts w:ascii="Consolas" w:eastAsia="Times New Roman" w:hAnsi="Consolas" w:cs="Times New Roman"/>
+          <w:sz w:val="20"/>
+          <w:szCs w:val="20"/>
+          <w:lang w:val="uk-UA"/>
+        </w:rPr>
+        <w:t>disp</w:t>
+      </w:r>
+      <w:proofErr w:type="spellEnd"/>
+      <w:r>
+        <w:rPr>
+          <w:rFonts w:ascii="Consolas" w:eastAsia="Times New Roman" w:hAnsi="Consolas" w:cs="Times New Roman"/>
+          <w:sz w:val="20"/>
+          <w:szCs w:val="20"/>
+          <w:lang w:val="uk-UA"/>
+        </w:rPr>
+        <w:t>(</w:t>
+      </w:r>
+      <w:r>
+        <w:rPr>
+          <w:rFonts w:ascii="Consolas" w:eastAsia="Times New Roman" w:hAnsi="Consolas" w:cs="Times New Roman"/>
+          <w:color w:val="A709F5"/>
+          <w:sz w:val="20"/>
+          <w:szCs w:val="20"/>
+          <w:lang w:val="uk-UA"/>
+        </w:rPr>
+        <w:t>'Рядки - Виробники (A, B, C, D), Стовпці - Розподільники (1, 2, 3, 4)'</w:t>
+      </w:r>
+      <w:r>
+        <w:rPr>
+          <w:rFonts w:ascii="Consolas" w:eastAsia="Times New Roman" w:hAnsi="Consolas" w:cs="Times New Roman"/>
+          <w:sz w:val="20"/>
+          <w:szCs w:val="20"/>
+          <w:lang w:val="uk-UA"/>
+        </w:rPr>
+        <w:t>);</w:t>
+      </w:r>
+    </w:p>
+    <w:p>
+      <w:pPr>
+        <w:spacing w:line="240" w:lineRule="auto"/>
+        <w:rPr>
+          <w:rFonts w:ascii="Consolas" w:eastAsia="Times New Roman" w:hAnsi="Consolas" w:cs="Times New Roman"/>
+          <w:sz w:val="20"/>
+          <w:szCs w:val="20"/>
+          <w:lang w:val="uk-UA"/>
+        </w:rPr>
+      </w:pPr>
+      <w:r>
+        <w:rPr>
+          <w:rFonts w:ascii="Consolas" w:eastAsia="Times New Roman" w:hAnsi="Consolas" w:cs="Times New Roman"/>
+          <w:sz w:val="20"/>
+          <w:szCs w:val="20"/>
+          <w:lang w:val="uk-UA"/>
+        </w:rPr>
+        <w:t xml:space="preserve">    </w:t>
+      </w:r>
+      <w:proofErr w:type="spellStart"/>
+      <w:r>
+        <w:rPr>
+          <w:rFonts w:ascii="Consolas" w:eastAsia="Times New Roman" w:hAnsi="Consolas" w:cs="Times New Roman"/>
+          <w:sz w:val="20"/>
+          <w:szCs w:val="20"/>
+          <w:lang w:val="uk-UA"/>
+        </w:rPr>
+        <w:t>disp</w:t>
+      </w:r>
+      <w:proofErr w:type="spellEnd"/>
+      <w:r>
+        <w:rPr>
+          <w:rFonts w:ascii="Consolas" w:eastAsia="Times New Roman" w:hAnsi="Consolas" w:cs="Times New Roman"/>
+          <w:sz w:val="20"/>
+          <w:szCs w:val="20"/>
+          <w:lang w:val="uk-UA"/>
+        </w:rPr>
+        <w:t>(</w:t>
+      </w:r>
+      <w:proofErr w:type="spellStart"/>
+      <w:r>
+        <w:rPr>
+          <w:rFonts w:ascii="Consolas" w:eastAsia="Times New Roman" w:hAnsi="Consolas" w:cs="Times New Roman"/>
+          <w:sz w:val="20"/>
+          <w:szCs w:val="20"/>
+          <w:lang w:val="uk-UA"/>
+        </w:rPr>
+        <w:t>transportation_plan</w:t>
+      </w:r>
+      <w:proofErr w:type="spellEnd"/>
+      <w:r>
+        <w:rPr>
+          <w:rFonts w:ascii="Consolas" w:eastAsia="Times New Roman" w:hAnsi="Consolas" w:cs="Times New Roman"/>
+          <w:sz w:val="20"/>
+          <w:szCs w:val="20"/>
+          <w:lang w:val="uk-UA"/>
+        </w:rPr>
+        <w:t>);</w:t>
+      </w:r>
+    </w:p>
+    <w:p>
+      <w:pPr>
+        <w:spacing w:line="240" w:lineRule="auto"/>
+        <w:rPr>
+          <w:rFonts w:ascii="Consolas" w:eastAsia="Times New Roman" w:hAnsi="Consolas" w:cs="Times New Roman"/>
+          <w:sz w:val="20"/>
+          <w:szCs w:val="20"/>
+          <w:lang w:val="uk-UA"/>
+        </w:rPr>
+      </w:pPr>
+      <w:r>
+        <w:rPr>
+          <w:rFonts w:ascii="Consolas" w:eastAsia="Times New Roman" w:hAnsi="Consolas" w:cs="Times New Roman"/>
+          <w:sz w:val="20"/>
+          <w:szCs w:val="20"/>
+          <w:lang w:val="uk-UA"/>
+        </w:rPr>
+        <w:t xml:space="preserve">    </w:t>
+      </w:r>
+    </w:p>
+    <w:p>
+      <w:pPr>
+        <w:spacing w:line="240" w:lineRule="auto"/>
+        <w:rPr>
+          <w:rFonts w:ascii="Consolas" w:eastAsia="Times New Roman" w:hAnsi="Consolas" w:cs="Times New Roman"/>
+          <w:sz w:val="20"/>
+          <w:szCs w:val="20"/>
+          <w:lang w:val="uk-UA"/>
+        </w:rPr>
+      </w:pPr>
+      <w:r>
+        <w:rPr>
+          <w:rFonts w:ascii="Consolas" w:eastAsia="Times New Roman" w:hAnsi="Consolas" w:cs="Times New Roman"/>
+          <w:sz w:val="20"/>
+          <w:szCs w:val="20"/>
+          <w:lang w:val="uk-UA"/>
+        </w:rPr>
+        <w:t xml:space="preserve">    </w:t>
+      </w:r>
+      <w:proofErr w:type="spellStart"/>
+      <w:r>
+        <w:rPr>
+          <w:rFonts w:ascii="Consolas" w:eastAsia="Times New Roman" w:hAnsi="Consolas" w:cs="Times New Roman"/>
+          <w:sz w:val="20"/>
+          <w:szCs w:val="20"/>
+          <w:lang w:val="uk-UA"/>
+        </w:rPr>
+        <w:t>fprintf</w:t>
+      </w:r>
+      <w:proofErr w:type="spellEnd"/>
+      <w:r>
+        <w:rPr>
+          <w:rFonts w:ascii="Consolas" w:eastAsia="Times New Roman" w:hAnsi="Consolas" w:cs="Times New Roman"/>
+          <w:sz w:val="20"/>
+          <w:szCs w:val="20"/>
+          <w:lang w:val="uk-UA"/>
+        </w:rPr>
+        <w:t>(</w:t>
+      </w:r>
+      <w:r>
+        <w:rPr>
+          <w:rFonts w:ascii="Consolas" w:eastAsia="Times New Roman" w:hAnsi="Consolas" w:cs="Times New Roman"/>
+          <w:color w:val="A709F5"/>
+          <w:sz w:val="20"/>
+          <w:szCs w:val="20"/>
+          <w:lang w:val="uk-UA"/>
+        </w:rPr>
+        <w:t>'Мінімальні сумарні транспортні витрати: %.2f\n'</w:t>
+      </w:r>
+      <w:r>
+        <w:rPr>
+          <w:rFonts w:ascii="Consolas" w:eastAsia="Times New Roman" w:hAnsi="Consolas" w:cs="Times New Roman"/>
+          <w:sz w:val="20"/>
+          <w:szCs w:val="20"/>
+          <w:lang w:val="uk-UA"/>
+        </w:rPr>
+        <w:t xml:space="preserve">, </w:t>
+      </w:r>
+      <w:proofErr w:type="spellStart"/>
+      <w:r>
+        <w:rPr>
+          <w:rFonts w:ascii="Consolas" w:eastAsia="Times New Roman" w:hAnsi="Consolas" w:cs="Times New Roman"/>
+          <w:sz w:val="20"/>
+          <w:szCs w:val="20"/>
+          <w:lang w:val="uk-UA"/>
+        </w:rPr>
+        <w:t>min_total_cost</w:t>
+      </w:r>
+      <w:proofErr w:type="spellEnd"/>
+      <w:r>
+        <w:rPr>
+          <w:rFonts w:ascii="Consolas" w:eastAsia="Times New Roman" w:hAnsi="Consolas" w:cs="Times New Roman"/>
+          <w:sz w:val="20"/>
+          <w:szCs w:val="20"/>
+          <w:lang w:val="uk-UA"/>
+        </w:rPr>
+        <w:t>);</w:t>
+      </w:r>
+    </w:p>
+    <w:p>
+      <w:pPr>
+        <w:spacing w:line="240" w:lineRule="auto"/>
+        <w:rPr>
+          <w:rFonts w:ascii="Consolas" w:eastAsia="Times New Roman" w:hAnsi="Consolas" w:cs="Times New Roman"/>
+          <w:sz w:val="20"/>
+          <w:szCs w:val="20"/>
+          <w:lang w:val="uk-UA"/>
+        </w:rPr>
+      </w:pPr>
+      <w:r>
+        <w:rPr>
+          <w:rFonts w:ascii="Consolas" w:eastAsia="Times New Roman" w:hAnsi="Consolas" w:cs="Times New Roman"/>
+          <w:sz w:val="20"/>
+          <w:szCs w:val="20"/>
+          <w:lang w:val="uk-UA"/>
+        </w:rPr>
+        <w:t xml:space="preserve">    </w:t>
+      </w:r>
+    </w:p>
+    <w:p>
+      <w:pPr>
+        <w:spacing w:line="240" w:lineRule="auto"/>
+        <w:rPr>
+          <w:rFonts w:ascii="Consolas" w:eastAsia="Times New Roman" w:hAnsi="Consolas" w:cs="Times New Roman"/>
+          <w:sz w:val="20"/>
+          <w:szCs w:val="20"/>
+          <w:lang w:val="uk-UA"/>
+        </w:rPr>
+      </w:pPr>
+      <w:r>
+        <w:rPr>
+          <w:rFonts w:ascii="Consolas" w:eastAsia="Times New Roman" w:hAnsi="Consolas" w:cs="Times New Roman"/>
+          <w:sz w:val="20"/>
+          <w:szCs w:val="20"/>
+          <w:lang w:val="uk-UA"/>
+        </w:rPr>
+        <w:t xml:space="preserve">    </w:t>
+      </w:r>
+      <w:proofErr w:type="spellStart"/>
+      <w:r>
+        <w:rPr>
+          <w:rFonts w:ascii="Consolas" w:eastAsia="Times New Roman" w:hAnsi="Consolas" w:cs="Times New Roman"/>
+          <w:sz w:val="20"/>
+          <w:szCs w:val="20"/>
+          <w:lang w:val="uk-UA"/>
+        </w:rPr>
+        <w:t>actual_supply_shipped</w:t>
+      </w:r>
+      <w:proofErr w:type="spellEnd"/>
+      <w:r>
+        <w:rPr>
+          <w:rFonts w:ascii="Consolas" w:eastAsia="Times New Roman" w:hAnsi="Consolas" w:cs="Times New Roman"/>
+          <w:sz w:val="20"/>
+          <w:szCs w:val="20"/>
+          <w:lang w:val="uk-UA"/>
+        </w:rPr>
+        <w:t xml:space="preserve"> = </w:t>
+      </w:r>
+      <w:proofErr w:type="spellStart"/>
+      <w:r>
+        <w:rPr>
+          <w:rFonts w:ascii="Consolas" w:eastAsia="Times New Roman" w:hAnsi="Consolas" w:cs="Times New Roman"/>
+          <w:sz w:val="20"/>
+          <w:szCs w:val="20"/>
+          <w:lang w:val="uk-UA"/>
+        </w:rPr>
+        <w:t>sum</w:t>
+      </w:r>
+      <w:proofErr w:type="spellEnd"/>
+      <w:r>
+        <w:rPr>
+          <w:rFonts w:ascii="Consolas" w:eastAsia="Times New Roman" w:hAnsi="Consolas" w:cs="Times New Roman"/>
+          <w:sz w:val="20"/>
+          <w:szCs w:val="20"/>
+          <w:lang w:val="uk-UA"/>
+        </w:rPr>
+        <w:t>(</w:t>
+      </w:r>
+      <w:proofErr w:type="spellStart"/>
+      <w:r>
+        <w:rPr>
+          <w:rFonts w:ascii="Consolas" w:eastAsia="Times New Roman" w:hAnsi="Consolas" w:cs="Times New Roman"/>
+          <w:sz w:val="20"/>
+          <w:szCs w:val="20"/>
+          <w:lang w:val="uk-UA"/>
+        </w:rPr>
+        <w:t>transportation_plan</w:t>
+      </w:r>
+      <w:proofErr w:type="spellEnd"/>
+      <w:r>
+        <w:rPr>
+          <w:rFonts w:ascii="Consolas" w:eastAsia="Times New Roman" w:hAnsi="Consolas" w:cs="Times New Roman"/>
+          <w:sz w:val="20"/>
+          <w:szCs w:val="20"/>
+          <w:lang w:val="uk-UA"/>
+        </w:rPr>
+        <w:t>, 2);</w:t>
+      </w:r>
+    </w:p>
+    <w:p>
+      <w:pPr>
+        <w:spacing w:line="240" w:lineRule="auto"/>
+        <w:rPr>
+          <w:rFonts w:ascii="Consolas" w:eastAsia="Times New Roman" w:hAnsi="Consolas" w:cs="Times New Roman"/>
+          <w:sz w:val="20"/>
+          <w:szCs w:val="20"/>
+          <w:lang w:val="uk-UA"/>
+        </w:rPr>
+      </w:pPr>
+      <w:r>
+        <w:rPr>
+          <w:rFonts w:ascii="Consolas" w:eastAsia="Times New Roman" w:hAnsi="Consolas" w:cs="Times New Roman"/>
+          <w:sz w:val="20"/>
+          <w:szCs w:val="20"/>
+          <w:lang w:val="uk-UA"/>
+        </w:rPr>
+        <w:t xml:space="preserve">    </w:t>
+      </w:r>
+      <w:proofErr w:type="spellStart"/>
+      <w:r>
+        <w:rPr>
+          <w:rFonts w:ascii="Consolas" w:eastAsia="Times New Roman" w:hAnsi="Consolas" w:cs="Times New Roman"/>
+          <w:sz w:val="20"/>
+          <w:szCs w:val="20"/>
+          <w:lang w:val="uk-UA"/>
+        </w:rPr>
+        <w:t>actual_demand_met</w:t>
+      </w:r>
+      <w:proofErr w:type="spellEnd"/>
+      <w:r>
+        <w:rPr>
+          <w:rFonts w:ascii="Consolas" w:eastAsia="Times New Roman" w:hAnsi="Consolas" w:cs="Times New Roman"/>
+          <w:sz w:val="20"/>
+          <w:szCs w:val="20"/>
+          <w:lang w:val="uk-UA"/>
+        </w:rPr>
+        <w:t xml:space="preserve"> = </w:t>
+      </w:r>
+      <w:proofErr w:type="spellStart"/>
+      <w:r>
+        <w:rPr>
+          <w:rFonts w:ascii="Consolas" w:eastAsia="Times New Roman" w:hAnsi="Consolas" w:cs="Times New Roman"/>
+          <w:sz w:val="20"/>
+          <w:szCs w:val="20"/>
+          <w:lang w:val="uk-UA"/>
+        </w:rPr>
+        <w:t>sum</w:t>
+      </w:r>
+      <w:proofErr w:type="spellEnd"/>
+      <w:r>
+        <w:rPr>
+          <w:rFonts w:ascii="Consolas" w:eastAsia="Times New Roman" w:hAnsi="Consolas" w:cs="Times New Roman"/>
+          <w:sz w:val="20"/>
+          <w:szCs w:val="20"/>
+          <w:lang w:val="uk-UA"/>
+        </w:rPr>
+        <w:t>(</w:t>
+      </w:r>
+      <w:proofErr w:type="spellStart"/>
+      <w:r>
+        <w:rPr>
+          <w:rFonts w:ascii="Consolas" w:eastAsia="Times New Roman" w:hAnsi="Consolas" w:cs="Times New Roman"/>
+          <w:sz w:val="20"/>
+          <w:szCs w:val="20"/>
+          <w:lang w:val="uk-UA"/>
+        </w:rPr>
+        <w:t>transportation_plan</w:t>
+      </w:r>
+      <w:proofErr w:type="spellEnd"/>
+      <w:r>
+        <w:rPr>
+          <w:rFonts w:ascii="Consolas" w:eastAsia="Times New Roman" w:hAnsi="Consolas" w:cs="Times New Roman"/>
+          <w:sz w:val="20"/>
+          <w:szCs w:val="20"/>
+          <w:lang w:val="uk-UA"/>
+        </w:rPr>
+        <w:t>, 1)';</w:t>
+      </w:r>
+    </w:p>
+    <w:p>
+      <w:pPr>
+        <w:spacing w:line="240" w:lineRule="auto"/>
+        <w:rPr>
+          <w:rFonts w:ascii="Consolas" w:eastAsia="Times New Roman" w:hAnsi="Consolas" w:cs="Times New Roman"/>
+          <w:sz w:val="20"/>
+          <w:szCs w:val="20"/>
+          <w:lang w:val="uk-UA"/>
+        </w:rPr>
+      </w:pPr>
+      <w:r>
+        <w:rPr>
+          <w:rFonts w:ascii="Consolas" w:eastAsia="Times New Roman" w:hAnsi="Consolas" w:cs="Times New Roman"/>
+          <w:sz w:val="20"/>
+          <w:szCs w:val="20"/>
+          <w:lang w:val="uk-UA"/>
+        </w:rPr>
+        <w:t xml:space="preserve">    </w:t>
+      </w:r>
+    </w:p>
+    <w:p>
+      <w:pPr>
+        <w:spacing w:line="240" w:lineRule="auto"/>
+        <w:rPr>
+          <w:rFonts w:ascii="Consolas" w:eastAsia="Times New Roman" w:hAnsi="Consolas" w:cs="Times New Roman"/>
+          <w:sz w:val="20"/>
+          <w:szCs w:val="20"/>
+          <w:lang w:val="uk-UA"/>
+        </w:rPr>
+      </w:pPr>
+      <w:r>
+        <w:rPr>
+          <w:rFonts w:ascii="Consolas" w:eastAsia="Times New Roman" w:hAnsi="Consolas" w:cs="Times New Roman"/>
+          <w:sz w:val="20"/>
+          <w:szCs w:val="20"/>
+          <w:lang w:val="uk-UA"/>
+        </w:rPr>
+        <w:t xml:space="preserve">    </w:t>
+      </w:r>
+      <w:proofErr w:type="spellStart"/>
+      <w:r>
+        <w:rPr>
+          <w:rFonts w:ascii="Consolas" w:eastAsia="Times New Roman" w:hAnsi="Consolas" w:cs="Times New Roman"/>
+          <w:sz w:val="20"/>
+          <w:szCs w:val="20"/>
+          <w:lang w:val="uk-UA"/>
+        </w:rPr>
+        <w:t>disp</w:t>
+      </w:r>
+      <w:proofErr w:type="spellEnd"/>
+      <w:r>
+        <w:rPr>
+          <w:rFonts w:ascii="Consolas" w:eastAsia="Times New Roman" w:hAnsi="Consolas" w:cs="Times New Roman"/>
+          <w:sz w:val="20"/>
+          <w:szCs w:val="20"/>
+          <w:lang w:val="uk-UA"/>
+        </w:rPr>
+        <w:t>(</w:t>
+      </w:r>
+      <w:r>
+        <w:rPr>
+          <w:rFonts w:ascii="Consolas" w:eastAsia="Times New Roman" w:hAnsi="Consolas" w:cs="Times New Roman"/>
+          <w:color w:val="A709F5"/>
+          <w:sz w:val="20"/>
+          <w:szCs w:val="20"/>
+          <w:lang w:val="uk-UA"/>
+        </w:rPr>
+        <w:t>'Фактично відвантажено з пунктів виробництва:'</w:t>
+      </w:r>
+      <w:r>
+        <w:rPr>
+          <w:rFonts w:ascii="Consolas" w:eastAsia="Times New Roman" w:hAnsi="Consolas" w:cs="Times New Roman"/>
+          <w:sz w:val="20"/>
+          <w:szCs w:val="20"/>
+          <w:lang w:val="uk-UA"/>
+        </w:rPr>
+        <w:t>);</w:t>
+      </w:r>
+    </w:p>
+    <w:p>
+      <w:pPr>
+        <w:spacing w:line="240" w:lineRule="auto"/>
+        <w:rPr>
+          <w:rFonts w:ascii="Consolas" w:eastAsia="Times New Roman" w:hAnsi="Consolas" w:cs="Times New Roman"/>
+          <w:sz w:val="20"/>
+          <w:szCs w:val="20"/>
+          <w:lang w:val="uk-UA"/>
+        </w:rPr>
+      </w:pPr>
+      <w:r>
+        <w:rPr>
+          <w:rFonts w:ascii="Consolas" w:eastAsia="Times New Roman" w:hAnsi="Consolas" w:cs="Times New Roman"/>
+          <w:sz w:val="20"/>
+          <w:szCs w:val="20"/>
+          <w:lang w:val="uk-UA"/>
+        </w:rPr>
+        <w:t xml:space="preserve">    </w:t>
+      </w:r>
+      <w:proofErr w:type="spellStart"/>
+      <w:r>
+        <w:rPr>
+          <w:rFonts w:ascii="Consolas" w:eastAsia="Times New Roman" w:hAnsi="Consolas" w:cs="Times New Roman"/>
+          <w:sz w:val="20"/>
+          <w:szCs w:val="20"/>
+          <w:lang w:val="uk-UA"/>
+        </w:rPr>
+        <w:t>disp</w:t>
+      </w:r>
+      <w:proofErr w:type="spellEnd"/>
+      <w:r>
+        <w:rPr>
+          <w:rFonts w:ascii="Consolas" w:eastAsia="Times New Roman" w:hAnsi="Consolas" w:cs="Times New Roman"/>
+          <w:sz w:val="20"/>
+          <w:szCs w:val="20"/>
+          <w:lang w:val="uk-UA"/>
+        </w:rPr>
+        <w:t>(</w:t>
+      </w:r>
+      <w:proofErr w:type="spellStart"/>
+      <w:r>
+        <w:rPr>
+          <w:rFonts w:ascii="Consolas" w:eastAsia="Times New Roman" w:hAnsi="Consolas" w:cs="Times New Roman"/>
+          <w:sz w:val="20"/>
+          <w:szCs w:val="20"/>
+          <w:lang w:val="uk-UA"/>
+        </w:rPr>
+        <w:t>actual_supply_shipped</w:t>
+      </w:r>
+      <w:proofErr w:type="spellEnd"/>
+      <w:r>
+        <w:rPr>
+          <w:rFonts w:ascii="Consolas" w:eastAsia="Times New Roman" w:hAnsi="Consolas" w:cs="Times New Roman"/>
+          <w:sz w:val="20"/>
+          <w:szCs w:val="20"/>
+          <w:lang w:val="uk-UA"/>
+        </w:rPr>
+        <w:t>);</w:t>
+      </w:r>
+    </w:p>
+    <w:p>
+      <w:pPr>
+        <w:spacing w:line="240" w:lineRule="auto"/>
+        <w:rPr>
+          <w:rFonts w:ascii="Consolas" w:eastAsia="Times New Roman" w:hAnsi="Consolas" w:cs="Times New Roman"/>
+          <w:sz w:val="20"/>
+          <w:szCs w:val="20"/>
+          <w:lang w:val="uk-UA"/>
+        </w:rPr>
+      </w:pPr>
+      <w:r>
+        <w:rPr>
+          <w:rFonts w:ascii="Consolas" w:eastAsia="Times New Roman" w:hAnsi="Consolas" w:cs="Times New Roman"/>
+          <w:sz w:val="20"/>
+          <w:szCs w:val="20"/>
+          <w:lang w:val="uk-UA"/>
+        </w:rPr>
+        <w:t xml:space="preserve">    </w:t>
+      </w:r>
+      <w:proofErr w:type="spellStart"/>
+      <w:r>
+        <w:rPr>
+          <w:rFonts w:ascii="Consolas" w:eastAsia="Times New Roman" w:hAnsi="Consolas" w:cs="Times New Roman"/>
+          <w:sz w:val="20"/>
+          <w:szCs w:val="20"/>
+          <w:lang w:val="uk-UA"/>
+        </w:rPr>
+        <w:t>disp</w:t>
+      </w:r>
+      <w:proofErr w:type="spellEnd"/>
+      <w:r>
+        <w:rPr>
+          <w:rFonts w:ascii="Consolas" w:eastAsia="Times New Roman" w:hAnsi="Consolas" w:cs="Times New Roman"/>
+          <w:sz w:val="20"/>
+          <w:szCs w:val="20"/>
+          <w:lang w:val="uk-UA"/>
+        </w:rPr>
+        <w:t>(</w:t>
+      </w:r>
+      <w:r>
+        <w:rPr>
+          <w:rFonts w:ascii="Consolas" w:eastAsia="Times New Roman" w:hAnsi="Consolas" w:cs="Times New Roman"/>
+          <w:color w:val="A709F5"/>
+          <w:sz w:val="20"/>
+          <w:szCs w:val="20"/>
+          <w:lang w:val="uk-UA"/>
+        </w:rPr>
+        <w:t>'Фактично доставлено в пункти розподілу:'</w:t>
+      </w:r>
+      <w:r>
+        <w:rPr>
+          <w:rFonts w:ascii="Consolas" w:eastAsia="Times New Roman" w:hAnsi="Consolas" w:cs="Times New Roman"/>
+          <w:sz w:val="20"/>
+          <w:szCs w:val="20"/>
+          <w:lang w:val="uk-UA"/>
+        </w:rPr>
+        <w:t>);</w:t>
+      </w:r>
+    </w:p>
+    <w:p>
+      <w:pPr>
+        <w:spacing w:line="240" w:lineRule="auto"/>
+        <w:rPr>
+          <w:rFonts w:ascii="Consolas" w:eastAsia="Times New Roman" w:hAnsi="Consolas" w:cs="Times New Roman"/>
+          <w:sz w:val="20"/>
+          <w:szCs w:val="20"/>
+          <w:lang w:val="uk-UA"/>
+        </w:rPr>
+      </w:pPr>
+      <w:r>
+        <w:rPr>
+          <w:rFonts w:ascii="Consolas" w:eastAsia="Times New Roman" w:hAnsi="Consolas" w:cs="Times New Roman"/>
+          <w:sz w:val="20"/>
+          <w:szCs w:val="20"/>
+          <w:lang w:val="uk-UA"/>
+        </w:rPr>
+        <w:t xml:space="preserve">    </w:t>
+      </w:r>
+      <w:proofErr w:type="spellStart"/>
+      <w:r>
+        <w:rPr>
+          <w:rFonts w:ascii="Consolas" w:eastAsia="Times New Roman" w:hAnsi="Consolas" w:cs="Times New Roman"/>
+          <w:sz w:val="20"/>
+          <w:szCs w:val="20"/>
+          <w:lang w:val="uk-UA"/>
+        </w:rPr>
+        <w:t>disp</w:t>
+      </w:r>
+      <w:proofErr w:type="spellEnd"/>
+      <w:r>
+        <w:rPr>
+          <w:rFonts w:ascii="Consolas" w:eastAsia="Times New Roman" w:hAnsi="Consolas" w:cs="Times New Roman"/>
+          <w:sz w:val="20"/>
+          <w:szCs w:val="20"/>
+          <w:lang w:val="uk-UA"/>
+        </w:rPr>
+        <w:t>(</w:t>
+      </w:r>
+      <w:proofErr w:type="spellStart"/>
+      <w:r>
+        <w:rPr>
+          <w:rFonts w:ascii="Consolas" w:eastAsia="Times New Roman" w:hAnsi="Consolas" w:cs="Times New Roman"/>
+          <w:sz w:val="20"/>
+          <w:szCs w:val="20"/>
+          <w:lang w:val="uk-UA"/>
+        </w:rPr>
+        <w:t>actual_demand_met</w:t>
+      </w:r>
+      <w:proofErr w:type="spellEnd"/>
+      <w:r>
+        <w:rPr>
+          <w:rFonts w:ascii="Consolas" w:eastAsia="Times New Roman" w:hAnsi="Consolas" w:cs="Times New Roman"/>
+          <w:sz w:val="20"/>
+          <w:szCs w:val="20"/>
+          <w:lang w:val="uk-UA"/>
+        </w:rPr>
+        <w:t>);</w:t>
+      </w:r>
+    </w:p>
+    <w:p>
+      <w:pPr>
+        <w:spacing w:line="240" w:lineRule="auto"/>
+        <w:rPr>
+          <w:rFonts w:ascii="Consolas" w:eastAsia="Times New Roman" w:hAnsi="Consolas" w:cs="Times New Roman"/>
+          <w:sz w:val="20"/>
+          <w:szCs w:val="20"/>
+          <w:lang w:val="uk-UA"/>
+        </w:rPr>
+      </w:pPr>
+      <w:r>
+        <w:rPr>
+          <w:rFonts w:ascii="Consolas" w:eastAsia="Times New Roman" w:hAnsi="Consolas" w:cs="Times New Roman"/>
+          <w:sz w:val="20"/>
+          <w:szCs w:val="20"/>
+          <w:lang w:val="uk-UA"/>
+        </w:rPr>
+        <w:t xml:space="preserve">    </w:t>
+      </w:r>
+    </w:p>
+    <w:p>
+      <w:pPr>
+        <w:spacing w:line="240" w:lineRule="auto"/>
+        <w:rPr>
+          <w:rFonts w:ascii="Consolas" w:eastAsia="Times New Roman" w:hAnsi="Consolas" w:cs="Times New Roman"/>
+          <w:sz w:val="20"/>
+          <w:szCs w:val="20"/>
+          <w:lang w:val="uk-UA"/>
+        </w:rPr>
+      </w:pPr>
+      <w:r>
+        <w:rPr>
+          <w:rFonts w:ascii="Consolas" w:eastAsia="Times New Roman" w:hAnsi="Consolas" w:cs="Times New Roman"/>
+          <w:sz w:val="20"/>
+          <w:szCs w:val="20"/>
+          <w:lang w:val="uk-UA"/>
+        </w:rPr>
+        <w:t xml:space="preserve">    </w:t>
+      </w:r>
+      <w:proofErr w:type="spellStart"/>
+      <w:r>
+        <w:rPr>
+          <w:rFonts w:ascii="Consolas" w:eastAsia="Times New Roman" w:hAnsi="Consolas" w:cs="Times New Roman"/>
+          <w:sz w:val="20"/>
+          <w:szCs w:val="20"/>
+          <w:lang w:val="uk-UA"/>
+        </w:rPr>
+        <w:t>total_shipped</w:t>
+      </w:r>
+      <w:proofErr w:type="spellEnd"/>
+      <w:r>
+        <w:rPr>
+          <w:rFonts w:ascii="Consolas" w:eastAsia="Times New Roman" w:hAnsi="Consolas" w:cs="Times New Roman"/>
+          <w:sz w:val="20"/>
+          <w:szCs w:val="20"/>
+          <w:lang w:val="uk-UA"/>
+        </w:rPr>
+        <w:t xml:space="preserve"> = </w:t>
+      </w:r>
+      <w:proofErr w:type="spellStart"/>
+      <w:r>
+        <w:rPr>
+          <w:rFonts w:ascii="Consolas" w:eastAsia="Times New Roman" w:hAnsi="Consolas" w:cs="Times New Roman"/>
+          <w:sz w:val="20"/>
+          <w:szCs w:val="20"/>
+          <w:lang w:val="uk-UA"/>
+        </w:rPr>
+        <w:t>sum</w:t>
+      </w:r>
+      <w:proofErr w:type="spellEnd"/>
+      <w:r>
+        <w:rPr>
+          <w:rFonts w:ascii="Consolas" w:eastAsia="Times New Roman" w:hAnsi="Consolas" w:cs="Times New Roman"/>
+          <w:sz w:val="20"/>
+          <w:szCs w:val="20"/>
+          <w:lang w:val="uk-UA"/>
+        </w:rPr>
+        <w:t>(</w:t>
+      </w:r>
+      <w:proofErr w:type="spellStart"/>
+      <w:r>
+        <w:rPr>
+          <w:rFonts w:ascii="Consolas" w:eastAsia="Times New Roman" w:hAnsi="Consolas" w:cs="Times New Roman"/>
+          <w:sz w:val="20"/>
+          <w:szCs w:val="20"/>
+          <w:lang w:val="uk-UA"/>
+        </w:rPr>
+        <w:t>actual_supply_shipped</w:t>
+      </w:r>
+      <w:proofErr w:type="spellEnd"/>
+      <w:r>
+        <w:rPr>
+          <w:rFonts w:ascii="Consolas" w:eastAsia="Times New Roman" w:hAnsi="Consolas" w:cs="Times New Roman"/>
+          <w:sz w:val="20"/>
+          <w:szCs w:val="20"/>
+          <w:lang w:val="uk-UA"/>
+        </w:rPr>
+        <w:t>);</w:t>
+      </w:r>
+    </w:p>
+    <w:p>
+      <w:pPr>
+        <w:spacing w:line="240" w:lineRule="auto"/>
+        <w:rPr>
+          <w:rFonts w:ascii="Consolas" w:eastAsia="Times New Roman" w:hAnsi="Consolas" w:cs="Times New Roman"/>
+          <w:sz w:val="20"/>
+          <w:szCs w:val="20"/>
+          <w:lang w:val="uk-UA"/>
+        </w:rPr>
+      </w:pPr>
+      <w:r>
+        <w:rPr>
+          <w:rFonts w:ascii="Consolas" w:eastAsia="Times New Roman" w:hAnsi="Consolas" w:cs="Times New Roman"/>
+          <w:sz w:val="20"/>
+          <w:szCs w:val="20"/>
+          <w:lang w:val="uk-UA"/>
+        </w:rPr>
+        <w:t xml:space="preserve">    </w:t>
+      </w:r>
+      <w:proofErr w:type="spellStart"/>
+      <w:r>
+        <w:rPr>
+          <w:rFonts w:ascii="Consolas" w:eastAsia="Times New Roman" w:hAnsi="Consolas" w:cs="Times New Roman"/>
+          <w:sz w:val="20"/>
+          <w:szCs w:val="20"/>
+          <w:lang w:val="uk-UA"/>
+        </w:rPr>
+        <w:t>total_received</w:t>
+      </w:r>
+      <w:proofErr w:type="spellEnd"/>
+      <w:r>
+        <w:rPr>
+          <w:rFonts w:ascii="Consolas" w:eastAsia="Times New Roman" w:hAnsi="Consolas" w:cs="Times New Roman"/>
+          <w:sz w:val="20"/>
+          <w:szCs w:val="20"/>
+          <w:lang w:val="uk-UA"/>
+        </w:rPr>
+        <w:t xml:space="preserve"> = </w:t>
+      </w:r>
+      <w:proofErr w:type="spellStart"/>
+      <w:r>
+        <w:rPr>
+          <w:rFonts w:ascii="Consolas" w:eastAsia="Times New Roman" w:hAnsi="Consolas" w:cs="Times New Roman"/>
+          <w:sz w:val="20"/>
+          <w:szCs w:val="20"/>
+          <w:lang w:val="uk-UA"/>
+        </w:rPr>
+        <w:t>sum</w:t>
+      </w:r>
+      <w:proofErr w:type="spellEnd"/>
+      <w:r>
+        <w:rPr>
+          <w:rFonts w:ascii="Consolas" w:eastAsia="Times New Roman" w:hAnsi="Consolas" w:cs="Times New Roman"/>
+          <w:sz w:val="20"/>
+          <w:szCs w:val="20"/>
+          <w:lang w:val="uk-UA"/>
+        </w:rPr>
+        <w:t>(</w:t>
+      </w:r>
+      <w:proofErr w:type="spellStart"/>
+      <w:r>
+        <w:rPr>
+          <w:rFonts w:ascii="Consolas" w:eastAsia="Times New Roman" w:hAnsi="Consolas" w:cs="Times New Roman"/>
+          <w:sz w:val="20"/>
+          <w:szCs w:val="20"/>
+          <w:lang w:val="uk-UA"/>
+        </w:rPr>
+        <w:t>actual_demand_met</w:t>
+      </w:r>
+      <w:proofErr w:type="spellEnd"/>
+      <w:r>
+        <w:rPr>
+          <w:rFonts w:ascii="Consolas" w:eastAsia="Times New Roman" w:hAnsi="Consolas" w:cs="Times New Roman"/>
+          <w:sz w:val="20"/>
+          <w:szCs w:val="20"/>
+          <w:lang w:val="uk-UA"/>
+        </w:rPr>
+        <w:t>);</w:t>
+      </w:r>
+    </w:p>
+    <w:p>
+      <w:pPr>
+        <w:spacing w:line="240" w:lineRule="auto"/>
+        <w:rPr>
+          <w:rFonts w:ascii="Consolas" w:eastAsia="Times New Roman" w:hAnsi="Consolas" w:cs="Times New Roman"/>
+          <w:sz w:val="20"/>
+          <w:szCs w:val="20"/>
+          <w:lang w:val="uk-UA"/>
+        </w:rPr>
+      </w:pPr>
+      <w:r>
+        <w:rPr>
+          <w:rFonts w:ascii="Consolas" w:eastAsia="Times New Roman" w:hAnsi="Consolas" w:cs="Times New Roman"/>
+          <w:sz w:val="20"/>
+          <w:szCs w:val="20"/>
+          <w:lang w:val="uk-UA"/>
+        </w:rPr>
+        <w:t xml:space="preserve">    </w:t>
+      </w:r>
+      <w:proofErr w:type="spellStart"/>
+      <w:r>
+        <w:rPr>
+          <w:rFonts w:ascii="Consolas" w:eastAsia="Times New Roman" w:hAnsi="Consolas" w:cs="Times New Roman"/>
+          <w:sz w:val="20"/>
+          <w:szCs w:val="20"/>
+          <w:lang w:val="uk-UA"/>
+        </w:rPr>
+        <w:t>fprintf</w:t>
+      </w:r>
+      <w:proofErr w:type="spellEnd"/>
+      <w:r>
+        <w:rPr>
+          <w:rFonts w:ascii="Consolas" w:eastAsia="Times New Roman" w:hAnsi="Consolas" w:cs="Times New Roman"/>
+          <w:sz w:val="20"/>
+          <w:szCs w:val="20"/>
+          <w:lang w:val="uk-UA"/>
+        </w:rPr>
+        <w:t>(</w:t>
+      </w:r>
+      <w:r>
+        <w:rPr>
+          <w:rFonts w:ascii="Consolas" w:eastAsia="Times New Roman" w:hAnsi="Consolas" w:cs="Times New Roman"/>
+          <w:color w:val="A709F5"/>
+          <w:sz w:val="20"/>
+          <w:szCs w:val="20"/>
+          <w:lang w:val="uk-UA"/>
+        </w:rPr>
+        <w:t>'Загалом відвантажено: %d\n'</w:t>
+      </w:r>
+      <w:r>
+        <w:rPr>
+          <w:rFonts w:ascii="Consolas" w:eastAsia="Times New Roman" w:hAnsi="Consolas" w:cs="Times New Roman"/>
+          <w:sz w:val="20"/>
+          <w:szCs w:val="20"/>
+          <w:lang w:val="uk-UA"/>
+        </w:rPr>
+        <w:t xml:space="preserve">, </w:t>
+      </w:r>
+      <w:proofErr w:type="spellStart"/>
+      <w:r>
+        <w:rPr>
+          <w:rFonts w:ascii="Consolas" w:eastAsia="Times New Roman" w:hAnsi="Consolas" w:cs="Times New Roman"/>
+          <w:sz w:val="20"/>
+          <w:szCs w:val="20"/>
+          <w:lang w:val="uk-UA"/>
+        </w:rPr>
+        <w:t>total_shipped</w:t>
+      </w:r>
+      <w:proofErr w:type="spellEnd"/>
+      <w:r>
+        <w:rPr>
+          <w:rFonts w:ascii="Consolas" w:eastAsia="Times New Roman" w:hAnsi="Consolas" w:cs="Times New Roman"/>
+          <w:sz w:val="20"/>
+          <w:szCs w:val="20"/>
+          <w:lang w:val="uk-UA"/>
+        </w:rPr>
+        <w:t>);</w:t>
+      </w:r>
+    </w:p>
+    <w:p>
+      <w:pPr>
+        <w:spacing w:line="240" w:lineRule="auto"/>
+        <w:rPr>
+          <w:rFonts w:ascii="Consolas" w:eastAsia="Times New Roman" w:hAnsi="Consolas" w:cs="Times New Roman"/>
+          <w:sz w:val="20"/>
+          <w:szCs w:val="20"/>
+          <w:lang w:val="uk-UA"/>
+        </w:rPr>
+      </w:pPr>
+      <w:r>
+        <w:rPr>
+          <w:rFonts w:ascii="Consolas" w:eastAsia="Times New Roman" w:hAnsi="Consolas" w:cs="Times New Roman"/>
+          <w:sz w:val="20"/>
+          <w:szCs w:val="20"/>
+          <w:lang w:val="uk-UA"/>
+        </w:rPr>
+        <w:t xml:space="preserve">    </w:t>
+      </w:r>
+      <w:proofErr w:type="spellStart"/>
+      <w:r>
+        <w:rPr>
+          <w:rFonts w:ascii="Consolas" w:eastAsia="Times New Roman" w:hAnsi="Consolas" w:cs="Times New Roman"/>
+          <w:sz w:val="20"/>
+          <w:szCs w:val="20"/>
+          <w:lang w:val="uk-UA"/>
+        </w:rPr>
+        <w:t>fprintf</w:t>
+      </w:r>
+      <w:proofErr w:type="spellEnd"/>
+      <w:r>
+        <w:rPr>
+          <w:rFonts w:ascii="Consolas" w:eastAsia="Times New Roman" w:hAnsi="Consolas" w:cs="Times New Roman"/>
+          <w:sz w:val="20"/>
+          <w:szCs w:val="20"/>
+          <w:lang w:val="uk-UA"/>
+        </w:rPr>
+        <w:t>(</w:t>
+      </w:r>
+      <w:r>
+        <w:rPr>
+          <w:rFonts w:ascii="Consolas" w:eastAsia="Times New Roman" w:hAnsi="Consolas" w:cs="Times New Roman"/>
+          <w:color w:val="A709F5"/>
+          <w:sz w:val="20"/>
+          <w:szCs w:val="20"/>
+          <w:lang w:val="uk-UA"/>
+        </w:rPr>
+        <w:t>'Загалом отримано: %d\n'</w:t>
+      </w:r>
+      <w:r>
+        <w:rPr>
+          <w:rFonts w:ascii="Consolas" w:eastAsia="Times New Roman" w:hAnsi="Consolas" w:cs="Times New Roman"/>
+          <w:sz w:val="20"/>
+          <w:szCs w:val="20"/>
+          <w:lang w:val="uk-UA"/>
+        </w:rPr>
+        <w:t xml:space="preserve">, </w:t>
+      </w:r>
+      <w:proofErr w:type="spellStart"/>
+      <w:r>
+        <w:rPr>
+          <w:rFonts w:ascii="Consolas" w:eastAsia="Times New Roman" w:hAnsi="Consolas" w:cs="Times New Roman"/>
+          <w:sz w:val="20"/>
+          <w:szCs w:val="20"/>
+          <w:lang w:val="uk-UA"/>
+        </w:rPr>
+        <w:t>total_received</w:t>
+      </w:r>
+      <w:proofErr w:type="spellEnd"/>
+      <w:r>
+        <w:rPr>
+          <w:rFonts w:ascii="Consolas" w:eastAsia="Times New Roman" w:hAnsi="Consolas" w:cs="Times New Roman"/>
+          <w:sz w:val="20"/>
+          <w:szCs w:val="20"/>
+          <w:lang w:val="uk-UA"/>
+        </w:rPr>
+        <w:t>);</w:t>
+      </w:r>
+    </w:p>
+    <w:p>
+      <w:pPr>
+        <w:spacing w:line="240" w:lineRule="auto"/>
+        <w:rPr>
+          <w:rFonts w:ascii="Consolas" w:eastAsia="Times New Roman" w:hAnsi="Consolas" w:cs="Times New Roman"/>
+          <w:sz w:val="20"/>
+          <w:szCs w:val="20"/>
+          <w:lang w:val="uk-UA"/>
+        </w:rPr>
+      </w:pPr>
+    </w:p>
+    <w:p>
+      <w:pPr>
+        <w:spacing w:line="240" w:lineRule="auto"/>
+        <w:rPr>
+          <w:rFonts w:ascii="Consolas" w:eastAsia="Times New Roman" w:hAnsi="Consolas" w:cs="Times New Roman"/>
+          <w:sz w:val="20"/>
+          <w:szCs w:val="20"/>
+          <w:lang w:val="uk-UA"/>
+        </w:rPr>
+      </w:pPr>
+      <w:r>
+        <w:rPr>
+          <w:rFonts w:ascii="Consolas" w:eastAsia="Times New Roman" w:hAnsi="Consolas" w:cs="Times New Roman"/>
+          <w:sz w:val="20"/>
+          <w:szCs w:val="20"/>
+          <w:lang w:val="uk-UA"/>
+        </w:rPr>
+        <w:t xml:space="preserve">    </w:t>
+      </w:r>
+      <w:proofErr w:type="spellStart"/>
+      <w:r>
+        <w:rPr>
+          <w:rFonts w:ascii="Consolas" w:eastAsia="Times New Roman" w:hAnsi="Consolas" w:cs="Times New Roman"/>
+          <w:color w:val="0E00FF"/>
+          <w:sz w:val="20"/>
+          <w:szCs w:val="20"/>
+          <w:lang w:val="uk-UA"/>
+        </w:rPr>
+        <w:t>if</w:t>
+      </w:r>
+      <w:proofErr w:type="spellEnd"/>
+      <w:r>
+        <w:rPr>
+          <w:rFonts w:ascii="Consolas" w:eastAsia="Times New Roman" w:hAnsi="Consolas" w:cs="Times New Roman"/>
+          <w:color w:val="0E00FF"/>
+          <w:sz w:val="20"/>
+          <w:szCs w:val="20"/>
+          <w:lang w:val="uk-UA"/>
+        </w:rPr>
+        <w:t xml:space="preserve"> </w:t>
+      </w:r>
+      <w:proofErr w:type="spellStart"/>
+      <w:r>
+        <w:rPr>
+          <w:rFonts w:ascii="Consolas" w:eastAsia="Times New Roman" w:hAnsi="Consolas" w:cs="Times New Roman"/>
+          <w:sz w:val="20"/>
+          <w:szCs w:val="20"/>
+          <w:lang w:val="uk-UA"/>
+        </w:rPr>
+        <w:t>total_shipped</w:t>
+      </w:r>
+      <w:proofErr w:type="spellEnd"/>
+      <w:r>
+        <w:rPr>
+          <w:rFonts w:ascii="Consolas" w:eastAsia="Times New Roman" w:hAnsi="Consolas" w:cs="Times New Roman"/>
+          <w:sz w:val="20"/>
+          <w:szCs w:val="20"/>
+          <w:lang w:val="uk-UA"/>
+        </w:rPr>
+        <w:t xml:space="preserve"> &lt; </w:t>
+      </w:r>
+      <w:proofErr w:type="spellStart"/>
+      <w:r>
+        <w:rPr>
+          <w:rFonts w:ascii="Consolas" w:eastAsia="Times New Roman" w:hAnsi="Consolas" w:cs="Times New Roman"/>
+          <w:sz w:val="20"/>
+          <w:szCs w:val="20"/>
+          <w:lang w:val="uk-UA"/>
+        </w:rPr>
+        <w:t>sum</w:t>
+      </w:r>
+      <w:proofErr w:type="spellEnd"/>
+      <w:r>
+        <w:rPr>
+          <w:rFonts w:ascii="Consolas" w:eastAsia="Times New Roman" w:hAnsi="Consolas" w:cs="Times New Roman"/>
+          <w:sz w:val="20"/>
+          <w:szCs w:val="20"/>
+          <w:lang w:val="uk-UA"/>
+        </w:rPr>
+        <w:t>(</w:t>
+      </w:r>
+      <w:proofErr w:type="spellStart"/>
+      <w:r>
+        <w:rPr>
+          <w:rFonts w:ascii="Consolas" w:eastAsia="Times New Roman" w:hAnsi="Consolas" w:cs="Times New Roman"/>
+          <w:sz w:val="20"/>
+          <w:szCs w:val="20"/>
+          <w:lang w:val="uk-UA"/>
+        </w:rPr>
+        <w:t>demand</w:t>
+      </w:r>
+      <w:proofErr w:type="spellEnd"/>
+      <w:r>
+        <w:rPr>
+          <w:rFonts w:ascii="Consolas" w:eastAsia="Times New Roman" w:hAnsi="Consolas" w:cs="Times New Roman"/>
+          <w:sz w:val="20"/>
+          <w:szCs w:val="20"/>
+          <w:lang w:val="uk-UA"/>
+        </w:rPr>
+        <w:t>)</w:t>
+      </w:r>
+    </w:p>
+    <w:p>
+      <w:pPr>
+        <w:spacing w:line="240" w:lineRule="auto"/>
+        <w:rPr>
+          <w:rFonts w:ascii="Consolas" w:eastAsia="Times New Roman" w:hAnsi="Consolas" w:cs="Times New Roman"/>
+          <w:sz w:val="20"/>
+          <w:szCs w:val="20"/>
+          <w:lang w:val="uk-UA"/>
+        </w:rPr>
+      </w:pPr>
+      <w:r>
+        <w:rPr>
+          <w:rFonts w:ascii="Consolas" w:eastAsia="Times New Roman" w:hAnsi="Consolas" w:cs="Times New Roman"/>
+          <w:sz w:val="20"/>
+          <w:szCs w:val="20"/>
+          <w:lang w:val="uk-UA"/>
+        </w:rPr>
+        <w:t xml:space="preserve">        </w:t>
+      </w:r>
+      <w:proofErr w:type="spellStart"/>
+      <w:r>
+        <w:rPr>
+          <w:rFonts w:ascii="Consolas" w:eastAsia="Times New Roman" w:hAnsi="Consolas" w:cs="Times New Roman"/>
+          <w:sz w:val="20"/>
+          <w:szCs w:val="20"/>
+          <w:lang w:val="uk-UA"/>
+        </w:rPr>
+        <w:t>fprintf</w:t>
+      </w:r>
+      <w:proofErr w:type="spellEnd"/>
+      <w:r>
+        <w:rPr>
+          <w:rFonts w:ascii="Consolas" w:eastAsia="Times New Roman" w:hAnsi="Consolas" w:cs="Times New Roman"/>
+          <w:sz w:val="20"/>
+          <w:szCs w:val="20"/>
+          <w:lang w:val="uk-UA"/>
+        </w:rPr>
+        <w:t>(</w:t>
+      </w:r>
+      <w:r>
+        <w:rPr>
+          <w:rFonts w:ascii="Consolas" w:eastAsia="Times New Roman" w:hAnsi="Consolas" w:cs="Times New Roman"/>
+          <w:color w:val="A709F5"/>
+          <w:sz w:val="20"/>
+          <w:szCs w:val="20"/>
+          <w:lang w:val="uk-UA"/>
+        </w:rPr>
+        <w:t>'Увага: Загальний попит (%d) перевищує загальну пропозицію (%d).\n'</w:t>
+      </w:r>
+      <w:r>
+        <w:rPr>
+          <w:rFonts w:ascii="Consolas" w:eastAsia="Times New Roman" w:hAnsi="Consolas" w:cs="Times New Roman"/>
+          <w:sz w:val="20"/>
+          <w:szCs w:val="20"/>
+          <w:lang w:val="uk-UA"/>
+        </w:rPr>
+        <w:t xml:space="preserve">, </w:t>
+      </w:r>
+      <w:proofErr w:type="spellStart"/>
+      <w:r>
+        <w:rPr>
+          <w:rFonts w:ascii="Consolas" w:eastAsia="Times New Roman" w:hAnsi="Consolas" w:cs="Times New Roman"/>
+          <w:sz w:val="20"/>
+          <w:szCs w:val="20"/>
+          <w:lang w:val="uk-UA"/>
+        </w:rPr>
+        <w:t>sum</w:t>
+      </w:r>
+      <w:proofErr w:type="spellEnd"/>
+      <w:r>
+        <w:rPr>
+          <w:rFonts w:ascii="Consolas" w:eastAsia="Times New Roman" w:hAnsi="Consolas" w:cs="Times New Roman"/>
+          <w:sz w:val="20"/>
+          <w:szCs w:val="20"/>
+          <w:lang w:val="uk-UA"/>
+        </w:rPr>
+        <w:t>(</w:t>
+      </w:r>
+      <w:proofErr w:type="spellStart"/>
+      <w:r>
+        <w:rPr>
+          <w:rFonts w:ascii="Consolas" w:eastAsia="Times New Roman" w:hAnsi="Consolas" w:cs="Times New Roman"/>
+          <w:sz w:val="20"/>
+          <w:szCs w:val="20"/>
+          <w:lang w:val="uk-UA"/>
+        </w:rPr>
+        <w:t>demand</w:t>
+      </w:r>
+      <w:proofErr w:type="spellEnd"/>
+      <w:r>
+        <w:rPr>
+          <w:rFonts w:ascii="Consolas" w:eastAsia="Times New Roman" w:hAnsi="Consolas" w:cs="Times New Roman"/>
+          <w:sz w:val="20"/>
+          <w:szCs w:val="20"/>
+          <w:lang w:val="uk-UA"/>
+        </w:rPr>
+        <w:t xml:space="preserve">), </w:t>
+      </w:r>
+      <w:proofErr w:type="spellStart"/>
+      <w:r>
+        <w:rPr>
+          <w:rFonts w:ascii="Consolas" w:eastAsia="Times New Roman" w:hAnsi="Consolas" w:cs="Times New Roman"/>
+          <w:sz w:val="20"/>
+          <w:szCs w:val="20"/>
+          <w:lang w:val="uk-UA"/>
+        </w:rPr>
+        <w:t>sum</w:t>
+      </w:r>
+      <w:proofErr w:type="spellEnd"/>
+      <w:r>
+        <w:rPr>
+          <w:rFonts w:ascii="Consolas" w:eastAsia="Times New Roman" w:hAnsi="Consolas" w:cs="Times New Roman"/>
+          <w:sz w:val="20"/>
+          <w:szCs w:val="20"/>
+          <w:lang w:val="uk-UA"/>
+        </w:rPr>
+        <w:t>(</w:t>
+      </w:r>
+      <w:proofErr w:type="spellStart"/>
+      <w:r>
+        <w:rPr>
+          <w:rFonts w:ascii="Consolas" w:eastAsia="Times New Roman" w:hAnsi="Consolas" w:cs="Times New Roman"/>
+          <w:sz w:val="20"/>
+          <w:szCs w:val="20"/>
+          <w:lang w:val="uk-UA"/>
+        </w:rPr>
+        <w:t>supply</w:t>
+      </w:r>
+      <w:proofErr w:type="spellEnd"/>
+      <w:r>
+        <w:rPr>
+          <w:rFonts w:ascii="Consolas" w:eastAsia="Times New Roman" w:hAnsi="Consolas" w:cs="Times New Roman"/>
+          <w:sz w:val="20"/>
+          <w:szCs w:val="20"/>
+          <w:lang w:val="uk-UA"/>
+        </w:rPr>
+        <w:t>));</w:t>
+      </w:r>
+    </w:p>
+    <w:p>
+      <w:pPr>
+        <w:spacing w:line="240" w:lineRule="auto"/>
+        <w:rPr>
+          <w:rFonts w:ascii="Consolas" w:eastAsia="Times New Roman" w:hAnsi="Consolas" w:cs="Times New Roman"/>
+          <w:sz w:val="20"/>
+          <w:szCs w:val="20"/>
+          <w:lang w:val="uk-UA"/>
+        </w:rPr>
+      </w:pPr>
+      <w:r>
+        <w:rPr>
+          <w:rFonts w:ascii="Consolas" w:eastAsia="Times New Roman" w:hAnsi="Consolas" w:cs="Times New Roman"/>
+          <w:sz w:val="20"/>
+          <w:szCs w:val="20"/>
+          <w:lang w:val="uk-UA"/>
+        </w:rPr>
+        <w:t xml:space="preserve">        </w:t>
+      </w:r>
+      <w:proofErr w:type="spellStart"/>
+      <w:r>
+        <w:rPr>
+          <w:rFonts w:ascii="Consolas" w:eastAsia="Times New Roman" w:hAnsi="Consolas" w:cs="Times New Roman"/>
+          <w:sz w:val="20"/>
+          <w:szCs w:val="20"/>
+          <w:lang w:val="uk-UA"/>
+        </w:rPr>
+        <w:t>fprintf</w:t>
+      </w:r>
+      <w:proofErr w:type="spellEnd"/>
+      <w:r>
+        <w:rPr>
+          <w:rFonts w:ascii="Consolas" w:eastAsia="Times New Roman" w:hAnsi="Consolas" w:cs="Times New Roman"/>
+          <w:sz w:val="20"/>
+          <w:szCs w:val="20"/>
+          <w:lang w:val="uk-UA"/>
+        </w:rPr>
+        <w:t>(</w:t>
+      </w:r>
+      <w:r>
+        <w:rPr>
+          <w:rFonts w:ascii="Consolas" w:eastAsia="Times New Roman" w:hAnsi="Consolas" w:cs="Times New Roman"/>
+          <w:color w:val="A709F5"/>
+          <w:sz w:val="20"/>
+          <w:szCs w:val="20"/>
+          <w:lang w:val="uk-UA"/>
+        </w:rPr>
+        <w:t xml:space="preserve">'Було </w:t>
+      </w:r>
+      <w:proofErr w:type="spellStart"/>
+      <w:r>
+        <w:rPr>
+          <w:rFonts w:ascii="Consolas" w:eastAsia="Times New Roman" w:hAnsi="Consolas" w:cs="Times New Roman"/>
+          <w:color w:val="A709F5"/>
+          <w:sz w:val="20"/>
+          <w:szCs w:val="20"/>
+          <w:lang w:val="uk-UA"/>
+        </w:rPr>
+        <w:t>розподілено</w:t>
+      </w:r>
+      <w:proofErr w:type="spellEnd"/>
+      <w:r>
+        <w:rPr>
+          <w:rFonts w:ascii="Consolas" w:eastAsia="Times New Roman" w:hAnsi="Consolas" w:cs="Times New Roman"/>
+          <w:color w:val="A709F5"/>
+          <w:sz w:val="20"/>
+          <w:szCs w:val="20"/>
+          <w:lang w:val="uk-UA"/>
+        </w:rPr>
+        <w:t xml:space="preserve"> всю наявну продукцію (%d одиниць).\n'</w:t>
+      </w:r>
+      <w:r>
+        <w:rPr>
+          <w:rFonts w:ascii="Consolas" w:eastAsia="Times New Roman" w:hAnsi="Consolas" w:cs="Times New Roman"/>
+          <w:sz w:val="20"/>
+          <w:szCs w:val="20"/>
+          <w:lang w:val="uk-UA"/>
+        </w:rPr>
+        <w:t xml:space="preserve">, </w:t>
+      </w:r>
+      <w:proofErr w:type="spellStart"/>
+      <w:r>
+        <w:rPr>
+          <w:rFonts w:ascii="Consolas" w:eastAsia="Times New Roman" w:hAnsi="Consolas" w:cs="Times New Roman"/>
+          <w:sz w:val="20"/>
+          <w:szCs w:val="20"/>
+          <w:lang w:val="uk-UA"/>
+        </w:rPr>
+        <w:t>total_shipped</w:t>
+      </w:r>
+      <w:proofErr w:type="spellEnd"/>
+      <w:r>
+        <w:rPr>
+          <w:rFonts w:ascii="Consolas" w:eastAsia="Times New Roman" w:hAnsi="Consolas" w:cs="Times New Roman"/>
+          <w:sz w:val="20"/>
+          <w:szCs w:val="20"/>
+          <w:lang w:val="uk-UA"/>
+        </w:rPr>
+        <w:t>);</w:t>
+      </w:r>
+    </w:p>
+    <w:p>
+      <w:pPr>
+        <w:spacing w:line="240" w:lineRule="auto"/>
+        <w:rPr>
+          <w:rFonts w:ascii="Consolas" w:eastAsia="Times New Roman" w:hAnsi="Consolas" w:cs="Times New Roman"/>
+          <w:sz w:val="20"/>
+          <w:szCs w:val="20"/>
+          <w:lang w:val="uk-UA"/>
+        </w:rPr>
+      </w:pPr>
+      <w:r>
+        <w:rPr>
+          <w:rFonts w:ascii="Consolas" w:eastAsia="Times New Roman" w:hAnsi="Consolas" w:cs="Times New Roman"/>
+          <w:sz w:val="20"/>
+          <w:szCs w:val="20"/>
+          <w:lang w:val="uk-UA"/>
+        </w:rPr>
+        <w:t xml:space="preserve">        </w:t>
+      </w:r>
+      <w:proofErr w:type="spellStart"/>
+      <w:r>
+        <w:rPr>
+          <w:rFonts w:ascii="Consolas" w:eastAsia="Times New Roman" w:hAnsi="Consolas" w:cs="Times New Roman"/>
+          <w:sz w:val="20"/>
+          <w:szCs w:val="20"/>
+          <w:lang w:val="uk-UA"/>
+        </w:rPr>
+        <w:t>fprintf</w:t>
+      </w:r>
+      <w:proofErr w:type="spellEnd"/>
+      <w:r>
+        <w:rPr>
+          <w:rFonts w:ascii="Consolas" w:eastAsia="Times New Roman" w:hAnsi="Consolas" w:cs="Times New Roman"/>
+          <w:sz w:val="20"/>
+          <w:szCs w:val="20"/>
+          <w:lang w:val="uk-UA"/>
+        </w:rPr>
+        <w:t>(</w:t>
+      </w:r>
+      <w:r>
+        <w:rPr>
+          <w:rFonts w:ascii="Consolas" w:eastAsia="Times New Roman" w:hAnsi="Consolas" w:cs="Times New Roman"/>
+          <w:color w:val="A709F5"/>
+          <w:sz w:val="20"/>
+          <w:szCs w:val="20"/>
+          <w:lang w:val="uk-UA"/>
+        </w:rPr>
+        <w:t>'Незадоволений попит становить %d одиниць.\n'</w:t>
+      </w:r>
+      <w:r>
+        <w:rPr>
+          <w:rFonts w:ascii="Consolas" w:eastAsia="Times New Roman" w:hAnsi="Consolas" w:cs="Times New Roman"/>
+          <w:sz w:val="20"/>
+          <w:szCs w:val="20"/>
+          <w:lang w:val="uk-UA"/>
+        </w:rPr>
+        <w:t xml:space="preserve">, </w:t>
+      </w:r>
+      <w:proofErr w:type="spellStart"/>
+      <w:r>
+        <w:rPr>
+          <w:rFonts w:ascii="Consolas" w:eastAsia="Times New Roman" w:hAnsi="Consolas" w:cs="Times New Roman"/>
+          <w:sz w:val="20"/>
+          <w:szCs w:val="20"/>
+          <w:lang w:val="uk-UA"/>
+        </w:rPr>
+        <w:t>sum</w:t>
+      </w:r>
+      <w:proofErr w:type="spellEnd"/>
+      <w:r>
+        <w:rPr>
+          <w:rFonts w:ascii="Consolas" w:eastAsia="Times New Roman" w:hAnsi="Consolas" w:cs="Times New Roman"/>
+          <w:sz w:val="20"/>
+          <w:szCs w:val="20"/>
+          <w:lang w:val="uk-UA"/>
+        </w:rPr>
+        <w:t>(</w:t>
+      </w:r>
+      <w:proofErr w:type="spellStart"/>
+      <w:r>
+        <w:rPr>
+          <w:rFonts w:ascii="Consolas" w:eastAsia="Times New Roman" w:hAnsi="Consolas" w:cs="Times New Roman"/>
+          <w:sz w:val="20"/>
+          <w:szCs w:val="20"/>
+          <w:lang w:val="uk-UA"/>
+        </w:rPr>
+        <w:t>demand</w:t>
+      </w:r>
+      <w:proofErr w:type="spellEnd"/>
+      <w:r>
+        <w:rPr>
+          <w:rFonts w:ascii="Consolas" w:eastAsia="Times New Roman" w:hAnsi="Consolas" w:cs="Times New Roman"/>
+          <w:sz w:val="20"/>
+          <w:szCs w:val="20"/>
+          <w:lang w:val="uk-UA"/>
+        </w:rPr>
+        <w:t xml:space="preserve">) - </w:t>
+      </w:r>
+      <w:proofErr w:type="spellStart"/>
+      <w:r>
+        <w:rPr>
+          <w:rFonts w:ascii="Consolas" w:eastAsia="Times New Roman" w:hAnsi="Consolas" w:cs="Times New Roman"/>
+          <w:sz w:val="20"/>
+          <w:szCs w:val="20"/>
+          <w:lang w:val="uk-UA"/>
+        </w:rPr>
+        <w:t>total_shipped</w:t>
+      </w:r>
+      <w:proofErr w:type="spellEnd"/>
+      <w:r>
+        <w:rPr>
+          <w:rFonts w:ascii="Consolas" w:eastAsia="Times New Roman" w:hAnsi="Consolas" w:cs="Times New Roman"/>
+          <w:sz w:val="20"/>
+          <w:szCs w:val="20"/>
+          <w:lang w:val="uk-UA"/>
+        </w:rPr>
+        <w:t>);</w:t>
+      </w:r>
+    </w:p>
+    <w:p>
+      <w:pPr>
+        <w:spacing w:line="240" w:lineRule="auto"/>
+        <w:rPr>
+          <w:rFonts w:ascii="Consolas" w:eastAsia="Times New Roman" w:hAnsi="Consolas" w:cs="Times New Roman"/>
+          <w:sz w:val="20"/>
+          <w:szCs w:val="20"/>
+          <w:lang w:val="uk-UA"/>
+        </w:rPr>
+      </w:pPr>
+      <w:r>
+        <w:rPr>
+          <w:rFonts w:ascii="Consolas" w:eastAsia="Times New Roman" w:hAnsi="Consolas" w:cs="Times New Roman"/>
+          <w:sz w:val="20"/>
+          <w:szCs w:val="20"/>
+          <w:lang w:val="uk-UA"/>
+        </w:rPr>
+        <w:t xml:space="preserve">    </w:t>
+      </w:r>
+      <w:proofErr w:type="spellStart"/>
+      <w:r>
+        <w:rPr>
+          <w:rFonts w:ascii="Consolas" w:eastAsia="Times New Roman" w:hAnsi="Consolas" w:cs="Times New Roman"/>
+          <w:color w:val="0E00FF"/>
+          <w:sz w:val="20"/>
+          <w:szCs w:val="20"/>
+          <w:lang w:val="uk-UA"/>
+        </w:rPr>
+        <w:t>end</w:t>
+      </w:r>
+      <w:proofErr w:type="spellEnd"/>
+    </w:p>
+    <w:p>
+      <w:pPr>
+        <w:spacing w:line="240" w:lineRule="auto"/>
+        <w:rPr>
+          <w:rFonts w:ascii="Consolas" w:eastAsia="Times New Roman" w:hAnsi="Consolas" w:cs="Times New Roman"/>
+          <w:sz w:val="20"/>
+          <w:szCs w:val="20"/>
+          <w:lang w:val="uk-UA"/>
+        </w:rPr>
+      </w:pPr>
+      <w:r>
+        <w:rPr>
+          <w:rFonts w:ascii="Consolas" w:eastAsia="Times New Roman" w:hAnsi="Consolas" w:cs="Times New Roman"/>
+          <w:sz w:val="20"/>
+          <w:szCs w:val="20"/>
+          <w:lang w:val="uk-UA"/>
+        </w:rPr>
+        <w:t xml:space="preserve">    </w:t>
+      </w:r>
+    </w:p>
+    <w:p>
+      <w:pPr>
+        <w:spacing w:line="240" w:lineRule="auto"/>
+        <w:rPr>
+          <w:rFonts w:ascii="Consolas" w:eastAsia="Times New Roman" w:hAnsi="Consolas" w:cs="Times New Roman"/>
+          <w:sz w:val="20"/>
+          <w:szCs w:val="20"/>
+          <w:lang w:val="uk-UA"/>
+        </w:rPr>
+      </w:pPr>
+      <w:proofErr w:type="spellStart"/>
+      <w:r>
+        <w:rPr>
+          <w:rFonts w:ascii="Consolas" w:eastAsia="Times New Roman" w:hAnsi="Consolas" w:cs="Times New Roman"/>
+          <w:color w:val="0E00FF"/>
+          <w:sz w:val="20"/>
+          <w:szCs w:val="20"/>
+          <w:lang w:val="uk-UA"/>
+        </w:rPr>
+        <w:t>elseif</w:t>
+      </w:r>
+      <w:proofErr w:type="spellEnd"/>
+      <w:r>
+        <w:rPr>
+          <w:rFonts w:ascii="Consolas" w:eastAsia="Times New Roman" w:hAnsi="Consolas" w:cs="Times New Roman"/>
+          <w:color w:val="0E00FF"/>
+          <w:sz w:val="20"/>
+          <w:szCs w:val="20"/>
+          <w:lang w:val="uk-UA"/>
+        </w:rPr>
+        <w:t xml:space="preserve"> </w:t>
+      </w:r>
+      <w:proofErr w:type="spellStart"/>
+      <w:r>
+        <w:rPr>
+          <w:rFonts w:ascii="Consolas" w:eastAsia="Times New Roman" w:hAnsi="Consolas" w:cs="Times New Roman"/>
+          <w:sz w:val="20"/>
+          <w:szCs w:val="20"/>
+          <w:lang w:val="uk-UA"/>
+        </w:rPr>
+        <w:t>exitflag</w:t>
+      </w:r>
+      <w:proofErr w:type="spellEnd"/>
+      <w:r>
+        <w:rPr>
+          <w:rFonts w:ascii="Consolas" w:eastAsia="Times New Roman" w:hAnsi="Consolas" w:cs="Times New Roman"/>
+          <w:sz w:val="20"/>
+          <w:szCs w:val="20"/>
+          <w:lang w:val="uk-UA"/>
+        </w:rPr>
+        <w:t xml:space="preserve"> == 0</w:t>
+      </w:r>
+    </w:p>
+    <w:p>
+      <w:pPr>
+        <w:spacing w:line="240" w:lineRule="auto"/>
+        <w:rPr>
+          <w:rFonts w:ascii="Consolas" w:eastAsia="Times New Roman" w:hAnsi="Consolas" w:cs="Times New Roman"/>
+          <w:sz w:val="20"/>
+          <w:szCs w:val="20"/>
+          <w:lang w:val="uk-UA"/>
+        </w:rPr>
+      </w:pPr>
+      <w:r>
+        <w:rPr>
+          <w:rFonts w:ascii="Consolas" w:eastAsia="Times New Roman" w:hAnsi="Consolas" w:cs="Times New Roman"/>
+          <w:sz w:val="20"/>
+          <w:szCs w:val="20"/>
+          <w:lang w:val="uk-UA"/>
+        </w:rPr>
+        <w:t xml:space="preserve">    </w:t>
+      </w:r>
+      <w:proofErr w:type="spellStart"/>
+      <w:r>
+        <w:rPr>
+          <w:rFonts w:ascii="Consolas" w:eastAsia="Times New Roman" w:hAnsi="Consolas" w:cs="Times New Roman"/>
+          <w:sz w:val="20"/>
+          <w:szCs w:val="20"/>
+          <w:lang w:val="uk-UA"/>
+        </w:rPr>
+        <w:t>fprintf</w:t>
+      </w:r>
+      <w:proofErr w:type="spellEnd"/>
+      <w:r>
+        <w:rPr>
+          <w:rFonts w:ascii="Consolas" w:eastAsia="Times New Roman" w:hAnsi="Consolas" w:cs="Times New Roman"/>
+          <w:sz w:val="20"/>
+          <w:szCs w:val="20"/>
+          <w:lang w:val="uk-UA"/>
+        </w:rPr>
+        <w:t>(</w:t>
+      </w:r>
+      <w:r>
+        <w:rPr>
+          <w:rFonts w:ascii="Consolas" w:eastAsia="Times New Roman" w:hAnsi="Consolas" w:cs="Times New Roman"/>
+          <w:color w:val="A709F5"/>
+          <w:sz w:val="20"/>
+          <w:szCs w:val="20"/>
+          <w:lang w:val="uk-UA"/>
+        </w:rPr>
+        <w:t>'Перевищено максимальну кількість ітерацій.\n'</w:t>
+      </w:r>
+      <w:r>
+        <w:rPr>
+          <w:rFonts w:ascii="Consolas" w:eastAsia="Times New Roman" w:hAnsi="Consolas" w:cs="Times New Roman"/>
+          <w:sz w:val="20"/>
+          <w:szCs w:val="20"/>
+          <w:lang w:val="uk-UA"/>
+        </w:rPr>
+        <w:t>);</w:t>
+      </w:r>
+    </w:p>
+    <w:p>
+      <w:pPr>
+        <w:spacing w:line="240" w:lineRule="auto"/>
+        <w:rPr>
+          <w:rFonts w:ascii="Consolas" w:eastAsia="Times New Roman" w:hAnsi="Consolas" w:cs="Times New Roman"/>
+          <w:sz w:val="20"/>
+          <w:szCs w:val="20"/>
+          <w:lang w:val="uk-UA"/>
+        </w:rPr>
+      </w:pPr>
+      <w:proofErr w:type="spellStart"/>
+      <w:r>
+        <w:rPr>
+          <w:rFonts w:ascii="Consolas" w:eastAsia="Times New Roman" w:hAnsi="Consolas" w:cs="Times New Roman"/>
+          <w:color w:val="0E00FF"/>
+          <w:sz w:val="20"/>
+          <w:szCs w:val="20"/>
+          <w:lang w:val="uk-UA"/>
+        </w:rPr>
+        <w:t>elseif</w:t>
+      </w:r>
+      <w:proofErr w:type="spellEnd"/>
+      <w:r>
+        <w:rPr>
+          <w:rFonts w:ascii="Consolas" w:eastAsia="Times New Roman" w:hAnsi="Consolas" w:cs="Times New Roman"/>
+          <w:color w:val="0E00FF"/>
+          <w:sz w:val="20"/>
+          <w:szCs w:val="20"/>
+          <w:lang w:val="uk-UA"/>
+        </w:rPr>
+        <w:t xml:space="preserve"> </w:t>
+      </w:r>
+      <w:proofErr w:type="spellStart"/>
+      <w:r>
+        <w:rPr>
+          <w:rFonts w:ascii="Consolas" w:eastAsia="Times New Roman" w:hAnsi="Consolas" w:cs="Times New Roman"/>
+          <w:sz w:val="20"/>
+          <w:szCs w:val="20"/>
+          <w:lang w:val="uk-UA"/>
+        </w:rPr>
+        <w:t>exitflag</w:t>
+      </w:r>
+      <w:proofErr w:type="spellEnd"/>
+      <w:r>
+        <w:rPr>
+          <w:rFonts w:ascii="Consolas" w:eastAsia="Times New Roman" w:hAnsi="Consolas" w:cs="Times New Roman"/>
+          <w:sz w:val="20"/>
+          <w:szCs w:val="20"/>
+          <w:lang w:val="uk-UA"/>
+        </w:rPr>
+        <w:t xml:space="preserve"> == -2</w:t>
+      </w:r>
+    </w:p>
+    <w:p>
+      <w:pPr>
+        <w:spacing w:line="240" w:lineRule="auto"/>
+        <w:rPr>
+          <w:rFonts w:ascii="Consolas" w:eastAsia="Times New Roman" w:hAnsi="Consolas" w:cs="Times New Roman"/>
+          <w:sz w:val="20"/>
+          <w:szCs w:val="20"/>
+          <w:lang w:val="uk-UA"/>
+        </w:rPr>
+      </w:pPr>
+      <w:r>
+        <w:rPr>
+          <w:rFonts w:ascii="Consolas" w:eastAsia="Times New Roman" w:hAnsi="Consolas" w:cs="Times New Roman"/>
+          <w:sz w:val="20"/>
+          <w:szCs w:val="20"/>
+          <w:lang w:val="uk-UA"/>
+        </w:rPr>
+        <w:t xml:space="preserve">    </w:t>
+      </w:r>
+      <w:proofErr w:type="spellStart"/>
+      <w:r>
+        <w:rPr>
+          <w:rFonts w:ascii="Consolas" w:eastAsia="Times New Roman" w:hAnsi="Consolas" w:cs="Times New Roman"/>
+          <w:sz w:val="20"/>
+          <w:szCs w:val="20"/>
+          <w:lang w:val="uk-UA"/>
+        </w:rPr>
+        <w:t>fprintf</w:t>
+      </w:r>
+      <w:proofErr w:type="spellEnd"/>
+      <w:r>
+        <w:rPr>
+          <w:rFonts w:ascii="Consolas" w:eastAsia="Times New Roman" w:hAnsi="Consolas" w:cs="Times New Roman"/>
+          <w:sz w:val="20"/>
+          <w:szCs w:val="20"/>
+          <w:lang w:val="uk-UA"/>
+        </w:rPr>
+        <w:t>(</w:t>
+      </w:r>
+      <w:r>
+        <w:rPr>
+          <w:rFonts w:ascii="Consolas" w:eastAsia="Times New Roman" w:hAnsi="Consolas" w:cs="Times New Roman"/>
+          <w:color w:val="A709F5"/>
+          <w:sz w:val="20"/>
+          <w:szCs w:val="20"/>
+          <w:lang w:val="uk-UA"/>
+        </w:rPr>
+        <w:t xml:space="preserve">'Задача не має </w:t>
+      </w:r>
+      <w:proofErr w:type="spellStart"/>
+      <w:r>
+        <w:rPr>
+          <w:rFonts w:ascii="Consolas" w:eastAsia="Times New Roman" w:hAnsi="Consolas" w:cs="Times New Roman"/>
+          <w:color w:val="A709F5"/>
+          <w:sz w:val="20"/>
+          <w:szCs w:val="20"/>
+          <w:lang w:val="uk-UA"/>
+        </w:rPr>
+        <w:t>розв</w:t>
+      </w:r>
+      <w:proofErr w:type="spellEnd"/>
+      <w:r>
+        <w:rPr>
+          <w:rFonts w:ascii="Consolas" w:eastAsia="Times New Roman" w:hAnsi="Consolas" w:cs="Times New Roman"/>
+          <w:color w:val="A709F5"/>
+          <w:sz w:val="20"/>
+          <w:szCs w:val="20"/>
+          <w:lang w:val="uk-UA"/>
+        </w:rPr>
+        <w:t>''</w:t>
+      </w:r>
+      <w:proofErr w:type="spellStart"/>
+      <w:r>
+        <w:rPr>
+          <w:rFonts w:ascii="Consolas" w:eastAsia="Times New Roman" w:hAnsi="Consolas" w:cs="Times New Roman"/>
+          <w:color w:val="A709F5"/>
+          <w:sz w:val="20"/>
+          <w:szCs w:val="20"/>
+          <w:lang w:val="uk-UA"/>
+        </w:rPr>
+        <w:t>язку</w:t>
+      </w:r>
+      <w:proofErr w:type="spellEnd"/>
+      <w:r>
+        <w:rPr>
+          <w:rFonts w:ascii="Consolas" w:eastAsia="Times New Roman" w:hAnsi="Consolas" w:cs="Times New Roman"/>
+          <w:color w:val="A709F5"/>
+          <w:sz w:val="20"/>
+          <w:szCs w:val="20"/>
+          <w:lang w:val="uk-UA"/>
+        </w:rPr>
+        <w:t xml:space="preserve"> (</w:t>
+      </w:r>
+      <w:proofErr w:type="spellStart"/>
+      <w:r>
+        <w:rPr>
+          <w:rFonts w:ascii="Consolas" w:eastAsia="Times New Roman" w:hAnsi="Consolas" w:cs="Times New Roman"/>
+          <w:color w:val="A709F5"/>
+          <w:sz w:val="20"/>
+          <w:szCs w:val="20"/>
+          <w:lang w:val="uk-UA"/>
+        </w:rPr>
+        <w:t>неfeasible</w:t>
+      </w:r>
+      <w:proofErr w:type="spellEnd"/>
+      <w:r>
+        <w:rPr>
+          <w:rFonts w:ascii="Consolas" w:eastAsia="Times New Roman" w:hAnsi="Consolas" w:cs="Times New Roman"/>
+          <w:color w:val="A709F5"/>
+          <w:sz w:val="20"/>
+          <w:szCs w:val="20"/>
+          <w:lang w:val="uk-UA"/>
+        </w:rPr>
+        <w:t>). Перевірте обмеження.\n'</w:t>
+      </w:r>
+      <w:r>
+        <w:rPr>
+          <w:rFonts w:ascii="Consolas" w:eastAsia="Times New Roman" w:hAnsi="Consolas" w:cs="Times New Roman"/>
+          <w:sz w:val="20"/>
+          <w:szCs w:val="20"/>
+          <w:lang w:val="uk-UA"/>
+        </w:rPr>
+        <w:t>);</w:t>
+      </w:r>
+    </w:p>
+    <w:p>
+      <w:pPr>
+        <w:spacing w:line="240" w:lineRule="auto"/>
+        <w:rPr>
+          <w:rFonts w:ascii="Consolas" w:eastAsia="Times New Roman" w:hAnsi="Consolas" w:cs="Times New Roman"/>
+          <w:sz w:val="20"/>
+          <w:szCs w:val="20"/>
+          <w:lang w:val="uk-UA"/>
+        </w:rPr>
+      </w:pPr>
+      <w:r>
+        <w:rPr>
+          <w:rFonts w:ascii="Consolas" w:eastAsia="Times New Roman" w:hAnsi="Consolas" w:cs="Times New Roman"/>
+          <w:sz w:val="20"/>
+          <w:szCs w:val="20"/>
+          <w:lang w:val="uk-UA"/>
+        </w:rPr>
+        <w:t xml:space="preserve">    </w:t>
+      </w:r>
+      <w:proofErr w:type="spellStart"/>
+      <w:r>
+        <w:rPr>
+          <w:rFonts w:ascii="Consolas" w:eastAsia="Times New Roman" w:hAnsi="Consolas" w:cs="Times New Roman"/>
+          <w:sz w:val="20"/>
+          <w:szCs w:val="20"/>
+          <w:lang w:val="uk-UA"/>
+        </w:rPr>
+        <w:t>fprintf</w:t>
+      </w:r>
+      <w:proofErr w:type="spellEnd"/>
+      <w:r>
+        <w:rPr>
+          <w:rFonts w:ascii="Consolas" w:eastAsia="Times New Roman" w:hAnsi="Consolas" w:cs="Times New Roman"/>
+          <w:sz w:val="20"/>
+          <w:szCs w:val="20"/>
+          <w:lang w:val="uk-UA"/>
+        </w:rPr>
+        <w:t>(</w:t>
+      </w:r>
+      <w:r>
+        <w:rPr>
+          <w:rFonts w:ascii="Consolas" w:eastAsia="Times New Roman" w:hAnsi="Consolas" w:cs="Times New Roman"/>
+          <w:color w:val="A709F5"/>
+          <w:sz w:val="20"/>
+          <w:szCs w:val="20"/>
+          <w:lang w:val="uk-UA"/>
+        </w:rPr>
+        <w:t>'Це може статися, якщо, наприклад, неможливо задовольнити всі рівності по пропозиції \n'</w:t>
+      </w:r>
+      <w:r>
+        <w:rPr>
+          <w:rFonts w:ascii="Consolas" w:eastAsia="Times New Roman" w:hAnsi="Consolas" w:cs="Times New Roman"/>
+          <w:sz w:val="20"/>
+          <w:szCs w:val="20"/>
+          <w:lang w:val="uk-UA"/>
+        </w:rPr>
+        <w:t>);</w:t>
+      </w:r>
+    </w:p>
+    <w:p>
+      <w:pPr>
+        <w:spacing w:line="240" w:lineRule="auto"/>
+        <w:rPr>
+          <w:rFonts w:ascii="Consolas" w:eastAsia="Times New Roman" w:hAnsi="Consolas" w:cs="Times New Roman"/>
+          <w:sz w:val="20"/>
+          <w:szCs w:val="20"/>
+          <w:lang w:val="uk-UA"/>
+        </w:rPr>
+      </w:pPr>
+      <w:r>
+        <w:rPr>
+          <w:rFonts w:ascii="Consolas" w:eastAsia="Times New Roman" w:hAnsi="Consolas" w:cs="Times New Roman"/>
+          <w:sz w:val="20"/>
+          <w:szCs w:val="20"/>
+          <w:lang w:val="uk-UA"/>
+        </w:rPr>
+        <w:t xml:space="preserve">    </w:t>
+      </w:r>
+      <w:proofErr w:type="spellStart"/>
+      <w:r>
+        <w:rPr>
+          <w:rFonts w:ascii="Consolas" w:eastAsia="Times New Roman" w:hAnsi="Consolas" w:cs="Times New Roman"/>
+          <w:sz w:val="20"/>
+          <w:szCs w:val="20"/>
+          <w:lang w:val="uk-UA"/>
+        </w:rPr>
+        <w:t>fprintf</w:t>
+      </w:r>
+      <w:proofErr w:type="spellEnd"/>
+      <w:r>
+        <w:rPr>
+          <w:rFonts w:ascii="Consolas" w:eastAsia="Times New Roman" w:hAnsi="Consolas" w:cs="Times New Roman"/>
+          <w:sz w:val="20"/>
+          <w:szCs w:val="20"/>
+          <w:lang w:val="uk-UA"/>
+        </w:rPr>
+        <w:t>(</w:t>
+      </w:r>
+      <w:r>
+        <w:rPr>
+          <w:rFonts w:ascii="Consolas" w:eastAsia="Times New Roman" w:hAnsi="Consolas" w:cs="Times New Roman"/>
+          <w:color w:val="A709F5"/>
+          <w:sz w:val="20"/>
+          <w:szCs w:val="20"/>
+          <w:lang w:val="uk-UA"/>
+        </w:rPr>
+        <w:t>'та одночасно нерівності по попиту.\n'</w:t>
+      </w:r>
+      <w:r>
+        <w:rPr>
+          <w:rFonts w:ascii="Consolas" w:eastAsia="Times New Roman" w:hAnsi="Consolas" w:cs="Times New Roman"/>
+          <w:sz w:val="20"/>
+          <w:szCs w:val="20"/>
+          <w:lang w:val="uk-UA"/>
+        </w:rPr>
+        <w:t>);</w:t>
+      </w:r>
+    </w:p>
+    <w:p>
+      <w:pPr>
+        <w:spacing w:line="240" w:lineRule="auto"/>
+        <w:rPr>
+          <w:rFonts w:ascii="Consolas" w:eastAsia="Times New Roman" w:hAnsi="Consolas" w:cs="Times New Roman"/>
+          <w:sz w:val="20"/>
+          <w:szCs w:val="20"/>
+          <w:lang w:val="uk-UA"/>
+        </w:rPr>
+      </w:pPr>
+      <w:r>
+        <w:rPr>
+          <w:rFonts w:ascii="Consolas" w:eastAsia="Times New Roman" w:hAnsi="Consolas" w:cs="Times New Roman"/>
+          <w:sz w:val="20"/>
+          <w:szCs w:val="20"/>
+          <w:lang w:val="uk-UA"/>
+        </w:rPr>
+        <w:t xml:space="preserve">    </w:t>
+      </w:r>
+      <w:proofErr w:type="spellStart"/>
+      <w:r>
+        <w:rPr>
+          <w:rFonts w:ascii="Consolas" w:eastAsia="Times New Roman" w:hAnsi="Consolas" w:cs="Times New Roman"/>
+          <w:sz w:val="20"/>
+          <w:szCs w:val="20"/>
+          <w:lang w:val="uk-UA"/>
+        </w:rPr>
+        <w:t>fprintf</w:t>
+      </w:r>
+      <w:proofErr w:type="spellEnd"/>
+      <w:r>
+        <w:rPr>
+          <w:rFonts w:ascii="Consolas" w:eastAsia="Times New Roman" w:hAnsi="Consolas" w:cs="Times New Roman"/>
+          <w:sz w:val="20"/>
+          <w:szCs w:val="20"/>
+          <w:lang w:val="uk-UA"/>
+        </w:rPr>
+        <w:t>(</w:t>
+      </w:r>
+      <w:r>
+        <w:rPr>
+          <w:rFonts w:ascii="Consolas" w:eastAsia="Times New Roman" w:hAnsi="Consolas" w:cs="Times New Roman"/>
+          <w:color w:val="A709F5"/>
+          <w:sz w:val="20"/>
+          <w:szCs w:val="20"/>
+          <w:lang w:val="uk-UA"/>
+        </w:rPr>
+        <w:t>'Загальна пропозиція: %d, Загальний попит: %d\n'</w:t>
+      </w:r>
+      <w:r>
+        <w:rPr>
+          <w:rFonts w:ascii="Consolas" w:eastAsia="Times New Roman" w:hAnsi="Consolas" w:cs="Times New Roman"/>
+          <w:sz w:val="20"/>
+          <w:szCs w:val="20"/>
+          <w:lang w:val="uk-UA"/>
+        </w:rPr>
+        <w:t xml:space="preserve">, </w:t>
+      </w:r>
+      <w:proofErr w:type="spellStart"/>
+      <w:r>
+        <w:rPr>
+          <w:rFonts w:ascii="Consolas" w:eastAsia="Times New Roman" w:hAnsi="Consolas" w:cs="Times New Roman"/>
+          <w:sz w:val="20"/>
+          <w:szCs w:val="20"/>
+          <w:lang w:val="uk-UA"/>
+        </w:rPr>
+        <w:t>sum</w:t>
+      </w:r>
+      <w:proofErr w:type="spellEnd"/>
+      <w:r>
+        <w:rPr>
+          <w:rFonts w:ascii="Consolas" w:eastAsia="Times New Roman" w:hAnsi="Consolas" w:cs="Times New Roman"/>
+          <w:sz w:val="20"/>
+          <w:szCs w:val="20"/>
+          <w:lang w:val="uk-UA"/>
+        </w:rPr>
+        <w:t>(</w:t>
+      </w:r>
+      <w:proofErr w:type="spellStart"/>
+      <w:r>
+        <w:rPr>
+          <w:rFonts w:ascii="Consolas" w:eastAsia="Times New Roman" w:hAnsi="Consolas" w:cs="Times New Roman"/>
+          <w:sz w:val="20"/>
+          <w:szCs w:val="20"/>
+          <w:lang w:val="uk-UA"/>
+        </w:rPr>
+        <w:t>supply</w:t>
+      </w:r>
+      <w:proofErr w:type="spellEnd"/>
+      <w:r>
+        <w:rPr>
+          <w:rFonts w:ascii="Consolas" w:eastAsia="Times New Roman" w:hAnsi="Consolas" w:cs="Times New Roman"/>
+          <w:sz w:val="20"/>
+          <w:szCs w:val="20"/>
+          <w:lang w:val="uk-UA"/>
+        </w:rPr>
+        <w:t xml:space="preserve">), </w:t>
+      </w:r>
+      <w:proofErr w:type="spellStart"/>
+      <w:r>
+        <w:rPr>
+          <w:rFonts w:ascii="Consolas" w:eastAsia="Times New Roman" w:hAnsi="Consolas" w:cs="Times New Roman"/>
+          <w:sz w:val="20"/>
+          <w:szCs w:val="20"/>
+          <w:lang w:val="uk-UA"/>
+        </w:rPr>
+        <w:t>sum</w:t>
+      </w:r>
+      <w:proofErr w:type="spellEnd"/>
+      <w:r>
+        <w:rPr>
+          <w:rFonts w:ascii="Consolas" w:eastAsia="Times New Roman" w:hAnsi="Consolas" w:cs="Times New Roman"/>
+          <w:sz w:val="20"/>
+          <w:szCs w:val="20"/>
+          <w:lang w:val="uk-UA"/>
+        </w:rPr>
+        <w:t>(</w:t>
+      </w:r>
+      <w:proofErr w:type="spellStart"/>
+      <w:r>
+        <w:rPr>
+          <w:rFonts w:ascii="Consolas" w:eastAsia="Times New Roman" w:hAnsi="Consolas" w:cs="Times New Roman"/>
+          <w:sz w:val="20"/>
+          <w:szCs w:val="20"/>
+          <w:lang w:val="uk-UA"/>
+        </w:rPr>
+        <w:t>demand</w:t>
+      </w:r>
+      <w:proofErr w:type="spellEnd"/>
+      <w:r>
+        <w:rPr>
+          <w:rFonts w:ascii="Consolas" w:eastAsia="Times New Roman" w:hAnsi="Consolas" w:cs="Times New Roman"/>
+          <w:sz w:val="20"/>
+          <w:szCs w:val="20"/>
+          <w:lang w:val="uk-UA"/>
+        </w:rPr>
+        <w:t>));</w:t>
+      </w:r>
+    </w:p>
+    <w:p>
+      <w:pPr>
+        <w:spacing w:line="240" w:lineRule="auto"/>
+        <w:rPr>
+          <w:rFonts w:ascii="Consolas" w:eastAsia="Times New Roman" w:hAnsi="Consolas" w:cs="Times New Roman"/>
+          <w:sz w:val="20"/>
+          <w:szCs w:val="20"/>
+          <w:lang w:val="uk-UA"/>
+        </w:rPr>
+      </w:pPr>
+      <w:proofErr w:type="spellStart"/>
+      <w:r>
+        <w:rPr>
+          <w:rFonts w:ascii="Consolas" w:eastAsia="Times New Roman" w:hAnsi="Consolas" w:cs="Times New Roman"/>
+          <w:color w:val="0E00FF"/>
+          <w:sz w:val="20"/>
+          <w:szCs w:val="20"/>
+          <w:lang w:val="uk-UA"/>
+        </w:rPr>
+        <w:t>else</w:t>
+      </w:r>
+      <w:proofErr w:type="spellEnd"/>
+    </w:p>
+    <w:p>
+      <w:pPr>
+        <w:spacing w:line="240" w:lineRule="auto"/>
+        <w:rPr>
+          <w:rFonts w:ascii="Consolas" w:eastAsia="Times New Roman" w:hAnsi="Consolas" w:cs="Times New Roman"/>
+          <w:sz w:val="20"/>
+          <w:szCs w:val="20"/>
+          <w:lang w:val="uk-UA"/>
+        </w:rPr>
+      </w:pPr>
+      <w:r>
+        <w:rPr>
+          <w:rFonts w:ascii="Consolas" w:eastAsia="Times New Roman" w:hAnsi="Consolas" w:cs="Times New Roman"/>
+          <w:sz w:val="20"/>
+          <w:szCs w:val="20"/>
+          <w:lang w:val="uk-UA"/>
+        </w:rPr>
+        <w:t xml:space="preserve">    </w:t>
+      </w:r>
+      <w:proofErr w:type="spellStart"/>
+      <w:r>
+        <w:rPr>
+          <w:rFonts w:ascii="Consolas" w:eastAsia="Times New Roman" w:hAnsi="Consolas" w:cs="Times New Roman"/>
+          <w:sz w:val="20"/>
+          <w:szCs w:val="20"/>
+          <w:lang w:val="uk-UA"/>
+        </w:rPr>
+        <w:t>fprintf</w:t>
+      </w:r>
+      <w:proofErr w:type="spellEnd"/>
+      <w:r>
+        <w:rPr>
+          <w:rFonts w:ascii="Consolas" w:eastAsia="Times New Roman" w:hAnsi="Consolas" w:cs="Times New Roman"/>
+          <w:sz w:val="20"/>
+          <w:szCs w:val="20"/>
+          <w:lang w:val="uk-UA"/>
+        </w:rPr>
+        <w:t>(</w:t>
+      </w:r>
+      <w:r>
+        <w:rPr>
+          <w:rFonts w:ascii="Consolas" w:eastAsia="Times New Roman" w:hAnsi="Consolas" w:cs="Times New Roman"/>
+          <w:color w:val="A709F5"/>
+          <w:sz w:val="20"/>
+          <w:szCs w:val="20"/>
+          <w:lang w:val="uk-UA"/>
+        </w:rPr>
+        <w:t xml:space="preserve">'Проблема з </w:t>
+      </w:r>
+      <w:proofErr w:type="spellStart"/>
+      <w:r>
+        <w:rPr>
+          <w:rFonts w:ascii="Consolas" w:eastAsia="Times New Roman" w:hAnsi="Consolas" w:cs="Times New Roman"/>
+          <w:color w:val="A709F5"/>
+          <w:sz w:val="20"/>
+          <w:szCs w:val="20"/>
+          <w:lang w:val="uk-UA"/>
+        </w:rPr>
+        <w:t>розв</w:t>
+      </w:r>
+      <w:proofErr w:type="spellEnd"/>
+      <w:r>
+        <w:rPr>
+          <w:rFonts w:ascii="Consolas" w:eastAsia="Times New Roman" w:hAnsi="Consolas" w:cs="Times New Roman"/>
+          <w:color w:val="A709F5"/>
+          <w:sz w:val="20"/>
+          <w:szCs w:val="20"/>
+          <w:lang w:val="uk-UA"/>
+        </w:rPr>
+        <w:t>''</w:t>
+      </w:r>
+      <w:proofErr w:type="spellStart"/>
+      <w:r>
+        <w:rPr>
+          <w:rFonts w:ascii="Consolas" w:eastAsia="Times New Roman" w:hAnsi="Consolas" w:cs="Times New Roman"/>
+          <w:color w:val="A709F5"/>
+          <w:sz w:val="20"/>
+          <w:szCs w:val="20"/>
+          <w:lang w:val="uk-UA"/>
+        </w:rPr>
+        <w:t>язанням</w:t>
+      </w:r>
+      <w:proofErr w:type="spellEnd"/>
+      <w:r>
+        <w:rPr>
+          <w:rFonts w:ascii="Consolas" w:eastAsia="Times New Roman" w:hAnsi="Consolas" w:cs="Times New Roman"/>
+          <w:color w:val="A709F5"/>
+          <w:sz w:val="20"/>
+          <w:szCs w:val="20"/>
+          <w:lang w:val="uk-UA"/>
+        </w:rPr>
+        <w:t>. Код виходу: %d\n'</w:t>
+      </w:r>
+      <w:r>
+        <w:rPr>
+          <w:rFonts w:ascii="Consolas" w:eastAsia="Times New Roman" w:hAnsi="Consolas" w:cs="Times New Roman"/>
+          <w:sz w:val="20"/>
+          <w:szCs w:val="20"/>
+          <w:lang w:val="uk-UA"/>
+        </w:rPr>
+        <w:t xml:space="preserve">, </w:t>
+      </w:r>
+      <w:proofErr w:type="spellStart"/>
+      <w:r>
+        <w:rPr>
+          <w:rFonts w:ascii="Consolas" w:eastAsia="Times New Roman" w:hAnsi="Consolas" w:cs="Times New Roman"/>
+          <w:sz w:val="20"/>
+          <w:szCs w:val="20"/>
+          <w:lang w:val="uk-UA"/>
+        </w:rPr>
+        <w:t>exitflag</w:t>
+      </w:r>
+      <w:proofErr w:type="spellEnd"/>
+      <w:r>
+        <w:rPr>
+          <w:rFonts w:ascii="Consolas" w:eastAsia="Times New Roman" w:hAnsi="Consolas" w:cs="Times New Roman"/>
+          <w:sz w:val="20"/>
+          <w:szCs w:val="20"/>
+          <w:lang w:val="uk-UA"/>
+        </w:rPr>
+        <w:t>);</w:t>
+      </w:r>
+    </w:p>
+    <w:p>
+      <w:pPr>
+        <w:spacing w:line="240" w:lineRule="auto"/>
+        <w:rPr>
+          <w:rFonts w:ascii="Consolas" w:eastAsia="Times New Roman" w:hAnsi="Consolas" w:cs="Times New Roman"/>
+          <w:sz w:val="20"/>
+          <w:szCs w:val="20"/>
+          <w:lang w:val="uk-UA"/>
+        </w:rPr>
+      </w:pPr>
+      <w:r>
+        <w:rPr>
+          <w:rFonts w:ascii="Consolas" w:eastAsia="Times New Roman" w:hAnsi="Consolas" w:cs="Times New Roman"/>
+          <w:sz w:val="20"/>
+          <w:szCs w:val="20"/>
+          <w:lang w:val="uk-UA"/>
+        </w:rPr>
+        <w:t xml:space="preserve">    </w:t>
+      </w:r>
+      <w:proofErr w:type="spellStart"/>
+      <w:r>
+        <w:rPr>
+          <w:rFonts w:ascii="Consolas" w:eastAsia="Times New Roman" w:hAnsi="Consolas" w:cs="Times New Roman"/>
+          <w:sz w:val="20"/>
+          <w:szCs w:val="20"/>
+          <w:lang w:val="uk-UA"/>
+        </w:rPr>
+        <w:t>disp</w:t>
+      </w:r>
+      <w:proofErr w:type="spellEnd"/>
+      <w:r>
+        <w:rPr>
+          <w:rFonts w:ascii="Consolas" w:eastAsia="Times New Roman" w:hAnsi="Consolas" w:cs="Times New Roman"/>
+          <w:sz w:val="20"/>
+          <w:szCs w:val="20"/>
+          <w:lang w:val="uk-UA"/>
+        </w:rPr>
+        <w:t>(</w:t>
+      </w:r>
+      <w:proofErr w:type="spellStart"/>
+      <w:r>
+        <w:rPr>
+          <w:rFonts w:ascii="Consolas" w:eastAsia="Times New Roman" w:hAnsi="Consolas" w:cs="Times New Roman"/>
+          <w:sz w:val="20"/>
+          <w:szCs w:val="20"/>
+          <w:lang w:val="uk-UA"/>
+        </w:rPr>
+        <w:t>output.message</w:t>
+      </w:r>
+      <w:proofErr w:type="spellEnd"/>
+      <w:r>
+        <w:rPr>
+          <w:rFonts w:ascii="Consolas" w:eastAsia="Times New Roman" w:hAnsi="Consolas" w:cs="Times New Roman"/>
+          <w:sz w:val="20"/>
+          <w:szCs w:val="20"/>
+          <w:lang w:val="uk-UA"/>
+        </w:rPr>
+        <w:t>);</w:t>
+      </w:r>
+    </w:p>
+    <w:p>
+      <w:pPr>
+        <w:spacing w:line="240" w:lineRule="auto"/>
+        <w:rPr>
+          <w:rFonts w:ascii="Consolas" w:eastAsia="Times New Roman" w:hAnsi="Consolas" w:cs="Times New Roman"/>
+          <w:sz w:val="20"/>
+          <w:szCs w:val="20"/>
+          <w:lang w:val="uk-UA"/>
+        </w:rPr>
+      </w:pPr>
+      <w:proofErr w:type="spellStart"/>
+      <w:r>
+        <w:rPr>
+          <w:rFonts w:ascii="Consolas" w:eastAsia="Times New Roman" w:hAnsi="Consolas" w:cs="Times New Roman"/>
+          <w:color w:val="0E00FF"/>
+          <w:sz w:val="20"/>
+          <w:szCs w:val="20"/>
+          <w:lang w:val="uk-UA"/>
+        </w:rPr>
+        <w:t>end</w:t>
+      </w:r>
+      <w:proofErr w:type="spellEnd"/>
     </w:p>
     <w:p/>
     <w:p>
@@ -371,6 +6309,146 @@
       </w:r>
     </w:p>
     <w:p/>
+    <w:p>
+      <w:pPr>
+        <w:spacing w:line="257" w:lineRule="atLeast"/>
+        <w:rPr>
+          <w:rFonts w:ascii="Consolas" w:eastAsia="Times New Roman" w:hAnsi="Consolas" w:cs="Times New Roman"/>
+          <w:sz w:val="20"/>
+          <w:szCs w:val="20"/>
+          <w:lang w:val="uk-UA"/>
+        </w:rPr>
+      </w:pPr>
+      <w:r>
+        <w:rPr>
+          <w:rFonts w:ascii="Consolas" w:eastAsia="Times New Roman" w:hAnsi="Consolas" w:cs="Times New Roman"/>
+          <w:sz w:val="20"/>
+          <w:szCs w:val="20"/>
+          <w:lang w:val="uk-UA"/>
+        </w:rPr>
+        <w:t>k1 = 1.22</w:t>
+      </w:r>
+    </w:p>
+    <w:p>
+      <w:pPr>
+        <w:spacing w:line="257" w:lineRule="atLeast"/>
+        <w:rPr>
+          <w:rFonts w:ascii="Consolas" w:eastAsia="Times New Roman" w:hAnsi="Consolas" w:cs="Times New Roman"/>
+          <w:sz w:val="20"/>
+          <w:szCs w:val="20"/>
+          <w:lang w:val="uk-UA"/>
+        </w:rPr>
+      </w:pPr>
+      <w:r>
+        <w:rPr>
+          <w:rFonts w:ascii="Consolas" w:eastAsia="Times New Roman" w:hAnsi="Consolas" w:cs="Times New Roman"/>
+          <w:sz w:val="20"/>
+          <w:szCs w:val="20"/>
+          <w:lang w:val="uk-UA"/>
+        </w:rPr>
+        <w:t>k2 = 0.68</w:t>
+      </w:r>
+    </w:p>
+    <w:p>
+      <w:pPr>
+        <w:spacing w:line="257" w:lineRule="atLeast"/>
+        <w:rPr>
+          <w:rFonts w:ascii="Consolas" w:eastAsia="Times New Roman" w:hAnsi="Consolas" w:cs="Times New Roman"/>
+          <w:sz w:val="20"/>
+          <w:szCs w:val="20"/>
+          <w:lang w:val="uk-UA"/>
+        </w:rPr>
+      </w:pPr>
+      <w:r>
+        <w:rPr>
+          <w:rFonts w:ascii="Consolas" w:eastAsia="Times New Roman" w:hAnsi="Consolas" w:cs="Times New Roman"/>
+          <w:sz w:val="20"/>
+          <w:szCs w:val="20"/>
+          <w:lang w:val="uk-UA"/>
+        </w:rPr>
+        <w:t>Початкові концентрації:</w:t>
+      </w:r>
+    </w:p>
+    <w:p>
+      <w:pPr>
+        <w:spacing w:line="257" w:lineRule="atLeast"/>
+        <w:rPr>
+          <w:rFonts w:ascii="Consolas" w:eastAsia="Times New Roman" w:hAnsi="Consolas" w:cs="Times New Roman"/>
+          <w:sz w:val="20"/>
+          <w:szCs w:val="20"/>
+          <w:lang w:val="uk-UA"/>
+        </w:rPr>
+      </w:pPr>
+      <w:r>
+        <w:rPr>
+          <w:rFonts w:ascii="Consolas" w:eastAsia="Times New Roman" w:hAnsi="Consolas" w:cs="Times New Roman"/>
+          <w:sz w:val="20"/>
+          <w:szCs w:val="20"/>
+          <w:lang w:val="uk-UA"/>
+        </w:rPr>
+        <w:t>[A]0 = 4.5</w:t>
+      </w:r>
+    </w:p>
+    <w:p>
+      <w:pPr>
+        <w:spacing w:line="257" w:lineRule="atLeast"/>
+        <w:rPr>
+          <w:rFonts w:ascii="Consolas" w:eastAsia="Times New Roman" w:hAnsi="Consolas" w:cs="Times New Roman"/>
+          <w:sz w:val="20"/>
+          <w:szCs w:val="20"/>
+          <w:lang w:val="uk-UA"/>
+        </w:rPr>
+      </w:pPr>
+      <w:r>
+        <w:rPr>
+          <w:rFonts w:ascii="Consolas" w:eastAsia="Times New Roman" w:hAnsi="Consolas" w:cs="Times New Roman"/>
+          <w:sz w:val="20"/>
+          <w:szCs w:val="20"/>
+          <w:lang w:val="uk-UA"/>
+        </w:rPr>
+        <w:t>[B]0 = 2.5</w:t>
+      </w:r>
+    </w:p>
+    <w:p>
+      <w:pPr>
+        <w:spacing w:line="257" w:lineRule="atLeast"/>
+        <w:rPr>
+          <w:rFonts w:ascii="Consolas" w:eastAsia="Times New Roman" w:hAnsi="Consolas" w:cs="Times New Roman"/>
+          <w:sz w:val="20"/>
+          <w:szCs w:val="20"/>
+          <w:lang w:val="uk-UA"/>
+        </w:rPr>
+      </w:pPr>
+      <w:r>
+        <w:rPr>
+          <w:rFonts w:ascii="Consolas" w:eastAsia="Times New Roman" w:hAnsi="Consolas" w:cs="Times New Roman"/>
+          <w:sz w:val="20"/>
+          <w:szCs w:val="20"/>
+          <w:lang w:val="uk-UA"/>
+        </w:rPr>
+        <w:t>[C]0 = 0</w:t>
+      </w:r>
+    </w:p>
+    <w:p>
+      <w:pPr>
+        <w:spacing w:line="257" w:lineRule="atLeast"/>
+        <w:rPr>
+          <w:rFonts w:ascii="Consolas" w:eastAsia="Times New Roman" w:hAnsi="Consolas" w:cs="Times New Roman"/>
+          <w:sz w:val="20"/>
+          <w:szCs w:val="20"/>
+          <w:lang w:val="uk-UA"/>
+        </w:rPr>
+      </w:pPr>
+      <w:r>
+        <w:rPr>
+          <w:rFonts w:ascii="Consolas" w:eastAsia="Times New Roman" w:hAnsi="Consolas" w:cs="Times New Roman"/>
+          <w:sz w:val="20"/>
+          <w:szCs w:val="20"/>
+          <w:lang w:val="uk-UA"/>
+        </w:rPr>
+        <w:t>[D]0 = 0</w:t>
+      </w:r>
+    </w:p>
     <w:p/>
     <w:p>
       <w:pPr>
@@ -420,7 +6498,7 @@
                     <pic:cNvPicPr/>
                   </pic:nvPicPr>
                   <pic:blipFill>
-                    <a:blip r:embed="rId4"/>
+                    <a:blip r:embed="rId6"/>
                     <a:stretch>
                       <a:fillRect/>
                     </a:stretch>
